--- a/러시아 인권변호사/5부/5부_6화_국제적_고립과_압박.docx
+++ b/러시아 인권변호사/5부/5부_6화_국제적_고립과_압박.docx
@@ -36,7 +36,7 @@
           <w:i w:val="0"/>
           <w:sz w:val="22"/>
         </w:rPr>
-        <w:t>알렉세이 “료샤” 오를로프(대통령) / 아나톨리 그레벤시코프(정무 참모) / 카탸 리시나(대통령 행정실장) / 이리나 마르첸코(대통령 법률 자문) / 세르게이 알렉산드로비치 크릴로프 장군(보안 블록 책임자) / 국방장관 유리 파블로비치 말리셰프(신규, 강경파) / 케르소니아 대통령 특사 다미르 니콜라예비치 볼차노프(신규, 가상 국가 케르소니아) / EU 대표 한스 브레너(신규) / 민족주의 방송인 로만 드미트리예비치 그라초프(신규) / 참전 용사(스튜디오 게스트, 단역) / 키릴 안드레예비치 스미르노프(국가재정투명성청장) / 아나스타시야(나스탸) 드미트리예브나(국가재정투명성청 공동 책임자) / 베라 수보로바(4부 1화의 참전 군인 어머니, 전화)</w:t>
+        <w:t>알렉세이 “료샤” 오를로프(대통령) / 아나톨리 그레벤시코프(정무 참모) / 카탸 리시나(대통령 행정실장) / 이리나 마르첸코(대통령 법률 자문) / 세르게이 알렉산드로비치 크릴로프 장군(보안 블록 책임자) / 국방장관 유리 파블로비치 말리셰프(신규, 강경파) / 케르소니아 대통령 특사 다미르 니콜라예비치 볼차노프(신규, 가상 국가 케르소니아) / EU 대표 한스 브레너(신규) / 민족주의 방송인 로만 드미트리예비치 그라초프(신규) / 참전 용사(스튜디오 게스트, 단역) / 키릴 안드레예비치 스미르노프(국가재정투명성청장) / 아나스타시야(나스탸) 드미트리예브나(국가재정투명성청 공동 책임자) / 이졸다 티모페예브나 소콜로바(수석 감사역) / 베니아민 올레고비치 스트레시네프(포렌식 회계사) / 베라 수보로바(4부 1화의 참전 군인 어머니, 전화)</w:t>
       </w:r>
     </w:p>
     <w:p>
@@ -62,7 +62,7 @@
           <w:i w:val="0"/>
           <w:sz w:val="22"/>
         </w:rPr>
-        <w:t>5화의 장례식으로부터 약 한 달 뒤, 취임 다섯 달째. 3년 넘게 이어진 국경 분쟁을 끝내기 위한 협상이 시작되고, 서방의 제재 완화 조건과 국내 강경파의 반발이 동시에 료샤를 압박한다.</w:t>
+        <w:t>5화의 장례식으로부터 약 한 달 뒤, 취임 다섯 달째. 정상회담 취소, 해외 자산 동결, 결제 차단으로 새 정부는 국제적으로 고립되어 있고 동쪽 파트너마저 약점을 이용해 값을 깎으려 한다. 3년 넘게 이어진 국경 분쟁을 끝내기 위한 협상이 시작되고, 서방의 제재 완화 조건과 국내 강경파의 반발이 동시에 료샤를 압박한다.</w:t>
       </w:r>
     </w:p>
     <w:p>
@@ -78,7 +78,7 @@
           <w:color w:val="1F3864"/>
           <w:sz w:val="26"/>
         </w:rPr>
-        <w:t>장면 1 — 평화 협상의 시작</w:t>
+        <w:t>장면 1 — 고립의 아침</w:t>
       </w:r>
     </w:p>
     <w:p>
@@ -92,276 +92,7 @@
           <w:i w:val="0"/>
           <w:sz w:val="22"/>
         </w:rPr>
-        <w:t xml:space="preserve">Гребенщиков: </w:t>
-      </w:r>
-      <w:r>
-        <w:rPr>
-          <w:rFonts w:ascii="Times New Roman" w:hAnsi="Times New Roman" w:eastAsia="Malgun Gothic"/>
-          <w:b w:val="0"/>
-          <w:i w:val="0"/>
-          <w:sz w:val="22"/>
-        </w:rPr>
-        <w:t>Алексей Николаевич, Керсония согласилась на предварительные консультации о прекращении огня. Первая встреча — через неделю, в нейтральной стране.</w:t>
-      </w:r>
-    </w:p>
-    <w:p>
-      <w:pPr>
-        <w:spacing w:before="0" w:after="110" w:line="300" w:lineRule="auto"/>
-      </w:pPr>
-      <w:r>
-        <w:rPr>
-          <w:rFonts w:ascii="Times New Roman" w:hAnsi="Times New Roman" w:eastAsia="Malgun Gothic"/>
-          <w:b/>
-          <w:i w:val="0"/>
-          <w:sz w:val="22"/>
-        </w:rPr>
-        <w:t xml:space="preserve">Лёша: </w:t>
-      </w:r>
-      <w:r>
-        <w:rPr>
-          <w:rFonts w:ascii="Times New Roman" w:hAnsi="Times New Roman" w:eastAsia="Malgun Gothic"/>
-          <w:b w:val="0"/>
-          <w:i w:val="0"/>
-          <w:sz w:val="22"/>
-        </w:rPr>
-        <w:t>После трёх лет конфликта — наконец шаг вперёд.</w:t>
-      </w:r>
-    </w:p>
-    <w:p>
-      <w:pPr>
-        <w:spacing w:before="0" w:after="110" w:line="300" w:lineRule="auto"/>
-      </w:pPr>
-      <w:r>
-        <w:rPr>
-          <w:rFonts w:ascii="Times New Roman" w:hAnsi="Times New Roman" w:eastAsia="Malgun Gothic"/>
-          <w:b/>
-          <w:i w:val="0"/>
-          <w:sz w:val="22"/>
-        </w:rPr>
-        <w:t xml:space="preserve">Ирина: </w:t>
-      </w:r>
-      <w:r>
-        <w:rPr>
-          <w:rFonts w:ascii="Times New Roman" w:hAnsi="Times New Roman" w:eastAsia="Malgun Gothic"/>
-          <w:b w:val="0"/>
-          <w:i w:val="0"/>
-          <w:sz w:val="22"/>
-        </w:rPr>
-        <w:t>Общество устало от войны, судя по всем опросам. Но переговоры — политически рискованный шаг, особенно если Керсония потребует территориальных уступок.</w:t>
-      </w:r>
-    </w:p>
-    <w:p>
-      <w:pPr>
-        <w:spacing w:before="0" w:after="110" w:line="300" w:lineRule="auto"/>
-      </w:pPr>
-      <w:r>
-        <w:rPr>
-          <w:rFonts w:ascii="Times New Roman" w:hAnsi="Times New Roman" w:eastAsia="Malgun Gothic"/>
-          <w:b/>
-          <w:i w:val="0"/>
-          <w:sz w:val="22"/>
-        </w:rPr>
         <w:t xml:space="preserve">Катя: </w:t>
-      </w:r>
-      <w:r>
-        <w:rPr>
-          <w:rFonts w:ascii="Times New Roman" w:hAnsi="Times New Roman" w:eastAsia="Malgun Gothic"/>
-          <w:b w:val="0"/>
-          <w:i w:val="0"/>
-          <w:sz w:val="22"/>
-        </w:rPr>
-        <w:t>Военные уже нервничают. Министр обороны Малышев вчера выступил с довольно резким заявлением о «недопустимости капитуляции».</w:t>
-      </w:r>
-    </w:p>
-    <w:p>
-      <w:pPr>
-        <w:spacing w:before="0" w:after="110" w:line="300" w:lineRule="auto"/>
-      </w:pPr>
-      <w:r>
-        <w:rPr>
-          <w:rFonts w:ascii="Times New Roman" w:hAnsi="Times New Roman" w:eastAsia="Malgun Gothic"/>
-          <w:b/>
-          <w:i w:val="0"/>
-          <w:sz w:val="22"/>
-        </w:rPr>
-        <w:t xml:space="preserve">Лёша: </w:t>
-      </w:r>
-      <w:r>
-        <w:rPr>
-          <w:rFonts w:ascii="Times New Roman" w:hAnsi="Times New Roman" w:eastAsia="Malgun Gothic"/>
-          <w:b w:val="0"/>
-          <w:i w:val="0"/>
-          <w:sz w:val="22"/>
-        </w:rPr>
-        <w:t>Мирные переговоры — не капитуляция, Катя. Это признание того, что бесконечная война разрушает страну быстрее любого внешнего врага.</w:t>
-      </w:r>
-    </w:p>
-    <w:p>
-      <w:pPr>
-        <w:spacing w:before="0" w:after="110" w:line="300" w:lineRule="auto"/>
-      </w:pPr>
-      <w:r>
-        <w:rPr>
-          <w:rFonts w:ascii="Times New Roman" w:hAnsi="Times New Roman" w:eastAsia="Malgun Gothic"/>
-          <w:b/>
-          <w:i w:val="0"/>
-          <w:sz w:val="22"/>
-        </w:rPr>
-        <w:t xml:space="preserve">Гребенщиков: </w:t>
-      </w:r>
-      <w:r>
-        <w:rPr>
-          <w:rFonts w:ascii="Times New Roman" w:hAnsi="Times New Roman" w:eastAsia="Malgun Gothic"/>
-          <w:b w:val="0"/>
-          <w:i w:val="0"/>
-          <w:sz w:val="22"/>
-        </w:rPr>
-        <w:t>Вы это обещали ещё в кампанию. Помните женщину на встрече с избирателями — у неё сын третий год на границе?</w:t>
-      </w:r>
-    </w:p>
-    <w:p>
-      <w:pPr>
-        <w:spacing w:before="0" w:after="110" w:line="300" w:lineRule="auto"/>
-      </w:pPr>
-      <w:r>
-        <w:rPr>
-          <w:rFonts w:ascii="Times New Roman" w:hAnsi="Times New Roman" w:eastAsia="Malgun Gothic"/>
-          <w:b/>
-          <w:i w:val="0"/>
-          <w:sz w:val="22"/>
-        </w:rPr>
-        <w:t xml:space="preserve">Лёша: </w:t>
-      </w:r>
-      <w:r>
-        <w:rPr>
-          <w:rFonts w:ascii="Times New Roman" w:hAnsi="Times New Roman" w:eastAsia="Malgun Gothic"/>
-          <w:b w:val="0"/>
-          <w:i w:val="0"/>
-          <w:sz w:val="22"/>
-        </w:rPr>
-        <w:t>Вера Суворова. Помню. Я обещал ей не чуда, а честного разговора. Вот он и начинается.</w:t>
-      </w:r>
-    </w:p>
-    <w:p>
-      <w:pPr>
-        <w:keepNext/>
-        <w:spacing w:before="320" w:after="140"/>
-      </w:pPr>
-      <w:r>
-        <w:rPr>
-          <w:rFonts w:ascii="Times New Roman" w:hAnsi="Times New Roman" w:eastAsia="Malgun Gothic"/>
-          <w:b/>
-          <w:i w:val="0"/>
-          <w:color w:val="1F3864"/>
-          <w:sz w:val="26"/>
-        </w:rPr>
-        <w:t>장면 2 — 말리셰프와의 대립</w:t>
-      </w:r>
-    </w:p>
-    <w:p>
-      <w:pPr>
-        <w:spacing w:before="0" w:after="110" w:line="300" w:lineRule="auto"/>
-      </w:pPr>
-      <w:r>
-        <w:rPr>
-          <w:rFonts w:ascii="Times New Roman" w:hAnsi="Times New Roman" w:eastAsia="Malgun Gothic"/>
-          <w:b/>
-          <w:i w:val="0"/>
-          <w:sz w:val="22"/>
-        </w:rPr>
-        <w:t xml:space="preserve">Малышев: </w:t>
-      </w:r>
-      <w:r>
-        <w:rPr>
-          <w:rFonts w:ascii="Times New Roman" w:hAnsi="Times New Roman" w:eastAsia="Malgun Gothic"/>
-          <w:b w:val="0"/>
-          <w:i w:val="0"/>
-          <w:sz w:val="22"/>
-        </w:rPr>
-        <w:t>Алексей Николаевич, при всём уважении — переговоры с Керсонией без предварительных военных успехов будут восприняты как слабость, и внутри страны, и за рубежом.</w:t>
-      </w:r>
-    </w:p>
-    <w:p>
-      <w:pPr>
-        <w:spacing w:before="0" w:after="110" w:line="300" w:lineRule="auto"/>
-      </w:pPr>
-      <w:r>
-        <w:rPr>
-          <w:rFonts w:ascii="Times New Roman" w:hAnsi="Times New Roman" w:eastAsia="Malgun Gothic"/>
-          <w:b/>
-          <w:i w:val="0"/>
-          <w:sz w:val="22"/>
-        </w:rPr>
-        <w:t xml:space="preserve">Лёша: </w:t>
-      </w:r>
-      <w:r>
-        <w:rPr>
-          <w:rFonts w:ascii="Times New Roman" w:hAnsi="Times New Roman" w:eastAsia="Malgun Gothic"/>
-          <w:b w:val="0"/>
-          <w:i w:val="0"/>
-          <w:sz w:val="22"/>
-        </w:rPr>
-        <w:t>Юрий Павлович, три года войны стоили экономике колоссальных ресурсов, а тысячам семей — сыновей. Какого ещё «военного успеха» вы предлагаете дождаться, прежде чем говорить о мире?</w:t>
-      </w:r>
-    </w:p>
-    <w:p>
-      <w:pPr>
-        <w:spacing w:before="0" w:after="110" w:line="300" w:lineRule="auto"/>
-      </w:pPr>
-      <w:r>
-        <w:rPr>
-          <w:rFonts w:ascii="Times New Roman" w:hAnsi="Times New Roman" w:eastAsia="Malgun Gothic"/>
-          <w:b/>
-          <w:i w:val="0"/>
-          <w:sz w:val="22"/>
-        </w:rPr>
-        <w:t xml:space="preserve">Малышев: </w:t>
-      </w:r>
-      <w:r>
-        <w:rPr>
-          <w:rFonts w:ascii="Times New Roman" w:hAnsi="Times New Roman" w:eastAsia="Malgun Gothic"/>
-          <w:b w:val="0"/>
-          <w:i w:val="0"/>
-          <w:sz w:val="22"/>
-        </w:rPr>
-        <w:t>Говорить о мире нужно с позиции силы, а не с позиции того, кто первым моргнул.</w:t>
-      </w:r>
-    </w:p>
-    <w:p>
-      <w:pPr>
-        <w:spacing w:before="0" w:after="110" w:line="300" w:lineRule="auto"/>
-      </w:pPr>
-      <w:r>
-        <w:rPr>
-          <w:rFonts w:ascii="Times New Roman" w:hAnsi="Times New Roman" w:eastAsia="Malgun Gothic"/>
-          <w:b/>
-          <w:i w:val="0"/>
-          <w:sz w:val="22"/>
-        </w:rPr>
-        <w:t xml:space="preserve">Лёша: </w:t>
-      </w:r>
-      <w:r>
-        <w:rPr>
-          <w:rFonts w:ascii="Times New Roman" w:hAnsi="Times New Roman" w:eastAsia="Malgun Gothic"/>
-          <w:b w:val="0"/>
-          <w:i w:val="0"/>
-          <w:sz w:val="22"/>
-        </w:rPr>
-        <w:t>Сила измеряется не только на поле боя. Экономика, международная репутация, единство внутри страны — тоже часть силы. И сейчас именно они истощены больше всего.</w:t>
-      </w:r>
-    </w:p>
-    <w:p>
-      <w:pPr>
-        <w:spacing w:before="0" w:after="110" w:line="300" w:lineRule="auto"/>
-      </w:pPr>
-      <w:r>
-        <w:rPr>
-          <w:rFonts w:ascii="Times New Roman" w:hAnsi="Times New Roman" w:eastAsia="Malgun Gothic"/>
-          <w:b/>
-          <w:i w:val="0"/>
-          <w:sz w:val="22"/>
-        </w:rPr>
-        <w:t xml:space="preserve">Малышев: </w:t>
       </w:r>
       <w:r>
         <w:rPr>
@@ -371,7 +102,7 @@
           <w:color w:val="555555"/>
           <w:sz w:val="22"/>
         </w:rPr>
-        <w:t>(неохотно)</w:t>
+        <w:t>(утренний доклад, листая папку)</w:t>
       </w:r>
       <w:r>
         <w:rPr>
@@ -380,7 +111,7 @@
           <w:i w:val="0"/>
           <w:sz w:val="22"/>
         </w:rPr>
-        <w:t xml:space="preserve"> Как скажете, Алексей Николаевич. Но предупреждаю — офицерский корпус может воспринять это болезненно.</w:t>
+        <w:t xml:space="preserve"> Алексей Николаевич, начну с плохого, потому что хорошего сегодня нет. Встречу на полях саммита отменили. Официально — «перегруженная повестка». Неофициально — никто не хочет фотографироваться с нами, пока идёт война.</w:t>
       </w:r>
     </w:p>
     <w:p>
@@ -403,23 +134,30 @@
           <w:i w:val="0"/>
           <w:sz w:val="22"/>
         </w:rPr>
-        <w:t>Офицерский корпус хоронит своих солдат три года. Думаю, он поймёт лучше, чем вы опасаетесь.</w:t>
+        <w:t>Кто отменил?</w:t>
       </w:r>
     </w:p>
     <w:p>
       <w:pPr>
-        <w:keepNext/>
-        <w:spacing w:before="320" w:after="140"/>
+        <w:spacing w:before="0" w:after="110" w:line="300" w:lineRule="auto"/>
       </w:pPr>
       <w:r>
         <w:rPr>
           <w:rFonts w:ascii="Times New Roman" w:hAnsi="Times New Roman" w:eastAsia="Malgun Gothic"/>
           <w:b/>
           <w:i w:val="0"/>
-          <w:color w:val="1F3864"/>
-          <w:sz w:val="26"/>
-        </w:rPr>
-        <w:t>장면 3 — 서방의 조건</w:t>
+          <w:sz w:val="22"/>
+        </w:rPr>
+        <w:t xml:space="preserve">Катя: </w:t>
+      </w:r>
+      <w:r>
+        <w:rPr>
+          <w:rFonts w:ascii="Times New Roman" w:hAnsi="Times New Roman" w:eastAsia="Malgun Gothic"/>
+          <w:b w:val="0"/>
+          <w:i w:val="0"/>
+          <w:sz w:val="22"/>
+        </w:rPr>
+        <w:t>Все четверо, с кем договаривались. Вежливо, по очереди, за одни сутки. Как будто созвонились.</w:t>
       </w:r>
     </w:p>
     <w:p>
@@ -433,7 +171,7 @@
           <w:i w:val="0"/>
           <w:sz w:val="22"/>
         </w:rPr>
-        <w:t xml:space="preserve">Бреннер: </w:t>
+        <w:t xml:space="preserve">Гребенщиков: </w:t>
       </w:r>
       <w:r>
         <w:rPr>
@@ -442,7 +180,7 @@
           <w:i w:val="0"/>
           <w:sz w:val="22"/>
         </w:rPr>
-        <w:t>Господин президент, Евросоюз готов рассмотреть поэтапное снятие санкций при выполнении ряда условий.</w:t>
+        <w:t>Созвонились, конечно. Для них вы пока — новый президент старой страны. Они ждут, куда качнётся.</w:t>
       </w:r>
     </w:p>
     <w:p>
@@ -465,7 +203,7 @@
           <w:i w:val="0"/>
           <w:sz w:val="22"/>
         </w:rPr>
-        <w:t>Каких именно, Ханс?</w:t>
+        <w:t>Дальше.</w:t>
       </w:r>
     </w:p>
     <w:p>
@@ -479,7 +217,7 @@
           <w:i w:val="0"/>
           <w:sz w:val="22"/>
         </w:rPr>
-        <w:t xml:space="preserve">Бреннер: </w:t>
+        <w:t xml:space="preserve">Катя: </w:t>
       </w:r>
       <w:r>
         <w:rPr>
@@ -488,7 +226,7 @@
           <w:i w:val="0"/>
           <w:sz w:val="22"/>
         </w:rPr>
-        <w:t>Продолжение судебной реформы с международным мониторингом. Независимое расследование исчезновения Дарьи Волковой и гибели Ольги Нестеровой с допуском международных наблюдателей. И, разумеется, прогресс в переговорах с Керсонией.</w:t>
+        <w:t>Резервы за границей по-прежнему заморожены. Два западных банка закрыли корреспондентские счета нашим импортёрам. Партия инсулина стоит на таможне третью неделю — платёж не может пройти.</w:t>
       </w:r>
     </w:p>
     <w:p>
@@ -503,75 +241,6 @@
           <w:sz w:val="22"/>
         </w:rPr>
         <w:t xml:space="preserve">Лёша: </w:t>
-      </w:r>
-      <w:r>
-        <w:rPr>
-          <w:rFonts w:ascii="Times New Roman" w:hAnsi="Times New Roman" w:eastAsia="Malgun Gothic"/>
-          <w:b w:val="0"/>
-          <w:i w:val="0"/>
-          <w:sz w:val="22"/>
-        </w:rPr>
-        <w:t>Судебная реформа идёт полным ходом — вы знаете, какую цену мы за неё уже заплатили. По делу Волковой и Нестеровой — готов обеспечить полную прозрачность. Дарью ищут до сих пор. Я не перестану.</w:t>
-      </w:r>
-    </w:p>
-    <w:p>
-      <w:pPr>
-        <w:spacing w:before="0" w:after="110" w:line="300" w:lineRule="auto"/>
-      </w:pPr>
-      <w:r>
-        <w:rPr>
-          <w:rFonts w:ascii="Times New Roman" w:hAnsi="Times New Roman" w:eastAsia="Malgun Gothic"/>
-          <w:b/>
-          <w:i w:val="0"/>
-          <w:sz w:val="22"/>
-        </w:rPr>
-        <w:t xml:space="preserve">Бреннер: </w:t>
-      </w:r>
-      <w:r>
-        <w:rPr>
-          <w:rFonts w:ascii="Times New Roman" w:hAnsi="Times New Roman" w:eastAsia="Malgun Gothic"/>
-          <w:b w:val="0"/>
-          <w:i w:val="0"/>
-          <w:sz w:val="22"/>
-        </w:rPr>
-        <w:t>Ценим ваши усилия, господин президент. Но буду откровенен: часть европейских лидеров настроена скептически после стольких лет прежней политики. Доверие восстанавливается медленно.</w:t>
-      </w:r>
-    </w:p>
-    <w:p>
-      <w:pPr>
-        <w:spacing w:before="0" w:after="110" w:line="300" w:lineRule="auto"/>
-      </w:pPr>
-      <w:r>
-        <w:rPr>
-          <w:rFonts w:ascii="Times New Roman" w:hAnsi="Times New Roman" w:eastAsia="Malgun Gothic"/>
-          <w:b/>
-          <w:i w:val="0"/>
-          <w:sz w:val="22"/>
-        </w:rPr>
-        <w:t xml:space="preserve">Лёша: </w:t>
-      </w:r>
-      <w:r>
-        <w:rPr>
-          <w:rFonts w:ascii="Times New Roman" w:hAnsi="Times New Roman" w:eastAsia="Malgun Gothic"/>
-          <w:b w:val="0"/>
-          <w:i w:val="0"/>
-          <w:sz w:val="22"/>
-        </w:rPr>
-        <w:t>Понимаю. У вас в Брюсселе, наверное, до сих пор цитируют Тютчева: «Умом Россию не понять, аршином общим не измерить».</w:t>
-      </w:r>
-    </w:p>
-    <w:p>
-      <w:pPr>
-        <w:spacing w:before="0" w:after="110" w:line="300" w:lineRule="auto"/>
-      </w:pPr>
-      <w:r>
-        <w:rPr>
-          <w:rFonts w:ascii="Times New Roman" w:hAnsi="Times New Roman" w:eastAsia="Malgun Gothic"/>
-          <w:b/>
-          <w:i w:val="0"/>
-          <w:sz w:val="22"/>
-        </w:rPr>
-        <w:t xml:space="preserve">Бреннер: </w:t>
       </w:r>
       <w:r>
         <w:rPr>
@@ -581,7 +250,7 @@
           <w:color w:val="555555"/>
           <w:sz w:val="22"/>
         </w:rPr>
-        <w:t>(улыбается)</w:t>
+        <w:t>(резко поднимает голову)</w:t>
       </w:r>
       <w:r>
         <w:rPr>
@@ -590,7 +259,7 @@
           <w:i w:val="0"/>
           <w:sz w:val="22"/>
         </w:rPr>
-        <w:t xml:space="preserve"> Цитируют. Обычно — когда не знают, что делать дальше.</w:t>
+        <w:t xml:space="preserve"> Инсулин?</w:t>
       </w:r>
     </w:p>
     <w:p>
@@ -604,7 +273,7 @@
           <w:i w:val="0"/>
           <w:sz w:val="22"/>
         </w:rPr>
-        <w:t xml:space="preserve">Лёша: </w:t>
+        <w:t xml:space="preserve">Ирина: </w:t>
       </w:r>
       <w:r>
         <w:rPr>
@@ -613,23 +282,30 @@
           <w:i w:val="0"/>
           <w:sz w:val="22"/>
         </w:rPr>
-        <w:t>Тогда предлагаю другой аршин, Ханс. Не верить — проверять. Пусть ваши наблюдатели меряют нас по делам. Верить в Россию будем мы сами.</w:t>
+        <w:t>Уже нашли обходной путь, через нейтральную страну. Но это на двадцать процентов дороже и на месяц дольше.</w:t>
       </w:r>
     </w:p>
     <w:p>
       <w:pPr>
-        <w:keepNext/>
-        <w:spacing w:before="320" w:after="140"/>
+        <w:spacing w:before="0" w:after="110" w:line="300" w:lineRule="auto"/>
       </w:pPr>
       <w:r>
         <w:rPr>
           <w:rFonts w:ascii="Times New Roman" w:hAnsi="Times New Roman" w:eastAsia="Malgun Gothic"/>
           <w:b/>
           <w:i w:val="0"/>
-          <w:color w:val="1F3864"/>
-          <w:sz w:val="26"/>
-        </w:rPr>
-        <w:t>장면 4 — 케르소니아와의 첫 회담</w:t>
+          <w:sz w:val="22"/>
+        </w:rPr>
+        <w:t xml:space="preserve">Лёша: </w:t>
+      </w:r>
+      <w:r>
+        <w:rPr>
+          <w:rFonts w:ascii="Times New Roman" w:hAnsi="Times New Roman" w:eastAsia="Malgun Gothic"/>
+          <w:b w:val="0"/>
+          <w:i w:val="0"/>
+          <w:sz w:val="22"/>
+        </w:rPr>
+        <w:t>А восточные партнёры?</w:t>
       </w:r>
     </w:p>
     <w:p>
@@ -643,7 +319,7 @@
           <w:i w:val="0"/>
           <w:sz w:val="22"/>
         </w:rPr>
-        <w:t xml:space="preserve">Волчанов: </w:t>
+        <w:t xml:space="preserve">Гребенщиков: </w:t>
       </w:r>
       <w:r>
         <w:rPr>
@@ -652,7 +328,7 @@
           <w:i w:val="0"/>
           <w:sz w:val="22"/>
         </w:rPr>
-        <w:t>Господин президент, Керсония готова к диалогу, но наши условия прежние — вывод войск с оспариваемых территорий как предварительное условие полноценных переговоров.</w:t>
+        <w:t>Восточные партнёры видят то же, что и мы, Алексей Николаевич. Что нам больше некуда идти. Поэтому просят скидку на газ — тридцать процентов, контракт на десять лет.</w:t>
       </w:r>
     </w:p>
     <w:p>
@@ -675,7 +351,7 @@
           <w:i w:val="0"/>
           <w:sz w:val="22"/>
         </w:rPr>
-        <w:t>Дамир Николаевич, полный немедленный вывод войск без взаимных гарантий безопасности — предложение, которое ни одна сторона не сможет продать собственному обществу.</w:t>
+        <w:t>Тридцать процентов. На десять лет.</w:t>
       </w:r>
     </w:p>
     <w:p>
@@ -689,7 +365,7 @@
           <w:i w:val="0"/>
           <w:sz w:val="22"/>
         </w:rPr>
-        <w:t xml:space="preserve">Волчанов: </w:t>
+        <w:t xml:space="preserve">Гребенщиков: </w:t>
       </w:r>
       <w:r>
         <w:rPr>
@@ -698,7 +374,7 @@
           <w:i w:val="0"/>
           <w:sz w:val="22"/>
         </w:rPr>
-        <w:t>Тогда что вы предлагаете взамен?</w:t>
+        <w:t>Когда ты один в комнате, цену назначает тот, кто стоит у двери.</w:t>
       </w:r>
     </w:p>
     <w:p>
@@ -712,7 +388,7 @@
           <w:i w:val="0"/>
           <w:sz w:val="22"/>
         </w:rPr>
-        <w:t xml:space="preserve">Лёша: </w:t>
+        <w:t xml:space="preserve">Катя: </w:t>
       </w:r>
       <w:r>
         <w:rPr>
@@ -721,7 +397,7 @@
           <w:i w:val="0"/>
           <w:sz w:val="22"/>
         </w:rPr>
-        <w:t>Поэтапное прекращение огня под международным мониторингом, замороженные линии соприкосновения на переходный период и параллельные переговоры о статусе спорных территорий при посредничестве нейтральной стороны.</w:t>
+        <w:t>И последнее. Авиакомпании: запчасти к западным самолётам кончаются к осени. Региональные рейсы начнут сокращать первыми — Онега, Сибирь, север.</w:t>
       </w:r>
     </w:p>
     <w:p>
@@ -735,7 +411,7 @@
           <w:i w:val="0"/>
           <w:sz w:val="22"/>
         </w:rPr>
-        <w:t xml:space="preserve">Волчанов: </w:t>
+        <w:t xml:space="preserve">Лёша: </w:t>
       </w:r>
       <w:r>
         <w:rPr>
@@ -745,7 +421,7 @@
           <w:color w:val="555555"/>
           <w:sz w:val="22"/>
         </w:rPr>
-        <w:t>(пауза, обдумывая)</w:t>
+        <w:t>(после паузы)</w:t>
       </w:r>
       <w:r>
         <w:rPr>
@@ -754,7 +430,7 @@
           <w:i w:val="0"/>
           <w:sz w:val="22"/>
         </w:rPr>
-        <w:t xml:space="preserve"> Это ближе к тому, что могло бы устроить обе стороны. Передам предложение своему руководству.</w:t>
+        <w:t xml:space="preserve"> То есть страна, в которой мы только что начали чистить суды, тем временем тихо отрезана от мира. И за это платят люди, которые про суды даже не слышали.</w:t>
       </w:r>
     </w:p>
     <w:p>
@@ -768,8 +444,130 @@
           <w:i w:val="0"/>
           <w:sz w:val="22"/>
         </w:rPr>
-        <w:t xml:space="preserve">Волчанов: </w:t>
-      </w:r>
+        <w:t xml:space="preserve">Ирина: </w:t>
+      </w:r>
+      <w:r>
+        <w:rPr>
+          <w:rFonts w:ascii="Times New Roman" w:hAnsi="Times New Roman" w:eastAsia="Malgun Gothic"/>
+          <w:b w:val="0"/>
+          <w:i w:val="0"/>
+          <w:sz w:val="22"/>
+        </w:rPr>
+        <w:t>Санкции вводили против старой власти, Алексей Николаевич. А отменять их будут по вашим поступкам. Это несправедливо, но это так.</w:t>
+      </w:r>
+    </w:p>
+    <w:p>
+      <w:pPr>
+        <w:spacing w:before="0" w:after="110" w:line="300" w:lineRule="auto"/>
+      </w:pPr>
+      <w:r>
+        <w:rPr>
+          <w:rFonts w:ascii="Times New Roman" w:hAnsi="Times New Roman" w:eastAsia="Malgun Gothic"/>
+          <w:b/>
+          <w:i w:val="0"/>
+          <w:sz w:val="22"/>
+        </w:rPr>
+        <w:t xml:space="preserve">Лёша: </w:t>
+      </w:r>
+      <w:r>
+        <w:rPr>
+          <w:rFonts w:ascii="Times New Roman" w:hAnsi="Times New Roman" w:eastAsia="Malgun Gothic"/>
+          <w:b w:val="0"/>
+          <w:i w:val="0"/>
+          <w:sz w:val="22"/>
+        </w:rPr>
+        <w:t>Что нужно, чтобы с нами начали разговаривать?</w:t>
+      </w:r>
+    </w:p>
+    <w:p>
+      <w:pPr>
+        <w:spacing w:before="0" w:after="110" w:line="300" w:lineRule="auto"/>
+      </w:pPr>
+      <w:r>
+        <w:rPr>
+          <w:rFonts w:ascii="Times New Roman" w:hAnsi="Times New Roman" w:eastAsia="Malgun Gothic"/>
+          <w:b/>
+          <w:i w:val="0"/>
+          <w:sz w:val="22"/>
+        </w:rPr>
+        <w:t xml:space="preserve">Гребенщиков: </w:t>
+      </w:r>
+      <w:r>
+        <w:rPr>
+          <w:rFonts w:ascii="Times New Roman" w:hAnsi="Times New Roman" w:eastAsia="Malgun Gothic"/>
+          <w:b w:val="0"/>
+          <w:i w:val="0"/>
+          <w:sz w:val="22"/>
+        </w:rPr>
+        <w:t>Честно? Путей два, и один закрыт: сделать вид, что войны нет, не получится. Остаётся второй — начать её заканчивать.</w:t>
+      </w:r>
+    </w:p>
+    <w:p>
+      <w:pPr>
+        <w:spacing w:before="0" w:after="110" w:line="300" w:lineRule="auto"/>
+      </w:pPr>
+      <w:r>
+        <w:rPr>
+          <w:rFonts w:ascii="Times New Roman" w:hAnsi="Times New Roman" w:eastAsia="Malgun Gothic"/>
+          <w:b/>
+          <w:i w:val="0"/>
+          <w:sz w:val="22"/>
+        </w:rPr>
+        <w:t xml:space="preserve">Лёша: </w:t>
+      </w:r>
+      <w:r>
+        <w:rPr>
+          <w:rFonts w:ascii="Times New Roman" w:hAnsi="Times New Roman" w:eastAsia="Malgun Gothic"/>
+          <w:b w:val="0"/>
+          <w:i w:val="0"/>
+          <w:sz w:val="22"/>
+        </w:rPr>
+        <w:t>Тогда начнём. Анатолий Викторович, мне нужна полная цена изоляции — не в процентах ВВП, а в том, что это значит для людей. Сегодня.</w:t>
+      </w:r>
+    </w:p>
+    <w:p>
+      <w:pPr>
+        <w:spacing w:before="0" w:after="110" w:line="300" w:lineRule="auto"/>
+      </w:pPr>
+      <w:r>
+        <w:rPr>
+          <w:rFonts w:ascii="Times New Roman" w:hAnsi="Times New Roman" w:eastAsia="Malgun Gothic"/>
+          <w:b/>
+          <w:i w:val="0"/>
+          <w:sz w:val="22"/>
+        </w:rPr>
+        <w:t xml:space="preserve">Гребенщиков: </w:t>
+      </w:r>
+      <w:r>
+        <w:rPr>
+          <w:rFonts w:ascii="Times New Roman" w:hAnsi="Times New Roman" w:eastAsia="Malgun Gothic"/>
+          <w:b w:val="0"/>
+          <w:i w:val="0"/>
+          <w:sz w:val="22"/>
+        </w:rPr>
+        <w:t>Полную цену у нас считает одна служба.</w:t>
+      </w:r>
+    </w:p>
+    <w:p>
+      <w:pPr>
+        <w:keepNext/>
+        <w:spacing w:before="320" w:after="140"/>
+      </w:pPr>
+      <w:r>
+        <w:rPr>
+          <w:rFonts w:ascii="Times New Roman" w:hAnsi="Times New Roman" w:eastAsia="Malgun Gothic"/>
+          <w:b/>
+          <w:i w:val="0"/>
+          <w:color w:val="1F3864"/>
+          <w:sz w:val="26"/>
+        </w:rPr>
+        <w:t>장면 2 — 투명성청, 고립의 값</w:t>
+      </w:r>
+    </w:p>
+    <w:p>
+      <w:pPr>
+        <w:spacing w:before="0" w:after="110" w:line="300" w:lineRule="auto"/>
+      </w:pPr>
       <w:r>
         <w:rPr>
           <w:rFonts w:ascii="Times New Roman" w:hAnsi="Times New Roman" w:eastAsia="Malgun Gothic"/>
@@ -778,16 +576,7 @@
           <w:color w:val="555555"/>
           <w:sz w:val="22"/>
         </w:rPr>
-        <w:t>(уже вставая)</w:t>
-      </w:r>
-      <w:r>
-        <w:rPr>
-          <w:rFonts w:ascii="Times New Roman" w:hAnsi="Times New Roman" w:eastAsia="Malgun Gothic"/>
-          <w:b w:val="0"/>
-          <w:i w:val="0"/>
-          <w:sz w:val="22"/>
-        </w:rPr>
-        <w:t xml:space="preserve"> Скажу честно, господин президент: у нас дома тоже есть свой Малышев. И свой ток-шоу.</w:t>
+        <w:t>(Гребенщиков входит в тесный кабинет службы. Изольда, не дожидаясь приветствия, ставит перед ним стакан чая в подстаканнике и придвигает сахарницу. Он садится.)</w:t>
       </w:r>
     </w:p>
     <w:p>
@@ -801,7 +590,7 @@
           <w:i w:val="0"/>
           <w:sz w:val="22"/>
         </w:rPr>
-        <w:t xml:space="preserve">Лёша: </w:t>
+        <w:t xml:space="preserve">Гребенщиков: </w:t>
       </w:r>
       <w:r>
         <w:rPr>
@@ -810,23 +599,30 @@
           <w:i w:val="0"/>
           <w:sz w:val="22"/>
         </w:rPr>
-        <w:t>Значит, нам обоим предстоит трудная неделя.</w:t>
+        <w:t>Изольда Тимофеевна, я вообще-то по срочному делу.</w:t>
       </w:r>
     </w:p>
     <w:p>
       <w:pPr>
-        <w:keepNext/>
-        <w:spacing w:before="320" w:after="140"/>
+        <w:spacing w:before="0" w:after="110" w:line="300" w:lineRule="auto"/>
       </w:pPr>
       <w:r>
         <w:rPr>
           <w:rFonts w:ascii="Times New Roman" w:hAnsi="Times New Roman" w:eastAsia="Malgun Gothic"/>
           <w:b/>
           <w:i w:val="0"/>
-          <w:color w:val="1F3864"/>
-          <w:sz w:val="26"/>
-        </w:rPr>
-        <w:t>장면 5 — 국내 민족주의 반발</w:t>
+          <w:sz w:val="22"/>
+        </w:rPr>
+        <w:t xml:space="preserve">Изольда: </w:t>
+      </w:r>
+      <w:r>
+        <w:rPr>
+          <w:rFonts w:ascii="Times New Roman" w:hAnsi="Times New Roman" w:eastAsia="Malgun Gothic"/>
+          <w:b w:val="0"/>
+          <w:i w:val="0"/>
+          <w:sz w:val="22"/>
+        </w:rPr>
+        <w:t>Я вижу, Анатолий Викторович. Пейте.</w:t>
       </w:r>
     </w:p>
     <w:p>
@@ -840,7 +636,7 @@
           <w:i w:val="0"/>
           <w:sz w:val="22"/>
         </w:rPr>
-        <w:t xml:space="preserve">Грачёв: </w:t>
+        <w:t xml:space="preserve">Гребенщиков: </w:t>
       </w:r>
       <w:r>
         <w:rPr>
@@ -850,7 +646,7 @@
           <w:color w:val="555555"/>
           <w:sz w:val="22"/>
         </w:rPr>
-        <w:t>(в популярном ток-шоу)</w:t>
+        <w:t>(отпивает, помолчав)</w:t>
       </w:r>
       <w:r>
         <w:rPr>
@@ -859,7 +655,7 @@
           <w:i w:val="0"/>
           <w:sz w:val="22"/>
         </w:rPr>
-        <w:t xml:space="preserve"> Президент Орлов готов сдать территории, за которые наши солдаты три года платили кровью! Это предательство памяти погибших!</w:t>
+        <w:t xml:space="preserve"> Президенту нужна цена изоляции. Настоящая.</w:t>
       </w:r>
     </w:p>
     <w:p>
@@ -873,7 +669,191 @@
           <w:i w:val="0"/>
           <w:sz w:val="22"/>
         </w:rPr>
-        <w:t xml:space="preserve">Ветеран: </w:t>
+        <w:t xml:space="preserve">Кирилл: </w:t>
+      </w:r>
+      <w:r>
+        <w:rPr>
+          <w:rFonts w:ascii="Times New Roman" w:hAnsi="Times New Roman" w:eastAsia="Malgun Gothic"/>
+          <w:b w:val="0"/>
+          <w:i w:val="0"/>
+          <w:sz w:val="22"/>
+        </w:rPr>
+        <w:t>Вениамин Олегович считал её последние две недели. Без заказа — просто не мог не посчитать.</w:t>
+      </w:r>
+    </w:p>
+    <w:p>
+      <w:pPr>
+        <w:spacing w:before="0" w:after="110" w:line="300" w:lineRule="auto"/>
+      </w:pPr>
+      <w:r>
+        <w:rPr>
+          <w:rFonts w:ascii="Times New Roman" w:hAnsi="Times New Roman" w:eastAsia="Malgun Gothic"/>
+          <w:b/>
+          <w:i w:val="0"/>
+          <w:sz w:val="22"/>
+        </w:rPr>
+        <w:t xml:space="preserve">Вениамин: </w:t>
+      </w:r>
+      <w:r>
+        <w:rPr>
+          <w:rFonts w:ascii="Times New Roman" w:hAnsi="Times New Roman" w:eastAsia="Malgun Gothic"/>
+          <w:b w:val="0"/>
+          <w:i w:val="0"/>
+          <w:sz w:val="22"/>
+        </w:rPr>
+        <w:t>Если коротко: каждый месяц войны и санкций стоит бюджету примерно столько же, сколько вся судебная реформа за год. Но это ещё не главное.</w:t>
+      </w:r>
+    </w:p>
+    <w:p>
+      <w:pPr>
+        <w:spacing w:before="0" w:after="110" w:line="300" w:lineRule="auto"/>
+      </w:pPr>
+      <w:r>
+        <w:rPr>
+          <w:rFonts w:ascii="Times New Roman" w:hAnsi="Times New Roman" w:eastAsia="Malgun Gothic"/>
+          <w:b/>
+          <w:i w:val="0"/>
+          <w:sz w:val="22"/>
+        </w:rPr>
+        <w:t xml:space="preserve">Гребенщиков: </w:t>
+      </w:r>
+      <w:r>
+        <w:rPr>
+          <w:rFonts w:ascii="Times New Roman" w:hAnsi="Times New Roman" w:eastAsia="Malgun Gothic"/>
+          <w:b w:val="0"/>
+          <w:i w:val="0"/>
+          <w:sz w:val="22"/>
+        </w:rPr>
+        <w:t>А что главное?</w:t>
+      </w:r>
+    </w:p>
+    <w:p>
+      <w:pPr>
+        <w:spacing w:before="0" w:after="110" w:line="300" w:lineRule="auto"/>
+      </w:pPr>
+      <w:r>
+        <w:rPr>
+          <w:rFonts w:ascii="Times New Roman" w:hAnsi="Times New Roman" w:eastAsia="Malgun Gothic"/>
+          <w:b/>
+          <w:i w:val="0"/>
+          <w:sz w:val="22"/>
+        </w:rPr>
+        <w:t xml:space="preserve">Вениамин: </w:t>
+      </w:r>
+      <w:r>
+        <w:rPr>
+          <w:rFonts w:ascii="Times New Roman" w:hAnsi="Times New Roman" w:eastAsia="Malgun Gothic"/>
+          <w:b w:val="0"/>
+          <w:i w:val="0"/>
+          <w:sz w:val="22"/>
+        </w:rPr>
+        <w:t>Кто на этом зарабатывает. Посредники, которые провозят через третьи страны то, что раньше покупали напрямую, берут от пятнадцати до сорока процентов сверху. Лекарства, запчасти, станки.</w:t>
+      </w:r>
+    </w:p>
+    <w:p>
+      <w:pPr>
+        <w:spacing w:before="0" w:after="110" w:line="300" w:lineRule="auto"/>
+      </w:pPr>
+      <w:r>
+        <w:rPr>
+          <w:rFonts w:ascii="Times New Roman" w:hAnsi="Times New Roman" w:eastAsia="Malgun Gothic"/>
+          <w:b/>
+          <w:i w:val="0"/>
+          <w:sz w:val="22"/>
+        </w:rPr>
+        <w:t xml:space="preserve">Настя: </w:t>
+      </w:r>
+      <w:r>
+        <w:rPr>
+          <w:rFonts w:ascii="Times New Roman" w:hAnsi="Times New Roman" w:eastAsia="Malgun Gothic"/>
+          <w:b w:val="0"/>
+          <w:i w:val="0"/>
+          <w:sz w:val="22"/>
+        </w:rPr>
+        <w:t>И эти посредники, Анатолий Викторович, — во многом старые знакомые. Те же прокладки, те же номинальные директора. Для них изоляция — не беда, а бизнес-модель.</w:t>
+      </w:r>
+    </w:p>
+    <w:p>
+      <w:pPr>
+        <w:spacing w:before="0" w:after="110" w:line="300" w:lineRule="auto"/>
+      </w:pPr>
+      <w:r>
+        <w:rPr>
+          <w:rFonts w:ascii="Times New Roman" w:hAnsi="Times New Roman" w:eastAsia="Malgun Gothic"/>
+          <w:b/>
+          <w:i w:val="0"/>
+          <w:sz w:val="22"/>
+        </w:rPr>
+        <w:t xml:space="preserve">Гребенщиков: </w:t>
+      </w:r>
+      <w:r>
+        <w:rPr>
+          <w:rFonts w:ascii="Times New Roman" w:hAnsi="Times New Roman" w:eastAsia="Malgun Gothic"/>
+          <w:b w:val="0"/>
+          <w:i w:val="0"/>
+          <w:sz w:val="22"/>
+        </w:rPr>
+        <w:t>То есть мир им невыгоден.</w:t>
+      </w:r>
+    </w:p>
+    <w:p>
+      <w:pPr>
+        <w:spacing w:before="0" w:after="110" w:line="300" w:lineRule="auto"/>
+      </w:pPr>
+      <w:r>
+        <w:rPr>
+          <w:rFonts w:ascii="Times New Roman" w:hAnsi="Times New Roman" w:eastAsia="Malgun Gothic"/>
+          <w:b/>
+          <w:i w:val="0"/>
+          <w:sz w:val="22"/>
+        </w:rPr>
+        <w:t xml:space="preserve">Настя: </w:t>
+      </w:r>
+      <w:r>
+        <w:rPr>
+          <w:rFonts w:ascii="Times New Roman" w:hAnsi="Times New Roman" w:eastAsia="Malgun Gothic"/>
+          <w:b w:val="0"/>
+          <w:i w:val="0"/>
+          <w:sz w:val="22"/>
+        </w:rPr>
+        <w:t>Мир для них — банкротство. Так что ждите: как только появятся переговоры, появятся и те, кто будет их срывать. Громко или тихо.</w:t>
+      </w:r>
+    </w:p>
+    <w:p>
+      <w:pPr>
+        <w:spacing w:before="0" w:after="110" w:line="300" w:lineRule="auto"/>
+      </w:pPr>
+      <w:r>
+        <w:rPr>
+          <w:rFonts w:ascii="Times New Roman" w:hAnsi="Times New Roman" w:eastAsia="Malgun Gothic"/>
+          <w:b/>
+          <w:i w:val="0"/>
+          <w:sz w:val="22"/>
+        </w:rPr>
+        <w:t xml:space="preserve">Изольда: </w:t>
+      </w:r>
+      <w:r>
+        <w:rPr>
+          <w:rFonts w:ascii="Times New Roman" w:hAnsi="Times New Roman" w:eastAsia="Malgun Gothic"/>
+          <w:b w:val="0"/>
+          <w:i w:val="0"/>
+          <w:sz w:val="22"/>
+        </w:rPr>
+        <w:t>Тридцать лет в профессии, Анатолий Викторович: самые громкие патриоты в отчётности обычно сидят в графе «прочие расходы».</w:t>
+      </w:r>
+    </w:p>
+    <w:p>
+      <w:pPr>
+        <w:spacing w:before="0" w:after="110" w:line="300" w:lineRule="auto"/>
+      </w:pPr>
+      <w:r>
+        <w:rPr>
+          <w:rFonts w:ascii="Times New Roman" w:hAnsi="Times New Roman" w:eastAsia="Malgun Gothic"/>
+          <w:b/>
+          <w:i w:val="0"/>
+          <w:sz w:val="22"/>
+        </w:rPr>
+        <w:t xml:space="preserve">Гребенщиков: </w:t>
       </w:r>
       <w:r>
         <w:rPr>
@@ -883,7 +863,7 @@
           <w:color w:val="555555"/>
           <w:sz w:val="22"/>
         </w:rPr>
-        <w:t>(гость студии)</w:t>
+        <w:t>(допивая чай)</w:t>
       </w:r>
       <w:r>
         <w:rPr>
@@ -892,7 +872,7 @@
           <w:i w:val="0"/>
           <w:sz w:val="22"/>
         </w:rPr>
-        <w:t xml:space="preserve"> Роман Дмитриевич, при всём уважении — я сам там воевал. И скажу прямо: не хочу, чтобы мой сын воевал там же через десять лет, если войну можно закончить сейчас на разумных условиях.</w:t>
+        <w:t xml:space="preserve"> Это я президенту дословно передавать не буду.</w:t>
       </w:r>
     </w:p>
     <w:p>
@@ -906,7 +886,7 @@
           <w:i w:val="0"/>
           <w:sz w:val="22"/>
         </w:rPr>
-        <w:t xml:space="preserve">Грачёв: </w:t>
+        <w:t xml:space="preserve">Изольда: </w:t>
       </w:r>
       <w:r>
         <w:rPr>
@@ -915,7 +895,7 @@
           <w:i w:val="0"/>
           <w:sz w:val="22"/>
         </w:rPr>
-        <w:t>«Разумные условия» — эвфемизм для капитуляции!</w:t>
+        <w:t>Передайте цифры. Остальное он поймёт сам.</w:t>
       </w:r>
     </w:p>
     <w:p>
@@ -929,7 +909,7 @@
           <w:i w:val="0"/>
           <w:sz w:val="22"/>
         </w:rPr>
-        <w:t xml:space="preserve">Ветеран: </w:t>
+        <w:t xml:space="preserve">Кирилл: </w:t>
       </w:r>
       <w:r>
         <w:rPr>
@@ -938,7 +918,7 @@
           <w:i w:val="0"/>
           <w:sz w:val="22"/>
         </w:rPr>
-        <w:t>Или эвфемизм для здравого смысла. Одно дело — воевать, когда нет иного выхода. Другое — продолжать воевать только ради того, чтобы не выглядеть слабым.</w:t>
+        <w:t>Таблица будет у вас через час. С людьми, а не с процентами — как он просил.</w:t>
       </w:r>
     </w:p>
     <w:p>
@@ -952,7 +932,7 @@
           <w:i w:val="0"/>
           <w:sz w:val="22"/>
         </w:rPr>
-        <w:t xml:space="preserve">Грачёв: </w:t>
+        <w:t xml:space="preserve">Гребенщиков: </w:t>
       </w:r>
       <w:r>
         <w:rPr>
@@ -961,7 +941,7 @@
           <w:i w:val="0"/>
           <w:sz w:val="22"/>
         </w:rPr>
-        <w:t>Вы говорите как человек, которому заплатили!</w:t>
+        <w:t>Откуда вы знаете, как он просил?</w:t>
       </w:r>
     </w:p>
     <w:p>
@@ -975,7 +955,361 @@
           <w:i w:val="0"/>
           <w:sz w:val="22"/>
         </w:rPr>
-        <w:t xml:space="preserve">Ветеран: </w:t>
+        <w:t xml:space="preserve">Кирилл: </w:t>
+      </w:r>
+      <w:r>
+        <w:rPr>
+          <w:rFonts w:ascii="Times New Roman" w:hAnsi="Times New Roman" w:eastAsia="Malgun Gothic"/>
+          <w:b w:val="0"/>
+          <w:i w:val="0"/>
+          <w:sz w:val="22"/>
+        </w:rPr>
+        <w:t>Он всегда так просит.</w:t>
+      </w:r>
+    </w:p>
+    <w:p>
+      <w:pPr>
+        <w:keepNext/>
+        <w:spacing w:before="320" w:after="140"/>
+      </w:pPr>
+      <w:r>
+        <w:rPr>
+          <w:rFonts w:ascii="Times New Roman" w:hAnsi="Times New Roman" w:eastAsia="Malgun Gothic"/>
+          <w:b/>
+          <w:i w:val="0"/>
+          <w:color w:val="1F3864"/>
+          <w:sz w:val="26"/>
+        </w:rPr>
+        <w:t>장면 3 — 평화 협상의 시작</w:t>
+      </w:r>
+    </w:p>
+    <w:p>
+      <w:pPr>
+        <w:spacing w:before="0" w:after="110" w:line="300" w:lineRule="auto"/>
+      </w:pPr>
+      <w:r>
+        <w:rPr>
+          <w:rFonts w:ascii="Times New Roman" w:hAnsi="Times New Roman" w:eastAsia="Malgun Gothic"/>
+          <w:b/>
+          <w:i w:val="0"/>
+          <w:sz w:val="22"/>
+        </w:rPr>
+        <w:t xml:space="preserve">Гребенщиков: </w:t>
+      </w:r>
+      <w:r>
+        <w:rPr>
+          <w:rFonts w:ascii="Times New Roman" w:hAnsi="Times New Roman" w:eastAsia="Malgun Gothic"/>
+          <w:b w:val="0"/>
+          <w:i w:val="0"/>
+          <w:sz w:val="22"/>
+        </w:rPr>
+        <w:t>Алексей Николаевич, Керсония согласилась на предварительные консультации о прекращении огня. Первая встреча — через неделю, в нейтральной стране.</w:t>
+      </w:r>
+    </w:p>
+    <w:p>
+      <w:pPr>
+        <w:spacing w:before="0" w:after="110" w:line="300" w:lineRule="auto"/>
+      </w:pPr>
+      <w:r>
+        <w:rPr>
+          <w:rFonts w:ascii="Times New Roman" w:hAnsi="Times New Roman" w:eastAsia="Malgun Gothic"/>
+          <w:b/>
+          <w:i w:val="0"/>
+          <w:sz w:val="22"/>
+        </w:rPr>
+        <w:t xml:space="preserve">Лёша: </w:t>
+      </w:r>
+      <w:r>
+        <w:rPr>
+          <w:rFonts w:ascii="Times New Roman" w:hAnsi="Times New Roman" w:eastAsia="Malgun Gothic"/>
+          <w:b w:val="0"/>
+          <w:i w:val="0"/>
+          <w:sz w:val="22"/>
+        </w:rPr>
+        <w:t>После трёх лет конфликта и месяца, когда нам никто не отвечал на звонки, — наконец шаг вперёд.</w:t>
+      </w:r>
+    </w:p>
+    <w:p>
+      <w:pPr>
+        <w:spacing w:before="0" w:after="110" w:line="300" w:lineRule="auto"/>
+      </w:pPr>
+      <w:r>
+        <w:rPr>
+          <w:rFonts w:ascii="Times New Roman" w:hAnsi="Times New Roman" w:eastAsia="Malgun Gothic"/>
+          <w:b/>
+          <w:i w:val="0"/>
+          <w:sz w:val="22"/>
+        </w:rPr>
+        <w:t xml:space="preserve">Ирина: </w:t>
+      </w:r>
+      <w:r>
+        <w:rPr>
+          <w:rFonts w:ascii="Times New Roman" w:hAnsi="Times New Roman" w:eastAsia="Malgun Gothic"/>
+          <w:b w:val="0"/>
+          <w:i w:val="0"/>
+          <w:sz w:val="22"/>
+        </w:rPr>
+        <w:t>Общество устало от войны, судя по всем опросам. Но переговоры — политически рискованный шаг, особенно если Керсония потребует территориальных уступок.</w:t>
+      </w:r>
+    </w:p>
+    <w:p>
+      <w:pPr>
+        <w:spacing w:before="0" w:after="110" w:line="300" w:lineRule="auto"/>
+      </w:pPr>
+      <w:r>
+        <w:rPr>
+          <w:rFonts w:ascii="Times New Roman" w:hAnsi="Times New Roman" w:eastAsia="Malgun Gothic"/>
+          <w:b/>
+          <w:i w:val="0"/>
+          <w:sz w:val="22"/>
+        </w:rPr>
+        <w:t xml:space="preserve">Катя: </w:t>
+      </w:r>
+      <w:r>
+        <w:rPr>
+          <w:rFonts w:ascii="Times New Roman" w:hAnsi="Times New Roman" w:eastAsia="Malgun Gothic"/>
+          <w:b w:val="0"/>
+          <w:i w:val="0"/>
+          <w:sz w:val="22"/>
+        </w:rPr>
+        <w:t>Военные уже нервничают. Министр обороны Малышев вчера выступил с довольно резким заявлением о «недопустимости капитуляции».</w:t>
+      </w:r>
+    </w:p>
+    <w:p>
+      <w:pPr>
+        <w:spacing w:before="0" w:after="110" w:line="300" w:lineRule="auto"/>
+      </w:pPr>
+      <w:r>
+        <w:rPr>
+          <w:rFonts w:ascii="Times New Roman" w:hAnsi="Times New Roman" w:eastAsia="Malgun Gothic"/>
+          <w:b/>
+          <w:i w:val="0"/>
+          <w:sz w:val="22"/>
+        </w:rPr>
+        <w:t xml:space="preserve">Лёша: </w:t>
+      </w:r>
+      <w:r>
+        <w:rPr>
+          <w:rFonts w:ascii="Times New Roman" w:hAnsi="Times New Roman" w:eastAsia="Malgun Gothic"/>
+          <w:b w:val="0"/>
+          <w:i w:val="0"/>
+          <w:sz w:val="22"/>
+        </w:rPr>
+        <w:t>Мирные переговоры — не капитуляция, Катя. Это признание того, что бесконечная война разрушает страну быстрее любого внешнего врага.</w:t>
+      </w:r>
+    </w:p>
+    <w:p>
+      <w:pPr>
+        <w:spacing w:before="0" w:after="110" w:line="300" w:lineRule="auto"/>
+      </w:pPr>
+      <w:r>
+        <w:rPr>
+          <w:rFonts w:ascii="Times New Roman" w:hAnsi="Times New Roman" w:eastAsia="Malgun Gothic"/>
+          <w:b/>
+          <w:i w:val="0"/>
+          <w:sz w:val="22"/>
+        </w:rPr>
+        <w:t xml:space="preserve">Гребенщиков: </w:t>
+      </w:r>
+      <w:r>
+        <w:rPr>
+          <w:rFonts w:ascii="Times New Roman" w:hAnsi="Times New Roman" w:eastAsia="Malgun Gothic"/>
+          <w:b w:val="0"/>
+          <w:i w:val="0"/>
+          <w:sz w:val="22"/>
+        </w:rPr>
+        <w:t>Вы это обещали ещё в кампанию. Помните женщину на встрече с избирателями — у неё сын третий год на границе?</w:t>
+      </w:r>
+    </w:p>
+    <w:p>
+      <w:pPr>
+        <w:spacing w:before="0" w:after="110" w:line="300" w:lineRule="auto"/>
+      </w:pPr>
+      <w:r>
+        <w:rPr>
+          <w:rFonts w:ascii="Times New Roman" w:hAnsi="Times New Roman" w:eastAsia="Malgun Gothic"/>
+          <w:b/>
+          <w:i w:val="0"/>
+          <w:sz w:val="22"/>
+        </w:rPr>
+        <w:t xml:space="preserve">Лёша: </w:t>
+      </w:r>
+      <w:r>
+        <w:rPr>
+          <w:rFonts w:ascii="Times New Roman" w:hAnsi="Times New Roman" w:eastAsia="Malgun Gothic"/>
+          <w:b w:val="0"/>
+          <w:i w:val="0"/>
+          <w:sz w:val="22"/>
+        </w:rPr>
+        <w:t>Вера Суворова. Помню. Я обещал ей не чуда, а честного разговора. Вот он и начинается.</w:t>
+      </w:r>
+    </w:p>
+    <w:p>
+      <w:pPr>
+        <w:spacing w:before="0" w:after="110" w:line="300" w:lineRule="auto"/>
+      </w:pPr>
+      <w:r>
+        <w:rPr>
+          <w:rFonts w:ascii="Times New Roman" w:hAnsi="Times New Roman" w:eastAsia="Malgun Gothic"/>
+          <w:b/>
+          <w:i w:val="0"/>
+          <w:sz w:val="22"/>
+        </w:rPr>
+        <w:t xml:space="preserve">Катя: </w:t>
+      </w:r>
+      <w:r>
+        <w:rPr>
+          <w:rFonts w:ascii="Times New Roman" w:hAnsi="Times New Roman" w:eastAsia="Malgun Gothic"/>
+          <w:b w:val="0"/>
+          <w:i w:val="0"/>
+          <w:sz w:val="22"/>
+        </w:rPr>
+        <w:t>Её номер у меня сохранён. Вы тогда велели не терять.</w:t>
+      </w:r>
+    </w:p>
+    <w:p>
+      <w:pPr>
+        <w:spacing w:before="0" w:after="110" w:line="300" w:lineRule="auto"/>
+      </w:pPr>
+      <w:r>
+        <w:rPr>
+          <w:rFonts w:ascii="Times New Roman" w:hAnsi="Times New Roman" w:eastAsia="Malgun Gothic"/>
+          <w:b/>
+          <w:i w:val="0"/>
+          <w:sz w:val="22"/>
+        </w:rPr>
+        <w:t xml:space="preserve">Лёша: </w:t>
+      </w:r>
+      <w:r>
+        <w:rPr>
+          <w:rFonts w:ascii="Times New Roman" w:hAnsi="Times New Roman" w:eastAsia="Malgun Gothic"/>
+          <w:b w:val="0"/>
+          <w:i w:val="0"/>
+          <w:sz w:val="22"/>
+        </w:rPr>
+        <w:t>Не теряйте. Может, понадобится раньше, чем хотелось бы.</w:t>
+      </w:r>
+    </w:p>
+    <w:p>
+      <w:pPr>
+        <w:keepNext/>
+        <w:spacing w:before="320" w:after="140"/>
+      </w:pPr>
+      <w:r>
+        <w:rPr>
+          <w:rFonts w:ascii="Times New Roman" w:hAnsi="Times New Roman" w:eastAsia="Malgun Gothic"/>
+          <w:b/>
+          <w:i w:val="0"/>
+          <w:color w:val="1F3864"/>
+          <w:sz w:val="26"/>
+        </w:rPr>
+        <w:t>장면 4 — 말리셰프와의 대립</w:t>
+      </w:r>
+    </w:p>
+    <w:p>
+      <w:pPr>
+        <w:spacing w:before="0" w:after="110" w:line="300" w:lineRule="auto"/>
+      </w:pPr>
+      <w:r>
+        <w:rPr>
+          <w:rFonts w:ascii="Times New Roman" w:hAnsi="Times New Roman" w:eastAsia="Malgun Gothic"/>
+          <w:b/>
+          <w:i w:val="0"/>
+          <w:sz w:val="22"/>
+        </w:rPr>
+        <w:t xml:space="preserve">Малышев: </w:t>
+      </w:r>
+      <w:r>
+        <w:rPr>
+          <w:rFonts w:ascii="Times New Roman" w:hAnsi="Times New Roman" w:eastAsia="Malgun Gothic"/>
+          <w:b w:val="0"/>
+          <w:i w:val="0"/>
+          <w:sz w:val="22"/>
+        </w:rPr>
+        <w:t>Алексей Николаевич, при всём уважении — переговоры с Керсонией без предварительных военных успехов будут восприняты как слабость, и внутри страны, и за рубежом.</w:t>
+      </w:r>
+    </w:p>
+    <w:p>
+      <w:pPr>
+        <w:spacing w:before="0" w:after="110" w:line="300" w:lineRule="auto"/>
+      </w:pPr>
+      <w:r>
+        <w:rPr>
+          <w:rFonts w:ascii="Times New Roman" w:hAnsi="Times New Roman" w:eastAsia="Malgun Gothic"/>
+          <w:b/>
+          <w:i w:val="0"/>
+          <w:sz w:val="22"/>
+        </w:rPr>
+        <w:t xml:space="preserve">Лёша: </w:t>
+      </w:r>
+      <w:r>
+        <w:rPr>
+          <w:rFonts w:ascii="Times New Roman" w:hAnsi="Times New Roman" w:eastAsia="Malgun Gothic"/>
+          <w:b w:val="0"/>
+          <w:i w:val="0"/>
+          <w:sz w:val="22"/>
+        </w:rPr>
+        <w:t>Юрий Павлович, три года войны стоили экономике колоссальных ресурсов, а тысячам семей — сыновей. Какого ещё «военного успеха» вы предлагаете дождаться, прежде чем говорить о мире?</w:t>
+      </w:r>
+    </w:p>
+    <w:p>
+      <w:pPr>
+        <w:spacing w:before="0" w:after="110" w:line="300" w:lineRule="auto"/>
+      </w:pPr>
+      <w:r>
+        <w:rPr>
+          <w:rFonts w:ascii="Times New Roman" w:hAnsi="Times New Roman" w:eastAsia="Malgun Gothic"/>
+          <w:b/>
+          <w:i w:val="0"/>
+          <w:sz w:val="22"/>
+        </w:rPr>
+        <w:t xml:space="preserve">Малышев: </w:t>
+      </w:r>
+      <w:r>
+        <w:rPr>
+          <w:rFonts w:ascii="Times New Roman" w:hAnsi="Times New Roman" w:eastAsia="Malgun Gothic"/>
+          <w:b w:val="0"/>
+          <w:i w:val="0"/>
+          <w:sz w:val="22"/>
+        </w:rPr>
+        <w:t>Говорить о мире нужно с позиции силы, а не с позиции того, кто первым моргнул.</w:t>
+      </w:r>
+    </w:p>
+    <w:p>
+      <w:pPr>
+        <w:spacing w:before="0" w:after="110" w:line="300" w:lineRule="auto"/>
+      </w:pPr>
+      <w:r>
+        <w:rPr>
+          <w:rFonts w:ascii="Times New Roman" w:hAnsi="Times New Roman" w:eastAsia="Malgun Gothic"/>
+          <w:b/>
+          <w:i w:val="0"/>
+          <w:sz w:val="22"/>
+        </w:rPr>
+        <w:t xml:space="preserve">Лёша: </w:t>
+      </w:r>
+      <w:r>
+        <w:rPr>
+          <w:rFonts w:ascii="Times New Roman" w:hAnsi="Times New Roman" w:eastAsia="Malgun Gothic"/>
+          <w:b w:val="0"/>
+          <w:i w:val="0"/>
+          <w:sz w:val="22"/>
+        </w:rPr>
+        <w:t>Сила измеряется не только на поле боя. Экономика, международная репутация, единство внутри страны — тоже часть силы. И сейчас именно они истощены больше всего.</w:t>
+      </w:r>
+    </w:p>
+    <w:p>
+      <w:pPr>
+        <w:spacing w:before="0" w:after="110" w:line="300" w:lineRule="auto"/>
+      </w:pPr>
+      <w:r>
+        <w:rPr>
+          <w:rFonts w:ascii="Times New Roman" w:hAnsi="Times New Roman" w:eastAsia="Malgun Gothic"/>
+          <w:b/>
+          <w:i w:val="0"/>
+          <w:sz w:val="22"/>
+        </w:rPr>
+        <w:t xml:space="preserve">Малышев: </w:t>
       </w:r>
       <w:r>
         <w:rPr>
@@ -985,7 +1319,7 @@
           <w:color w:val="555555"/>
           <w:sz w:val="22"/>
         </w:rPr>
-        <w:t>(спокойно)</w:t>
+        <w:t>(неохотно)</w:t>
       </w:r>
       <w:r>
         <w:rPr>
@@ -994,11 +1328,126 @@
           <w:i w:val="0"/>
           <w:sz w:val="22"/>
         </w:rPr>
-        <w:t xml:space="preserve"> Мне заплатили, Роман Дмитриевич. Осколком, в первую же зиму. Сдачи не надо.</w:t>
+        <w:t xml:space="preserve"> Как скажете, Алексей Николаевич. Но предупреждаю — офицерский корпус может воспринять это болезненно.</w:t>
       </w:r>
     </w:p>
     <w:p>
       <w:pPr>
+        <w:spacing w:before="0" w:after="110" w:line="300" w:lineRule="auto"/>
+      </w:pPr>
+      <w:r>
+        <w:rPr>
+          <w:rFonts w:ascii="Times New Roman" w:hAnsi="Times New Roman" w:eastAsia="Malgun Gothic"/>
+          <w:b/>
+          <w:i w:val="0"/>
+          <w:sz w:val="22"/>
+        </w:rPr>
+        <w:t xml:space="preserve">Лёша: </w:t>
+      </w:r>
+      <w:r>
+        <w:rPr>
+          <w:rFonts w:ascii="Times New Roman" w:hAnsi="Times New Roman" w:eastAsia="Malgun Gothic"/>
+          <w:b w:val="0"/>
+          <w:i w:val="0"/>
+          <w:sz w:val="22"/>
+        </w:rPr>
+        <w:t>Офицерский корпус хоронит своих солдат три года. Думаю, он поймёт лучше, чем вы опасаетесь.</w:t>
+      </w:r>
+    </w:p>
+    <w:p>
+      <w:pPr>
+        <w:spacing w:before="0" w:after="110" w:line="300" w:lineRule="auto"/>
+      </w:pPr>
+      <w:r>
+        <w:rPr>
+          <w:rFonts w:ascii="Times New Roman" w:hAnsi="Times New Roman" w:eastAsia="Malgun Gothic"/>
+          <w:b/>
+          <w:i w:val="0"/>
+          <w:sz w:val="22"/>
+        </w:rPr>
+        <w:t xml:space="preserve">Малышев: </w:t>
+      </w:r>
+      <w:r>
+        <w:rPr>
+          <w:rFonts w:ascii="Times New Roman" w:hAnsi="Times New Roman" w:eastAsia="Malgun Gothic"/>
+          <w:b w:val="0"/>
+          <w:i w:val="0"/>
+          <w:sz w:val="22"/>
+        </w:rPr>
+        <w:t>А если Керсония использует паузу, чтобы перевооружиться?</w:t>
+      </w:r>
+    </w:p>
+    <w:p>
+      <w:pPr>
+        <w:spacing w:before="0" w:after="110" w:line="300" w:lineRule="auto"/>
+      </w:pPr>
+      <w:r>
+        <w:rPr>
+          <w:rFonts w:ascii="Times New Roman" w:hAnsi="Times New Roman" w:eastAsia="Malgun Gothic"/>
+          <w:b/>
+          <w:i w:val="0"/>
+          <w:sz w:val="22"/>
+        </w:rPr>
+        <w:t xml:space="preserve">Лёша: </w:t>
+      </w:r>
+      <w:r>
+        <w:rPr>
+          <w:rFonts w:ascii="Times New Roman" w:hAnsi="Times New Roman" w:eastAsia="Malgun Gothic"/>
+          <w:b w:val="0"/>
+          <w:i w:val="0"/>
+          <w:sz w:val="22"/>
+        </w:rPr>
+        <w:t>Тогда мы узнаем об этом от международных наблюдателей. И у нас будет то, чего не было три года, — свидетели.</w:t>
+      </w:r>
+    </w:p>
+    <w:p>
+      <w:pPr>
+        <w:spacing w:before="0" w:after="110" w:line="300" w:lineRule="auto"/>
+      </w:pPr>
+      <w:r>
+        <w:rPr>
+          <w:rFonts w:ascii="Times New Roman" w:hAnsi="Times New Roman" w:eastAsia="Malgun Gothic"/>
+          <w:b/>
+          <w:i w:val="0"/>
+          <w:sz w:val="22"/>
+        </w:rPr>
+        <w:t xml:space="preserve">Малышев: </w:t>
+      </w:r>
+      <w:r>
+        <w:rPr>
+          <w:rFonts w:ascii="Times New Roman" w:hAnsi="Times New Roman" w:eastAsia="Malgun Gothic"/>
+          <w:b w:val="0"/>
+          <w:i w:val="0"/>
+          <w:sz w:val="22"/>
+        </w:rPr>
+        <w:t>Свидетели не останавливают танки, Алексей Николаевич.</w:t>
+      </w:r>
+    </w:p>
+    <w:p>
+      <w:pPr>
+        <w:spacing w:before="0" w:after="110" w:line="300" w:lineRule="auto"/>
+      </w:pPr>
+      <w:r>
+        <w:rPr>
+          <w:rFonts w:ascii="Times New Roman" w:hAnsi="Times New Roman" w:eastAsia="Malgun Gothic"/>
+          <w:b/>
+          <w:i w:val="0"/>
+          <w:sz w:val="22"/>
+        </w:rPr>
+        <w:t xml:space="preserve">Лёша: </w:t>
+      </w:r>
+      <w:r>
+        <w:rPr>
+          <w:rFonts w:ascii="Times New Roman" w:hAnsi="Times New Roman" w:eastAsia="Malgun Gothic"/>
+          <w:b w:val="0"/>
+          <w:i w:val="0"/>
+          <w:sz w:val="22"/>
+        </w:rPr>
+        <w:t>Не останавливают. Но танкам после них трудно найти союзников.</w:t>
+      </w:r>
+    </w:p>
+    <w:p>
+      <w:pPr>
         <w:keepNext/>
         <w:spacing w:before="320" w:after="140"/>
       </w:pPr>
@@ -1010,7 +1459,7 @@
           <w:color w:val="1F3864"/>
           <w:sz w:val="26"/>
         </w:rPr>
-        <w:t>장면 6 — 내각 내부 논쟁</w:t>
+        <w:t>장면 5 — 서방의 조건</w:t>
       </w:r>
     </w:p>
     <w:p>
@@ -1024,7 +1473,7 @@
           <w:i w:val="0"/>
           <w:sz w:val="22"/>
         </w:rPr>
-        <w:t xml:space="preserve">Малышев: </w:t>
+        <w:t xml:space="preserve">Бреннер: </w:t>
       </w:r>
       <w:r>
         <w:rPr>
@@ -1033,7 +1482,7 @@
           <w:i w:val="0"/>
           <w:sz w:val="22"/>
         </w:rPr>
-        <w:t>Алексей Николаевич, Генеральный штаб выражает серьёзную обеспокоенность условиями, которые вы обсуждаете с Керсонией.</w:t>
+        <w:t>Господин президент, Евросоюз готов рассмотреть поэтапное снятие санкций при выполнении ряда условий.</w:t>
       </w:r>
     </w:p>
     <w:p>
@@ -1056,7 +1505,7 @@
           <w:i w:val="0"/>
           <w:sz w:val="22"/>
         </w:rPr>
-        <w:t>Юрий Павлович, Генштаб получит полную информацию о ходе переговоров и право высказать военные соображения по каждому пункту. Но решение о мире и войне — конституционная прерогатива президента, избранного с мандатом на честность и, если надо, на трудные решения.</w:t>
+        <w:t>Каких именно, Ханс?</w:t>
       </w:r>
     </w:p>
     <w:p>
@@ -1070,7 +1519,99 @@
           <w:i w:val="0"/>
           <w:sz w:val="22"/>
         </w:rPr>
-        <w:t xml:space="preserve">Крылов: </w:t>
+        <w:t xml:space="preserve">Бреннер: </w:t>
+      </w:r>
+      <w:r>
+        <w:rPr>
+          <w:rFonts w:ascii="Times New Roman" w:hAnsi="Times New Roman" w:eastAsia="Malgun Gothic"/>
+          <w:b w:val="0"/>
+          <w:i w:val="0"/>
+          <w:sz w:val="22"/>
+        </w:rPr>
+        <w:t>Продолжение судебной реформы с международным мониторингом. Независимое расследование исчезновения Дарьи Волковой и гибели Ольги Нестеровой с допуском международных наблюдателей. И, разумеется, прогресс в переговорах с Керсонией.</w:t>
+      </w:r>
+    </w:p>
+    <w:p>
+      <w:pPr>
+        <w:spacing w:before="0" w:after="110" w:line="300" w:lineRule="auto"/>
+      </w:pPr>
+      <w:r>
+        <w:rPr>
+          <w:rFonts w:ascii="Times New Roman" w:hAnsi="Times New Roman" w:eastAsia="Malgun Gothic"/>
+          <w:b/>
+          <w:i w:val="0"/>
+          <w:sz w:val="22"/>
+        </w:rPr>
+        <w:t xml:space="preserve">Лёша: </w:t>
+      </w:r>
+      <w:r>
+        <w:rPr>
+          <w:rFonts w:ascii="Times New Roman" w:hAnsi="Times New Roman" w:eastAsia="Malgun Gothic"/>
+          <w:b w:val="0"/>
+          <w:i w:val="0"/>
+          <w:sz w:val="22"/>
+        </w:rPr>
+        <w:t>Судебная реформа идёт полным ходом — вы знаете, какую цену мы за неё уже заплатили. По делу Волковой и Нестеровой — готов обеспечить полную прозрачность. Дарью ищут до сих пор. Я не перестану.</w:t>
+      </w:r>
+    </w:p>
+    <w:p>
+      <w:pPr>
+        <w:spacing w:before="0" w:after="110" w:line="300" w:lineRule="auto"/>
+      </w:pPr>
+      <w:r>
+        <w:rPr>
+          <w:rFonts w:ascii="Times New Roman" w:hAnsi="Times New Roman" w:eastAsia="Malgun Gothic"/>
+          <w:b/>
+          <w:i w:val="0"/>
+          <w:sz w:val="22"/>
+        </w:rPr>
+        <w:t xml:space="preserve">Бреннер: </w:t>
+      </w:r>
+      <w:r>
+        <w:rPr>
+          <w:rFonts w:ascii="Times New Roman" w:hAnsi="Times New Roman" w:eastAsia="Malgun Gothic"/>
+          <w:b w:val="0"/>
+          <w:i w:val="0"/>
+          <w:sz w:val="22"/>
+        </w:rPr>
+        <w:t>Ценим ваши усилия, господин президент. Но буду откровенен: часть европейских лидеров настроена скептически после стольких лет прежней политики. Доверие восстанавливается медленно.</w:t>
+      </w:r>
+    </w:p>
+    <w:p>
+      <w:pPr>
+        <w:spacing w:before="0" w:after="110" w:line="300" w:lineRule="auto"/>
+      </w:pPr>
+      <w:r>
+        <w:rPr>
+          <w:rFonts w:ascii="Times New Roman" w:hAnsi="Times New Roman" w:eastAsia="Malgun Gothic"/>
+          <w:b/>
+          <w:i w:val="0"/>
+          <w:sz w:val="22"/>
+        </w:rPr>
+        <w:t xml:space="preserve">Лёша: </w:t>
+      </w:r>
+      <w:r>
+        <w:rPr>
+          <w:rFonts w:ascii="Times New Roman" w:hAnsi="Times New Roman" w:eastAsia="Malgun Gothic"/>
+          <w:b w:val="0"/>
+          <w:i w:val="0"/>
+          <w:sz w:val="22"/>
+        </w:rPr>
+        <w:t>Понимаю. Я и не прошу вас верить на слово, Ханс.</w:t>
+      </w:r>
+    </w:p>
+    <w:p>
+      <w:pPr>
+        <w:spacing w:before="0" w:after="110" w:line="300" w:lineRule="auto"/>
+      </w:pPr>
+      <w:r>
+        <w:rPr>
+          <w:rFonts w:ascii="Times New Roman" w:hAnsi="Times New Roman" w:eastAsia="Malgun Gothic"/>
+          <w:b/>
+          <w:i w:val="0"/>
+          <w:sz w:val="22"/>
+        </w:rPr>
+        <w:t xml:space="preserve">Бреннер: </w:t>
       </w:r>
       <w:r>
         <w:rPr>
@@ -1080,7 +1621,7 @@
           <w:color w:val="555555"/>
           <w:sz w:val="22"/>
         </w:rPr>
-        <w:t>(вступая)</w:t>
+        <w:t>(улыбается)</w:t>
       </w:r>
       <w:r>
         <w:rPr>
@@ -1089,7 +1630,7 @@
           <w:i w:val="0"/>
           <w:sz w:val="22"/>
         </w:rPr>
-        <w:t xml:space="preserve"> Юрий Павлович, я тоже всю жизнь служил силе. Но сила, которая уходит впустую на нескончаемый конфликт без ясной цели, — это не сила, а медленное истощение.</w:t>
+        <w:t xml:space="preserve"> Один американский президент когда-то выучил для вашего генсека русскую пословицу: «Доверяй, но проверяй». В Брюсселе её до сих пор любят.</w:t>
       </w:r>
     </w:p>
     <w:p>
@@ -1103,7 +1644,184 @@
           <w:i w:val="0"/>
           <w:sz w:val="22"/>
         </w:rPr>
-        <w:t xml:space="preserve">Малышев: </w:t>
+        <w:t xml:space="preserve">Лёша: </w:t>
+      </w:r>
+      <w:r>
+        <w:rPr>
+          <w:rFonts w:ascii="Times New Roman" w:hAnsi="Times New Roman" w:eastAsia="Malgun Gothic"/>
+          <w:b w:val="0"/>
+          <w:i w:val="0"/>
+          <w:sz w:val="22"/>
+        </w:rPr>
+        <w:t>Хорошая пословица. Только у нас её обычно помнят наполовину — первую часть. Давайте исполнять целиком: пусть ваши наблюдатели проверяют всё, что сочтут нужным.</w:t>
+      </w:r>
+    </w:p>
+    <w:p>
+      <w:pPr>
+        <w:spacing w:before="0" w:after="110" w:line="300" w:lineRule="auto"/>
+      </w:pPr>
+      <w:r>
+        <w:rPr>
+          <w:rFonts w:ascii="Times New Roman" w:hAnsi="Times New Roman" w:eastAsia="Malgun Gothic"/>
+          <w:b/>
+          <w:i w:val="0"/>
+          <w:sz w:val="22"/>
+        </w:rPr>
+        <w:t xml:space="preserve">Бреннер: </w:t>
+      </w:r>
+      <w:r>
+        <w:rPr>
+          <w:rFonts w:ascii="Times New Roman" w:hAnsi="Times New Roman" w:eastAsia="Malgun Gothic"/>
+          <w:b w:val="0"/>
+          <w:i w:val="0"/>
+          <w:sz w:val="22"/>
+        </w:rPr>
+        <w:t>Даже то, что вам будет неудобно?</w:t>
+      </w:r>
+    </w:p>
+    <w:p>
+      <w:pPr>
+        <w:spacing w:before="0" w:after="110" w:line="300" w:lineRule="auto"/>
+      </w:pPr>
+      <w:r>
+        <w:rPr>
+          <w:rFonts w:ascii="Times New Roman" w:hAnsi="Times New Roman" w:eastAsia="Malgun Gothic"/>
+          <w:b/>
+          <w:i w:val="0"/>
+          <w:sz w:val="22"/>
+        </w:rPr>
+        <w:t xml:space="preserve">Лёша: </w:t>
+      </w:r>
+      <w:r>
+        <w:rPr>
+          <w:rFonts w:ascii="Times New Roman" w:hAnsi="Times New Roman" w:eastAsia="Malgun Gothic"/>
+          <w:b w:val="0"/>
+          <w:i w:val="0"/>
+          <w:sz w:val="22"/>
+        </w:rPr>
+        <w:t>Особенно это. Неудобное проверять интереснее — спросите моих аудиторов.</w:t>
+      </w:r>
+    </w:p>
+    <w:p>
+      <w:pPr>
+        <w:keepNext/>
+        <w:spacing w:before="320" w:after="140"/>
+      </w:pPr>
+      <w:r>
+        <w:rPr>
+          <w:rFonts w:ascii="Times New Roman" w:hAnsi="Times New Roman" w:eastAsia="Malgun Gothic"/>
+          <w:b/>
+          <w:i w:val="0"/>
+          <w:color w:val="1F3864"/>
+          <w:sz w:val="26"/>
+        </w:rPr>
+        <w:t>장면 6 — 케르소니아와의 첫 회담</w:t>
+      </w:r>
+    </w:p>
+    <w:p>
+      <w:pPr>
+        <w:spacing w:before="0" w:after="110" w:line="300" w:lineRule="auto"/>
+      </w:pPr>
+      <w:r>
+        <w:rPr>
+          <w:rFonts w:ascii="Times New Roman" w:hAnsi="Times New Roman" w:eastAsia="Malgun Gothic"/>
+          <w:b/>
+          <w:i w:val="0"/>
+          <w:sz w:val="22"/>
+        </w:rPr>
+        <w:t xml:space="preserve">Волчанов: </w:t>
+      </w:r>
+      <w:r>
+        <w:rPr>
+          <w:rFonts w:ascii="Times New Roman" w:hAnsi="Times New Roman" w:eastAsia="Malgun Gothic"/>
+          <w:b w:val="0"/>
+          <w:i w:val="0"/>
+          <w:sz w:val="22"/>
+        </w:rPr>
+        <w:t>Господин президент, Керсония готова к диалогу, но наши условия прежние — вывод войск с оспариваемых территорий как предварительное условие полноценных переговоров.</w:t>
+      </w:r>
+    </w:p>
+    <w:p>
+      <w:pPr>
+        <w:spacing w:before="0" w:after="110" w:line="300" w:lineRule="auto"/>
+      </w:pPr>
+      <w:r>
+        <w:rPr>
+          <w:rFonts w:ascii="Times New Roman" w:hAnsi="Times New Roman" w:eastAsia="Malgun Gothic"/>
+          <w:b/>
+          <w:i w:val="0"/>
+          <w:sz w:val="22"/>
+        </w:rPr>
+        <w:t xml:space="preserve">Лёша: </w:t>
+      </w:r>
+      <w:r>
+        <w:rPr>
+          <w:rFonts w:ascii="Times New Roman" w:hAnsi="Times New Roman" w:eastAsia="Malgun Gothic"/>
+          <w:b w:val="0"/>
+          <w:i w:val="0"/>
+          <w:sz w:val="22"/>
+        </w:rPr>
+        <w:t>Дамир Николаевич, полный немедленный вывод войск без взаимных гарантий безопасности — предложение, которое ни одна сторона не сможет продать собственному обществу.</w:t>
+      </w:r>
+    </w:p>
+    <w:p>
+      <w:pPr>
+        <w:spacing w:before="0" w:after="110" w:line="300" w:lineRule="auto"/>
+      </w:pPr>
+      <w:r>
+        <w:rPr>
+          <w:rFonts w:ascii="Times New Roman" w:hAnsi="Times New Roman" w:eastAsia="Malgun Gothic"/>
+          <w:b/>
+          <w:i w:val="0"/>
+          <w:sz w:val="22"/>
+        </w:rPr>
+        <w:t xml:space="preserve">Волчанов: </w:t>
+      </w:r>
+      <w:r>
+        <w:rPr>
+          <w:rFonts w:ascii="Times New Roman" w:hAnsi="Times New Roman" w:eastAsia="Malgun Gothic"/>
+          <w:b w:val="0"/>
+          <w:i w:val="0"/>
+          <w:sz w:val="22"/>
+        </w:rPr>
+        <w:t>Тогда что вы предлагаете взамен?</w:t>
+      </w:r>
+    </w:p>
+    <w:p>
+      <w:pPr>
+        <w:spacing w:before="0" w:after="110" w:line="300" w:lineRule="auto"/>
+      </w:pPr>
+      <w:r>
+        <w:rPr>
+          <w:rFonts w:ascii="Times New Roman" w:hAnsi="Times New Roman" w:eastAsia="Malgun Gothic"/>
+          <w:b/>
+          <w:i w:val="0"/>
+          <w:sz w:val="22"/>
+        </w:rPr>
+        <w:t xml:space="preserve">Лёша: </w:t>
+      </w:r>
+      <w:r>
+        <w:rPr>
+          <w:rFonts w:ascii="Times New Roman" w:hAnsi="Times New Roman" w:eastAsia="Malgun Gothic"/>
+          <w:b w:val="0"/>
+          <w:i w:val="0"/>
+          <w:sz w:val="22"/>
+        </w:rPr>
+        <w:t>Поэтапное прекращение огня под международным мониторингом, замороженные линии соприкосновения на переходный период и параллельные переговоры о статусе спорных территорий при посредничестве нейтральной стороны.</w:t>
+      </w:r>
+    </w:p>
+    <w:p>
+      <w:pPr>
+        <w:spacing w:before="0" w:after="110" w:line="300" w:lineRule="auto"/>
+      </w:pPr>
+      <w:r>
+        <w:rPr>
+          <w:rFonts w:ascii="Times New Roman" w:hAnsi="Times New Roman" w:eastAsia="Malgun Gothic"/>
+          <w:b/>
+          <w:i w:val="0"/>
+          <w:sz w:val="22"/>
+        </w:rPr>
+        <w:t xml:space="preserve">Волчанов: </w:t>
       </w:r>
       <w:r>
         <w:rPr>
@@ -1113,7 +1831,7 @@
           <w:color w:val="555555"/>
           <w:sz w:val="22"/>
         </w:rPr>
-        <w:t>(напряжённо)</w:t>
+        <w:t>(пауза, обдумывая)</w:t>
       </w:r>
       <w:r>
         <w:rPr>
@@ -1122,7 +1840,7 @@
           <w:i w:val="0"/>
           <w:sz w:val="22"/>
         </w:rPr>
-        <w:t xml:space="preserve"> Учту вашу позицию, Сергей Александрович. Хотя не разделяю её полностью.</w:t>
+        <w:t xml:space="preserve"> Это ближе к тому, что могло бы устроить обе стороны. Передам предложение своему руководству.</w:t>
       </w:r>
     </w:p>
     <w:p>
@@ -1136,46 +1854,7 @@
           <w:i w:val="0"/>
           <w:sz w:val="22"/>
         </w:rPr>
-        <w:t xml:space="preserve">Лёша: </w:t>
-      </w:r>
-      <w:r>
-        <w:rPr>
-          <w:rFonts w:ascii="Times New Roman" w:hAnsi="Times New Roman" w:eastAsia="Malgun Gothic"/>
-          <w:b w:val="0"/>
-          <w:i w:val="0"/>
-          <w:sz w:val="22"/>
-        </w:rPr>
-        <w:t>Не разделяйте. Но исполняйте. В этом разница между министром и оппозицией.</w:t>
-      </w:r>
-    </w:p>
-    <w:p>
-      <w:pPr>
-        <w:keepNext/>
-        <w:spacing w:before="320" w:after="140"/>
-      </w:pPr>
-      <w:r>
-        <w:rPr>
-          <w:rFonts w:ascii="Times New Roman" w:hAnsi="Times New Roman" w:eastAsia="Malgun Gothic"/>
-          <w:b/>
-          <w:i w:val="0"/>
-          <w:color w:val="1F3864"/>
-          <w:sz w:val="26"/>
-        </w:rPr>
-        <w:t>장면 7 — 외교적 위기의 순간</w:t>
-      </w:r>
-    </w:p>
-    <w:p>
-      <w:pPr>
-        <w:spacing w:before="0" w:after="110" w:line="300" w:lineRule="auto"/>
-      </w:pPr>
-      <w:r>
-        <w:rPr>
-          <w:rFonts w:ascii="Times New Roman" w:hAnsi="Times New Roman" w:eastAsia="Malgun Gothic"/>
-          <w:b/>
-          <w:i w:val="0"/>
-          <w:sz w:val="22"/>
-        </w:rPr>
-        <w:t xml:space="preserve">Гребенщиков: </w:t>
+        <w:t xml:space="preserve">Волчанов: </w:t>
       </w:r>
       <w:r>
         <w:rPr>
@@ -1185,7 +1864,7 @@
           <w:color w:val="555555"/>
           <w:sz w:val="22"/>
         </w:rPr>
-        <w:t>(срочно)</w:t>
+        <w:t>(уже вставая)</w:t>
       </w:r>
       <w:r>
         <w:rPr>
@@ -1194,7 +1873,7 @@
           <w:i w:val="0"/>
           <w:sz w:val="22"/>
         </w:rPr>
-        <w:t xml:space="preserve"> Алексей Николаевич, инцидент на линии соприкосновения — обстрел неясной принадлежности, трое наших военнослужащих погибли.</w:t>
+        <w:t xml:space="preserve"> Скажу честно, господин президент: у нас дома тоже есть свой Малышев. И свой ток-шоу.</w:t>
       </w:r>
     </w:p>
     <w:p>
@@ -1217,7 +1896,7 @@
           <w:i w:val="0"/>
           <w:sz w:val="22"/>
         </w:rPr>
-        <w:t>Керсония берёт на себя ответственность?</w:t>
+        <w:t>Значит, нам обоим предстоит трудная неделя.</w:t>
       </w:r>
     </w:p>
     <w:p>
@@ -1231,30 +1910,7 @@
           <w:i w:val="0"/>
           <w:sz w:val="22"/>
         </w:rPr>
-        <w:t xml:space="preserve">Гребенщиков: </w:t>
-      </w:r>
-      <w:r>
-        <w:rPr>
-          <w:rFonts w:ascii="Times New Roman" w:hAnsi="Times New Roman" w:eastAsia="Malgun Gothic"/>
-          <w:b w:val="0"/>
-          <w:i w:val="0"/>
-          <w:sz w:val="22"/>
-        </w:rPr>
-        <w:t>Отрицают причастность. Называют это нашей же провокацией, чтобы сорвать переговоры.</w:t>
-      </w:r>
-    </w:p>
-    <w:p>
-      <w:pPr>
-        <w:spacing w:before="0" w:after="110" w:line="300" w:lineRule="auto"/>
-      </w:pPr>
-      <w:r>
-        <w:rPr>
-          <w:rFonts w:ascii="Times New Roman" w:hAnsi="Times New Roman" w:eastAsia="Malgun Gothic"/>
-          <w:b/>
-          <w:i w:val="0"/>
-          <w:sz w:val="22"/>
-        </w:rPr>
-        <w:t xml:space="preserve">Малышев: </w:t>
+        <w:t xml:space="preserve">Волчанов: </w:t>
       </w:r>
       <w:r>
         <w:rPr>
@@ -1264,7 +1920,7 @@
           <w:color w:val="555555"/>
           <w:sz w:val="22"/>
         </w:rPr>
-        <w:t>(мрачно)</w:t>
+        <w:t>(у двери, помедлив)</w:t>
       </w:r>
       <w:r>
         <w:rPr>
@@ -1273,7 +1929,7 @@
           <w:i w:val="0"/>
           <w:sz w:val="22"/>
         </w:rPr>
-        <w:t xml:space="preserve"> Видите, Алексей Николаевич? Ваши «партнёры по переговорам» стреляют в наших солдат, пока вы говорите о мире.</w:t>
+        <w:t xml:space="preserve"> Господин президент, неофициально. У меня племянник по ту сторону линии. Ему двадцать лет.</w:t>
       </w:r>
     </w:p>
     <w:p>
@@ -1296,7 +1952,7 @@
           <w:i w:val="0"/>
           <w:sz w:val="22"/>
         </w:rPr>
-        <w:t>Или кто-то, кому срыв переговоров выгоден с обеих сторон, устроил провокацию намеренно. Нужно расследование, прежде чем делать выводы, Юрий Павлович.</w:t>
+        <w:t>А у меня там сын женщины, которой я обещал честный разговор. Давайте постараемся, Дамир Николаевич, чтобы им обоим было куда вернуться.</w:t>
       </w:r>
     </w:p>
     <w:p>
@@ -1310,7 +1966,7 @@
           <w:i w:val="0"/>
           <w:sz w:val="22"/>
         </w:rPr>
-        <w:t xml:space="preserve">Малышев: </w:t>
+        <w:t xml:space="preserve">Волчанов: </w:t>
       </w:r>
       <w:r>
         <w:rPr>
@@ -1319,129 +1975,37 @@
           <w:i w:val="0"/>
           <w:sz w:val="22"/>
         </w:rPr>
-        <w:t>А пока идёт расследование — что сказать семьям?</w:t>
+        <w:t>Давайте постараемся.</w:t>
       </w:r>
     </w:p>
     <w:p>
       <w:pPr>
-        <w:spacing w:before="0" w:after="110" w:line="300" w:lineRule="auto"/>
+        <w:keepNext/>
+        <w:spacing w:before="320" w:after="140"/>
       </w:pPr>
       <w:r>
         <w:rPr>
           <w:rFonts w:ascii="Times New Roman" w:hAnsi="Times New Roman" w:eastAsia="Malgun Gothic"/>
           <w:b/>
           <w:i w:val="0"/>
-          <w:sz w:val="22"/>
-        </w:rPr>
-        <w:t xml:space="preserve">Лёша: </w:t>
-      </w:r>
-      <w:r>
-        <w:rPr>
-          <w:rFonts w:ascii="Times New Roman" w:hAnsi="Times New Roman" w:eastAsia="Malgun Gothic"/>
-          <w:b w:val="0"/>
-          <w:i w:val="0"/>
-          <w:sz w:val="22"/>
-        </w:rPr>
-        <w:t>Правду. Что мы не знаем, кто стрелял, и что узнаем. Семьям я позвоню сам.</w:t>
+          <w:color w:val="1F3864"/>
+          <w:sz w:val="26"/>
+        </w:rPr>
+        <w:t>장면 7 — 국내 민족주의 반발</w:t>
       </w:r>
     </w:p>
     <w:p>
       <w:pPr>
-        <w:keepNext/>
-        <w:spacing w:before="320" w:after="140"/>
+        <w:spacing w:before="0" w:after="110" w:line="300" w:lineRule="auto"/>
       </w:pPr>
       <w:r>
         <w:rPr>
           <w:rFonts w:ascii="Times New Roman" w:hAnsi="Times New Roman" w:eastAsia="Malgun Gothic"/>
           <w:b/>
           <w:i w:val="0"/>
-          <w:color w:val="1F3864"/>
-          <w:sz w:val="26"/>
-        </w:rPr>
-        <w:t>장면 8 — 크릴로프의 조사와 투명성청의 추적</w:t>
-      </w:r>
-    </w:p>
-    <w:p>
-      <w:pPr>
-        <w:spacing w:before="0" w:after="110" w:line="300" w:lineRule="auto"/>
-      </w:pPr>
-      <w:r>
-        <w:rPr>
-          <w:rFonts w:ascii="Times New Roman" w:hAnsi="Times New Roman" w:eastAsia="Malgun Gothic"/>
-          <w:b/>
-          <w:i w:val="0"/>
-          <w:sz w:val="22"/>
-        </w:rPr>
-        <w:t xml:space="preserve">Крылов: </w:t>
-      </w:r>
-      <w:r>
-        <w:rPr>
-          <w:rFonts w:ascii="Times New Roman" w:hAnsi="Times New Roman" w:eastAsia="Malgun Gothic"/>
-          <w:b w:val="0"/>
-          <w:i w:val="0"/>
-          <w:sz w:val="22"/>
-        </w:rPr>
-        <w:t>Алексей Николаевич, предварительный анализ инцидента. Траектория указывает, что огонь вёлся не с позиций Керсонии, а с нейтральной полосы между линиями.</w:t>
-      </w:r>
-    </w:p>
-    <w:p>
-      <w:pPr>
-        <w:spacing w:before="0" w:after="110" w:line="300" w:lineRule="auto"/>
-      </w:pPr>
-      <w:r>
-        <w:rPr>
-          <w:rFonts w:ascii="Times New Roman" w:hAnsi="Times New Roman" w:eastAsia="Malgun Gothic"/>
-          <w:b/>
-          <w:i w:val="0"/>
-          <w:sz w:val="22"/>
-        </w:rPr>
-        <w:t xml:space="preserve">Лёша: </w:t>
-      </w:r>
-      <w:r>
-        <w:rPr>
-          <w:rFonts w:ascii="Times New Roman" w:hAnsi="Times New Roman" w:eastAsia="Malgun Gothic"/>
-          <w:b w:val="0"/>
-          <w:i w:val="0"/>
-          <w:sz w:val="22"/>
-        </w:rPr>
-        <w:t>Третья сторона?</w:t>
-      </w:r>
-    </w:p>
-    <w:p>
-      <w:pPr>
-        <w:spacing w:before="0" w:after="110" w:line="300" w:lineRule="auto"/>
-      </w:pPr>
-      <w:r>
-        <w:rPr>
-          <w:rFonts w:ascii="Times New Roman" w:hAnsi="Times New Roman" w:eastAsia="Malgun Gothic"/>
-          <w:b/>
-          <w:i w:val="0"/>
-          <w:sz w:val="22"/>
-        </w:rPr>
-        <w:t xml:space="preserve">Крылов: </w:t>
-      </w:r>
-      <w:r>
-        <w:rPr>
-          <w:rFonts w:ascii="Times New Roman" w:hAnsi="Times New Roman" w:eastAsia="Malgun Gothic"/>
-          <w:b w:val="0"/>
-          <w:i w:val="0"/>
-          <w:sz w:val="22"/>
-        </w:rPr>
-        <w:t>Похоже на то. Возможно, остатки сети, заинтересованной в продолжении конфликта — из идеологии или из выгоды от военных поставок.</w:t>
-      </w:r>
-    </w:p>
-    <w:p>
-      <w:pPr>
-        <w:spacing w:before="0" w:after="110" w:line="300" w:lineRule="auto"/>
-      </w:pPr>
-      <w:r>
-        <w:rPr>
-          <w:rFonts w:ascii="Times New Roman" w:hAnsi="Times New Roman" w:eastAsia="Malgun Gothic"/>
-          <w:b/>
-          <w:i w:val="0"/>
-          <w:sz w:val="22"/>
-        </w:rPr>
-        <w:t xml:space="preserve">Кирилл: </w:t>
+          <w:sz w:val="22"/>
+        </w:rPr>
+        <w:t xml:space="preserve">Грачёв: </w:t>
       </w:r>
       <w:r>
         <w:rPr>
@@ -1451,7 +2015,7 @@
           <w:color w:val="555555"/>
           <w:sz w:val="22"/>
         </w:rPr>
-        <w:t>(подключаясь по защищённой связи)</w:t>
+        <w:t>(в популярном ток-шоу)</w:t>
       </w:r>
       <w:r>
         <w:rPr>
@@ -1460,7 +2024,7 @@
           <w:i w:val="0"/>
           <w:sz w:val="22"/>
         </w:rPr>
-        <w:t xml:space="preserve"> Сергей Александрович, по выгоде можем помочь. Три поставщика горюче-смазочных материалов для приграничной группировки за последний месяц получили предоплату за полгода вперёд. Как будто знали, что перемирия не будет.</w:t>
+        <w:t xml:space="preserve"> Президент Орлов готов сдать территории, за которые наши солдаты три года платили кровью! Это предательство памяти погибших!</w:t>
       </w:r>
     </w:p>
     <w:p>
@@ -1474,30 +2038,7 @@
           <w:i w:val="0"/>
           <w:sz w:val="22"/>
         </w:rPr>
-        <w:t xml:space="preserve">Настя: </w:t>
-      </w:r>
-      <w:r>
-        <w:rPr>
-          <w:rFonts w:ascii="Times New Roman" w:hAnsi="Times New Roman" w:eastAsia="Malgun Gothic"/>
-          <w:b w:val="0"/>
-          <w:i w:val="0"/>
-          <w:sz w:val="22"/>
-        </w:rPr>
-        <w:t>Один из них раньше работал через ту же прокладку, что и «Спецконсалтинг Плюс» Пахомова.</w:t>
-      </w:r>
-    </w:p>
-    <w:p>
-      <w:pPr>
-        <w:spacing w:before="0" w:after="110" w:line="300" w:lineRule="auto"/>
-      </w:pPr>
-      <w:r>
-        <w:rPr>
-          <w:rFonts w:ascii="Times New Roman" w:hAnsi="Times New Roman" w:eastAsia="Malgun Gothic"/>
-          <w:b/>
-          <w:i w:val="0"/>
-          <w:sz w:val="22"/>
-        </w:rPr>
-        <w:t xml:space="preserve">Крылов: </w:t>
+        <w:t xml:space="preserve">Ветеран: </w:t>
       </w:r>
       <w:r>
         <w:rPr>
@@ -1507,7 +2048,7 @@
           <w:color w:val="555555"/>
           <w:sz w:val="22"/>
         </w:rPr>
-        <w:t>(после паузы)</w:t>
+        <w:t>(гость студии)</w:t>
       </w:r>
       <w:r>
         <w:rPr>
@@ -1516,7 +2057,7 @@
           <w:i w:val="0"/>
           <w:sz w:val="22"/>
         </w:rPr>
-        <w:t xml:space="preserve"> Вроде тех же людей, что стояли за Захарченко и Руденко.</w:t>
+        <w:t xml:space="preserve"> Роман Дмитриевич, при всём уважении — я сам там воевал. И скажу прямо: не хочу, чтобы мой сын воевал там же через десять лет, если войну можно закончить сейчас на разумных условиях.</w:t>
       </w:r>
     </w:p>
     <w:p>
@@ -1530,7 +2071,7 @@
           <w:i w:val="0"/>
           <w:sz w:val="22"/>
         </w:rPr>
-        <w:t xml:space="preserve">Лёша: </w:t>
+        <w:t xml:space="preserve">Грачёв: </w:t>
       </w:r>
       <w:r>
         <w:rPr>
@@ -1539,7 +2080,7 @@
           <w:i w:val="0"/>
           <w:sz w:val="22"/>
         </w:rPr>
-        <w:t>Продолжайте оба. Вы — по следу стрелков, служба — по следу денег.</w:t>
+        <w:t>«Разумные условия» — эвфемизм для капитуляции!</w:t>
       </w:r>
     </w:p>
     <w:p>
@@ -1553,7 +2094,7 @@
           <w:i w:val="0"/>
           <w:sz w:val="22"/>
         </w:rPr>
-        <w:t xml:space="preserve">Крылов: </w:t>
+        <w:t xml:space="preserve">Ветеран: </w:t>
       </w:r>
       <w:r>
         <w:rPr>
@@ -1562,23 +2103,30 @@
           <w:i w:val="0"/>
           <w:sz w:val="22"/>
         </w:rPr>
-        <w:t>Доказать это в приграничной зоне будет крайне сложно. Но деньги, как выясняется, оставляют следы даже там, где пули их не оставляют.</w:t>
+        <w:t>Или эвфемизм для здравого смысла. Одно дело — воевать, когда нет иного выхода. Другое — продолжать воевать только ради того, чтобы не выглядеть слабым.</w:t>
       </w:r>
     </w:p>
     <w:p>
       <w:pPr>
-        <w:keepNext/>
-        <w:spacing w:before="320" w:after="140"/>
+        <w:spacing w:before="0" w:after="110" w:line="300" w:lineRule="auto"/>
       </w:pPr>
       <w:r>
         <w:rPr>
           <w:rFonts w:ascii="Times New Roman" w:hAnsi="Times New Roman" w:eastAsia="Malgun Gothic"/>
           <w:b/>
           <w:i w:val="0"/>
-          <w:color w:val="1F3864"/>
-          <w:sz w:val="26"/>
-        </w:rPr>
-        <w:t>장면 9 — 전사자 가족, 그리고 베라 수보로바</w:t>
+          <w:sz w:val="22"/>
+        </w:rPr>
+        <w:t xml:space="preserve">Грачёв: </w:t>
+      </w:r>
+      <w:r>
+        <w:rPr>
+          <w:rFonts w:ascii="Times New Roman" w:hAnsi="Times New Roman" w:eastAsia="Malgun Gothic"/>
+          <w:b w:val="0"/>
+          <w:i w:val="0"/>
+          <w:sz w:val="22"/>
+        </w:rPr>
+        <w:t>Вы говорите как человек, которому заплатили!</w:t>
       </w:r>
     </w:p>
     <w:p>
@@ -1592,7 +2140,7 @@
           <w:i w:val="0"/>
           <w:sz w:val="22"/>
         </w:rPr>
-        <w:t xml:space="preserve">Лёша: </w:t>
+        <w:t xml:space="preserve">Ветеран: </w:t>
       </w:r>
       <w:r>
         <w:rPr>
@@ -1602,7 +2150,7 @@
           <w:color w:val="555555"/>
           <w:sz w:val="22"/>
         </w:rPr>
-        <w:t>(по телефону)</w:t>
+        <w:t>(спокойно)</w:t>
       </w:r>
       <w:r>
         <w:rPr>
@@ -1611,7 +2159,7 @@
           <w:i w:val="0"/>
           <w:sz w:val="22"/>
         </w:rPr>
-        <w:t xml:space="preserve"> Вера Андреевна? Это Орлов.</w:t>
+        <w:t xml:space="preserve"> Мне заплатили, Роман Дмитриевич. Осколком, в первую же зиму. Сдачи не надо.</w:t>
       </w:r>
     </w:p>
     <w:p>
@@ -1625,7 +2173,7 @@
           <w:i w:val="0"/>
           <w:sz w:val="22"/>
         </w:rPr>
-        <w:t xml:space="preserve">Вера: </w:t>
+        <w:t xml:space="preserve">Грачёв: </w:t>
       </w:r>
       <w:r>
         <w:rPr>
@@ -1635,7 +2183,7 @@
           <w:color w:val="555555"/>
           <w:sz w:val="22"/>
         </w:rPr>
-        <w:t>(по телефону)</w:t>
+        <w:t>(после паузы)</w:t>
       </w:r>
       <w:r>
         <w:rPr>
@@ -1644,7 +2192,7 @@
           <w:i w:val="0"/>
           <w:sz w:val="22"/>
         </w:rPr>
-        <w:t xml:space="preserve"> Алексей Николаевич… Господи. Я видела новости про троих. Я всю ночь не спала — думала…</w:t>
+        <w:t xml:space="preserve"> Уважаю вашу службу. Но не вашу позицию.</w:t>
       </w:r>
     </w:p>
     <w:p>
@@ -1658,7 +2206,7 @@
           <w:i w:val="0"/>
           <w:sz w:val="22"/>
         </w:rPr>
-        <w:t xml:space="preserve">Лёша: </w:t>
+        <w:t xml:space="preserve">Ветеран: </w:t>
       </w:r>
       <w:r>
         <w:rPr>
@@ -1667,11 +2215,27 @@
           <w:i w:val="0"/>
           <w:sz w:val="22"/>
         </w:rPr>
-        <w:t>Ваш сын жив. Я проверил, прежде чем звонить. Я звоню не с плохой новостью.</w:t>
+        <w:t>А я вашу позицию уважаю, Роман Дмитриевич. Её очень удобно занимать из студии.</w:t>
       </w:r>
     </w:p>
     <w:p>
       <w:pPr>
+        <w:keepNext/>
+        <w:spacing w:before="320" w:after="140"/>
+      </w:pPr>
+      <w:r>
+        <w:rPr>
+          <w:rFonts w:ascii="Times New Roman" w:hAnsi="Times New Roman" w:eastAsia="Malgun Gothic"/>
+          <w:b/>
+          <w:i w:val="0"/>
+          <w:color w:val="1F3864"/>
+          <w:sz w:val="26"/>
+        </w:rPr>
+        <w:t>장면 8 — 내각 내부 논쟁</w:t>
+      </w:r>
+    </w:p>
+    <w:p>
+      <w:pPr>
         <w:spacing w:before="0" w:after="110" w:line="300" w:lineRule="auto"/>
       </w:pPr>
       <w:r>
@@ -1681,7 +2245,53 @@
           <w:i w:val="0"/>
           <w:sz w:val="22"/>
         </w:rPr>
-        <w:t xml:space="preserve">Вера: </w:t>
+        <w:t xml:space="preserve">Малышев: </w:t>
+      </w:r>
+      <w:r>
+        <w:rPr>
+          <w:rFonts w:ascii="Times New Roman" w:hAnsi="Times New Roman" w:eastAsia="Malgun Gothic"/>
+          <w:b w:val="0"/>
+          <w:i w:val="0"/>
+          <w:sz w:val="22"/>
+        </w:rPr>
+        <w:t>Алексей Николаевич, Генеральный штаб выражает серьёзную обеспокоенность условиями, которые вы обсуждаете с Керсонией.</w:t>
+      </w:r>
+    </w:p>
+    <w:p>
+      <w:pPr>
+        <w:spacing w:before="0" w:after="110" w:line="300" w:lineRule="auto"/>
+      </w:pPr>
+      <w:r>
+        <w:rPr>
+          <w:rFonts w:ascii="Times New Roman" w:hAnsi="Times New Roman" w:eastAsia="Malgun Gothic"/>
+          <w:b/>
+          <w:i w:val="0"/>
+          <w:sz w:val="22"/>
+        </w:rPr>
+        <w:t xml:space="preserve">Лёша: </w:t>
+      </w:r>
+      <w:r>
+        <w:rPr>
+          <w:rFonts w:ascii="Times New Roman" w:hAnsi="Times New Roman" w:eastAsia="Malgun Gothic"/>
+          <w:b w:val="0"/>
+          <w:i w:val="0"/>
+          <w:sz w:val="22"/>
+        </w:rPr>
+        <w:t>Юрий Павлович, Генштаб получит полную информацию о ходе переговоров и право высказать военные соображения по каждому пункту. Но решение о мире и войне — конституционная прерогатива президента, избранного с мандатом на честность и, если надо, на трудные решения.</w:t>
+      </w:r>
+    </w:p>
+    <w:p>
+      <w:pPr>
+        <w:spacing w:before="0" w:after="110" w:line="300" w:lineRule="auto"/>
+      </w:pPr>
+      <w:r>
+        <w:rPr>
+          <w:rFonts w:ascii="Times New Roman" w:hAnsi="Times New Roman" w:eastAsia="Malgun Gothic"/>
+          <w:b/>
+          <w:i w:val="0"/>
+          <w:sz w:val="22"/>
+        </w:rPr>
+        <w:t xml:space="preserve">Крылов: </w:t>
       </w:r>
       <w:r>
         <w:rPr>
@@ -1691,7 +2301,7 @@
           <w:color w:val="555555"/>
           <w:sz w:val="22"/>
         </w:rPr>
-        <w:t>(плачет)</w:t>
+        <w:t>(вступая)</w:t>
       </w:r>
       <w:r>
         <w:rPr>
@@ -1700,7 +2310,7 @@
           <w:i w:val="0"/>
           <w:sz w:val="22"/>
         </w:rPr>
-        <w:t xml:space="preserve"> Спасибо. Простите. А те трое — их матери?</w:t>
+        <w:t xml:space="preserve"> Юрий Павлович, я тоже всю жизнь служил силе. Но сила, которая уходит впустую на нескончаемый конфликт без ясной цели, — это не сила, а медленное истощение.</w:t>
       </w:r>
     </w:p>
     <w:p>
@@ -1714,115 +2324,7 @@
           <w:i w:val="0"/>
           <w:sz w:val="22"/>
         </w:rPr>
-        <w:t xml:space="preserve">Лёша: </w:t>
-      </w:r>
-      <w:r>
-        <w:rPr>
-          <w:rFonts w:ascii="Times New Roman" w:hAnsi="Times New Roman" w:eastAsia="Malgun Gothic"/>
-          <w:b w:val="0"/>
-          <w:i w:val="0"/>
-          <w:sz w:val="22"/>
-        </w:rPr>
-        <w:t>Им я уже позвонил. Это были самые трудные разговоры в моей жизни.</w:t>
-      </w:r>
-    </w:p>
-    <w:p>
-      <w:pPr>
-        <w:spacing w:before="0" w:after="110" w:line="300" w:lineRule="auto"/>
-      </w:pPr>
-      <w:r>
-        <w:rPr>
-          <w:rFonts w:ascii="Times New Roman" w:hAnsi="Times New Roman" w:eastAsia="Malgun Gothic"/>
-          <w:b/>
-          <w:i w:val="0"/>
-          <w:sz w:val="22"/>
-        </w:rPr>
-        <w:t xml:space="preserve">Вера: </w:t>
-      </w:r>
-      <w:r>
-        <w:rPr>
-          <w:rFonts w:ascii="Times New Roman" w:hAnsi="Times New Roman" w:eastAsia="Malgun Gothic"/>
-          <w:b w:val="0"/>
-          <w:i w:val="0"/>
-          <w:sz w:val="22"/>
-        </w:rPr>
-        <w:t>Вы обещали мне тогда честный разговор. Скажите честно — война закончится?</w:t>
-      </w:r>
-    </w:p>
-    <w:p>
-      <w:pPr>
-        <w:spacing w:before="0" w:after="110" w:line="300" w:lineRule="auto"/>
-      </w:pPr>
-      <w:r>
-        <w:rPr>
-          <w:rFonts w:ascii="Times New Roman" w:hAnsi="Times New Roman" w:eastAsia="Malgun Gothic"/>
-          <w:b/>
-          <w:i w:val="0"/>
-          <w:sz w:val="22"/>
-        </w:rPr>
-        <w:t xml:space="preserve">Лёша: </w:t>
-      </w:r>
-      <w:r>
-        <w:rPr>
-          <w:rFonts w:ascii="Times New Roman" w:hAnsi="Times New Roman" w:eastAsia="Malgun Gothic"/>
-          <w:b w:val="0"/>
-          <w:i w:val="0"/>
-          <w:sz w:val="22"/>
-        </w:rPr>
-        <w:t>Честно — не знаю. Но я сделаю всё, чтобы ваш сын приехал домой не в отпуск, а насовсем.</w:t>
-      </w:r>
-    </w:p>
-    <w:p>
-      <w:pPr>
-        <w:spacing w:before="0" w:after="110" w:line="300" w:lineRule="auto"/>
-      </w:pPr>
-      <w:r>
-        <w:rPr>
-          <w:rFonts w:ascii="Times New Roman" w:hAnsi="Times New Roman" w:eastAsia="Malgun Gothic"/>
-          <w:b/>
-          <w:i w:val="0"/>
-          <w:sz w:val="22"/>
-        </w:rPr>
-        <w:t xml:space="preserve">Вера: </w:t>
-      </w:r>
-      <w:r>
-        <w:rPr>
-          <w:rFonts w:ascii="Times New Roman" w:hAnsi="Times New Roman" w:eastAsia="Malgun Gothic"/>
-          <w:b w:val="0"/>
-          <w:i w:val="0"/>
-          <w:sz w:val="22"/>
-        </w:rPr>
-        <w:t>Этого достаточно. Больше, чем мне кто-либо обещал за три года.</w:t>
-      </w:r>
-    </w:p>
-    <w:p>
-      <w:pPr>
-        <w:keepNext/>
-        <w:spacing w:before="320" w:after="140"/>
-      </w:pPr>
-      <w:r>
-        <w:rPr>
-          <w:rFonts w:ascii="Times New Roman" w:hAnsi="Times New Roman" w:eastAsia="Malgun Gothic"/>
-          <w:b/>
-          <w:i w:val="0"/>
-          <w:color w:val="1F3864"/>
-          <w:sz w:val="26"/>
-        </w:rPr>
-        <w:t>장면 10 — 협상 재개, 돌파구</w:t>
-      </w:r>
-    </w:p>
-    <w:p>
-      <w:pPr>
-        <w:spacing w:before="0" w:after="110" w:line="300" w:lineRule="auto"/>
-      </w:pPr>
-      <w:r>
-        <w:rPr>
-          <w:rFonts w:ascii="Times New Roman" w:hAnsi="Times New Roman" w:eastAsia="Malgun Gothic"/>
-          <w:b/>
-          <w:i w:val="0"/>
-          <w:sz w:val="22"/>
-        </w:rPr>
-        <w:t xml:space="preserve">Волчанов: </w:t>
+        <w:t xml:space="preserve">Малышев: </w:t>
       </w:r>
       <w:r>
         <w:rPr>
@@ -1832,7 +2334,7 @@
           <w:color w:val="555555"/>
           <w:sz w:val="22"/>
         </w:rPr>
-        <w:t>(по видеосвязи, после инцидента)</w:t>
+        <w:t>(напряжённо)</w:t>
       </w:r>
       <w:r>
         <w:rPr>
@@ -1841,7 +2343,7 @@
           <w:i w:val="0"/>
           <w:sz w:val="22"/>
         </w:rPr>
-        <w:t xml:space="preserve"> Господин президент, несмотря на провокацию, руководство Керсонии подтверждает готовность продолжить переговоры. Мы тоже понимаем, кому выгоден срыв диалога.</w:t>
+        <w:t xml:space="preserve"> Учту вашу позицию, Сергей Александрович. Хотя не разделяю её полностью.</w:t>
       </w:r>
     </w:p>
     <w:p>
@@ -1864,7 +2366,7 @@
           <w:i w:val="0"/>
           <w:sz w:val="22"/>
         </w:rPr>
-        <w:t>Ценю эту готовность, Дамир Николаевич. Предлагаю зафиксировать промежуточное соглашение о прекращении огня уже на этой неделе, не дожидаясь урегулирования всех территориальных вопросов.</w:t>
+        <w:t>Не разделяйте. Но исполняйте. В этом разница между министром и оппозицией.</w:t>
       </w:r>
     </w:p>
     <w:p>
@@ -1878,7 +2380,7 @@
           <w:i w:val="0"/>
           <w:sz w:val="22"/>
         </w:rPr>
-        <w:t xml:space="preserve">Волчанов: </w:t>
+        <w:t xml:space="preserve">Малышев: </w:t>
       </w:r>
       <w:r>
         <w:rPr>
@@ -1887,13 +2389,45 @@
           <w:i w:val="0"/>
           <w:sz w:val="22"/>
         </w:rPr>
-        <w:t>Согласен. Частичный мир сегодня лучше полной неопределённости, растянутой на годы.</w:t>
+        <w:t>А если не смогу исполнять?</w:t>
       </w:r>
     </w:p>
     <w:p>
       <w:pPr>
         <w:spacing w:before="0" w:after="110" w:line="300" w:lineRule="auto"/>
       </w:pPr>
+      <w:r>
+        <w:rPr>
+          <w:rFonts w:ascii="Times New Roman" w:hAnsi="Times New Roman" w:eastAsia="Malgun Gothic"/>
+          <w:b/>
+          <w:i w:val="0"/>
+          <w:sz w:val="22"/>
+        </w:rPr>
+        <w:t xml:space="preserve">Лёша: </w:t>
+      </w:r>
+      <w:r>
+        <w:rPr>
+          <w:rFonts w:ascii="Times New Roman" w:hAnsi="Times New Roman" w:eastAsia="Malgun Gothic"/>
+          <w:b w:val="0"/>
+          <w:i w:val="0"/>
+          <w:sz w:val="22"/>
+        </w:rPr>
+        <w:t>Тогда вы знаете, что делать, Юрий Павлович. И я пойму. Без обид и без публичных обвинений.</w:t>
+      </w:r>
+    </w:p>
+    <w:p>
+      <w:pPr>
+        <w:spacing w:before="0" w:after="110" w:line="300" w:lineRule="auto"/>
+      </w:pPr>
+      <w:r>
+        <w:rPr>
+          <w:rFonts w:ascii="Times New Roman" w:hAnsi="Times New Roman" w:eastAsia="Malgun Gothic"/>
+          <w:b/>
+          <w:i w:val="0"/>
+          <w:sz w:val="22"/>
+        </w:rPr>
+        <w:t xml:space="preserve">Крылов: </w:t>
+      </w:r>
       <w:r>
         <w:rPr>
           <w:rFonts w:ascii="Times New Roman" w:hAnsi="Times New Roman" w:eastAsia="Malgun Gothic"/>
@@ -1902,11 +2436,43 @@
           <w:color w:val="555555"/>
           <w:sz w:val="22"/>
         </w:rPr>
-        <w:t>(спустя три дня подписывается соглашение о прекращении огня под международным мониторингом)</w:t>
+        <w:t>(когда Малышев выходит)</w:t>
+      </w:r>
+      <w:r>
+        <w:rPr>
+          <w:rFonts w:ascii="Times New Roman" w:hAnsi="Times New Roman" w:eastAsia="Malgun Gothic"/>
+          <w:b w:val="0"/>
+          <w:i w:val="0"/>
+          <w:sz w:val="22"/>
+        </w:rPr>
+        <w:t xml:space="preserve"> Он уйдёт, Алексей Николаевич. Не сейчас — после первого же инцидента.</w:t>
       </w:r>
     </w:p>
     <w:p>
       <w:pPr>
+        <w:spacing w:before="0" w:after="110" w:line="300" w:lineRule="auto"/>
+      </w:pPr>
+      <w:r>
+        <w:rPr>
+          <w:rFonts w:ascii="Times New Roman" w:hAnsi="Times New Roman" w:eastAsia="Malgun Gothic"/>
+          <w:b/>
+          <w:i w:val="0"/>
+          <w:sz w:val="22"/>
+        </w:rPr>
+        <w:t xml:space="preserve">Лёша: </w:t>
+      </w:r>
+      <w:r>
+        <w:rPr>
+          <w:rFonts w:ascii="Times New Roman" w:hAnsi="Times New Roman" w:eastAsia="Malgun Gothic"/>
+          <w:b w:val="0"/>
+          <w:i w:val="0"/>
+          <w:sz w:val="22"/>
+        </w:rPr>
+        <w:t>Значит, надо, чтобы первый инцидент случился как можно позже.</w:t>
+      </w:r>
+    </w:p>
+    <w:p>
+      <w:pPr>
         <w:keepNext/>
         <w:spacing w:before="320" w:after="140"/>
       </w:pPr>
@@ -1918,7 +2484,7 @@
           <w:color w:val="1F3864"/>
           <w:sz w:val="26"/>
         </w:rPr>
-        <w:t>장면 11 — 국내 반응의 분열</w:t>
+        <w:t>장면 9 — 외교적 위기의 순간</w:t>
       </w:r>
     </w:p>
     <w:p>
@@ -1932,246 +2498,7 @@
           <w:i w:val="0"/>
           <w:sz w:val="22"/>
         </w:rPr>
-        <w:t xml:space="preserve">Ирина: </w:t>
-      </w:r>
-      <w:r>
-        <w:rPr>
-          <w:rFonts w:ascii="Times New Roman" w:hAnsi="Times New Roman" w:eastAsia="Malgun Gothic"/>
-          <w:b w:val="0"/>
-          <w:i w:val="0"/>
-          <w:sz w:val="22"/>
-        </w:rPr>
-        <w:t>Алексей Николаевич, реакция внутри страны разделилась практически поровну. Одна половина видит в этом долгожданный мир, другая — предательство памяти погибших.</w:t>
-      </w:r>
-    </w:p>
-    <w:p>
-      <w:pPr>
-        <w:spacing w:before="0" w:after="110" w:line="300" w:lineRule="auto"/>
-      </w:pPr>
-      <w:r>
-        <w:rPr>
-          <w:rFonts w:ascii="Times New Roman" w:hAnsi="Times New Roman" w:eastAsia="Malgun Gothic"/>
-          <w:b/>
-          <w:i w:val="0"/>
-          <w:sz w:val="22"/>
-        </w:rPr>
-        <w:t xml:space="preserve">Катя: </w:t>
-      </w:r>
-      <w:r>
-        <w:rPr>
-          <w:rFonts w:ascii="Times New Roman" w:hAnsi="Times New Roman" w:eastAsia="Malgun Gothic"/>
-          <w:b w:val="0"/>
-          <w:i w:val="0"/>
-          <w:sz w:val="22"/>
-        </w:rPr>
-        <w:t>Одобрение упало на восемь процентов среди консервативного электората, но выросло на двенадцать среди тех, кто устал от войны.</w:t>
-      </w:r>
-    </w:p>
-    <w:p>
-      <w:pPr>
-        <w:spacing w:before="0" w:after="110" w:line="300" w:lineRule="auto"/>
-      </w:pPr>
-      <w:r>
-        <w:rPr>
-          <w:rFonts w:ascii="Times New Roman" w:hAnsi="Times New Roman" w:eastAsia="Malgun Gothic"/>
-          <w:b/>
-          <w:i w:val="0"/>
-          <w:sz w:val="22"/>
-        </w:rPr>
-        <w:t xml:space="preserve">Лёша: </w:t>
-      </w:r>
-      <w:r>
-        <w:rPr>
-          <w:rFonts w:ascii="Times New Roman" w:hAnsi="Times New Roman" w:eastAsia="Malgun Gothic"/>
-          <w:b w:val="0"/>
-          <w:i w:val="0"/>
-          <w:sz w:val="22"/>
-        </w:rPr>
-        <w:t>Ожидаемо. Быков говорил, что правильные решения редко бывают популярными сразу — популярность приходит, если решение со временем оказывается правильным.</w:t>
-      </w:r>
-    </w:p>
-    <w:p>
-      <w:pPr>
-        <w:spacing w:before="0" w:after="110" w:line="300" w:lineRule="auto"/>
-      </w:pPr>
-      <w:r>
-        <w:rPr>
-          <w:rFonts w:ascii="Times New Roman" w:hAnsi="Times New Roman" w:eastAsia="Malgun Gothic"/>
-          <w:b/>
-          <w:i w:val="0"/>
-          <w:sz w:val="22"/>
-        </w:rPr>
         <w:t xml:space="preserve">Гребенщиков: </w:t>
-      </w:r>
-      <w:r>
-        <w:rPr>
-          <w:rFonts w:ascii="Times New Roman" w:hAnsi="Times New Roman" w:eastAsia="Malgun Gothic"/>
-          <w:b w:val="0"/>
-          <w:i w:val="0"/>
-          <w:sz w:val="22"/>
-        </w:rPr>
-        <w:t>А если Керсония нарушит соглашение?</w:t>
-      </w:r>
-    </w:p>
-    <w:p>
-      <w:pPr>
-        <w:spacing w:before="0" w:after="110" w:line="300" w:lineRule="auto"/>
-      </w:pPr>
-      <w:r>
-        <w:rPr>
-          <w:rFonts w:ascii="Times New Roman" w:hAnsi="Times New Roman" w:eastAsia="Malgun Gothic"/>
-          <w:b/>
-          <w:i w:val="0"/>
-          <w:sz w:val="22"/>
-        </w:rPr>
-        <w:t xml:space="preserve">Лёша: </w:t>
-      </w:r>
-      <w:r>
-        <w:rPr>
-          <w:rFonts w:ascii="Times New Roman" w:hAnsi="Times New Roman" w:eastAsia="Malgun Gothic"/>
-          <w:b w:val="0"/>
-          <w:i w:val="0"/>
-          <w:sz w:val="22"/>
-        </w:rPr>
-        <w:t>Тогда будем реагировать по обстоятельствам. Но начать путь к миру стоило этого риска.</w:t>
-      </w:r>
-    </w:p>
-    <w:p>
-      <w:pPr>
-        <w:keepNext/>
-        <w:spacing w:before="320" w:after="140"/>
-      </w:pPr>
-      <w:r>
-        <w:rPr>
-          <w:rFonts w:ascii="Times New Roman" w:hAnsi="Times New Roman" w:eastAsia="Malgun Gothic"/>
-          <w:b/>
-          <w:i w:val="0"/>
-          <w:color w:val="1F3864"/>
-          <w:sz w:val="26"/>
-        </w:rPr>
-        <w:t>장면 12 — 서방과의 관계 개선 조짐</w:t>
-      </w:r>
-    </w:p>
-    <w:p>
-      <w:pPr>
-        <w:spacing w:before="0" w:after="110" w:line="300" w:lineRule="auto"/>
-      </w:pPr>
-      <w:r>
-        <w:rPr>
-          <w:rFonts w:ascii="Times New Roman" w:hAnsi="Times New Roman" w:eastAsia="Malgun Gothic"/>
-          <w:b/>
-          <w:i w:val="0"/>
-          <w:sz w:val="22"/>
-        </w:rPr>
-        <w:t xml:space="preserve">Бреннер: </w:t>
-      </w:r>
-      <w:r>
-        <w:rPr>
-          <w:rFonts w:ascii="Times New Roman" w:hAnsi="Times New Roman" w:eastAsia="Malgun Gothic"/>
-          <w:b w:val="0"/>
-          <w:i w:val="0"/>
-          <w:sz w:val="22"/>
-        </w:rPr>
-        <w:t>Господин президент, соглашение о прекращении огня — значимый шаг, в Брюсселе его оценили положительно. Обсуждение поэтапного снятия части санкций начнётся уже на следующей неделе.</w:t>
-      </w:r>
-    </w:p>
-    <w:p>
-      <w:pPr>
-        <w:spacing w:before="0" w:after="110" w:line="300" w:lineRule="auto"/>
-      </w:pPr>
-      <w:r>
-        <w:rPr>
-          <w:rFonts w:ascii="Times New Roman" w:hAnsi="Times New Roman" w:eastAsia="Malgun Gothic"/>
-          <w:b/>
-          <w:i w:val="0"/>
-          <w:sz w:val="22"/>
-        </w:rPr>
-        <w:t xml:space="preserve">Лёша: </w:t>
-      </w:r>
-      <w:r>
-        <w:rPr>
-          <w:rFonts w:ascii="Times New Roman" w:hAnsi="Times New Roman" w:eastAsia="Malgun Gothic"/>
-          <w:b w:val="0"/>
-          <w:i w:val="0"/>
-          <w:sz w:val="22"/>
-        </w:rPr>
-        <w:t>Благодарю за объективную оценку, Ханс. Мы продолжим и по остальным направлениям — судебная реформа, расследования по Волковой и Нестеровой — с той же решимостью.</w:t>
-      </w:r>
-    </w:p>
-    <w:p>
-      <w:pPr>
-        <w:spacing w:before="0" w:after="110" w:line="300" w:lineRule="auto"/>
-      </w:pPr>
-      <w:r>
-        <w:rPr>
-          <w:rFonts w:ascii="Times New Roman" w:hAnsi="Times New Roman" w:eastAsia="Malgun Gothic"/>
-          <w:b/>
-          <w:i w:val="0"/>
-          <w:sz w:val="22"/>
-        </w:rPr>
-        <w:t xml:space="preserve">Бреннер: </w:t>
-      </w:r>
-      <w:r>
-        <w:rPr>
-          <w:rFonts w:ascii="Times New Roman" w:hAnsi="Times New Roman" w:eastAsia="Malgun Gothic"/>
-          <w:b w:val="0"/>
-          <w:i w:val="0"/>
-          <w:sz w:val="22"/>
-        </w:rPr>
-        <w:t>Не так часто встречаешь лидера, который держит слово, данное до того, как оно стало политически выгодным.</w:t>
-      </w:r>
-    </w:p>
-    <w:p>
-      <w:pPr>
-        <w:spacing w:before="0" w:after="110" w:line="300" w:lineRule="auto"/>
-      </w:pPr>
-      <w:r>
-        <w:rPr>
-          <w:rFonts w:ascii="Times New Roman" w:hAnsi="Times New Roman" w:eastAsia="Malgun Gothic"/>
-          <w:b/>
-          <w:i w:val="0"/>
-          <w:sz w:val="22"/>
-        </w:rPr>
-        <w:t xml:space="preserve">Лёша: </w:t>
-      </w:r>
-      <w:r>
-        <w:rPr>
-          <w:rFonts w:ascii="Times New Roman" w:hAnsi="Times New Roman" w:eastAsia="Malgun Gothic"/>
-          <w:b w:val="0"/>
-          <w:i w:val="0"/>
-          <w:sz w:val="22"/>
-        </w:rPr>
-        <w:t>Поверьте, Ханс, это не добродетель. Просто у меня слишком хорошая память на то, что я обещал.</w:t>
-      </w:r>
-    </w:p>
-    <w:p>
-      <w:pPr>
-        <w:keepNext/>
-        <w:spacing w:before="320" w:after="140"/>
-      </w:pPr>
-      <w:r>
-        <w:rPr>
-          <w:rFonts w:ascii="Times New Roman" w:hAnsi="Times New Roman" w:eastAsia="Malgun Gothic"/>
-          <w:b/>
-          <w:i w:val="0"/>
-          <w:color w:val="1F3864"/>
-          <w:sz w:val="26"/>
-        </w:rPr>
-        <w:t>장면 13 — 마무리, 성찰</w:t>
-      </w:r>
-    </w:p>
-    <w:p>
-      <w:pPr>
-        <w:spacing w:before="0" w:after="110" w:line="300" w:lineRule="auto"/>
-      </w:pPr>
-      <w:r>
-        <w:rPr>
-          <w:rFonts w:ascii="Times New Roman" w:hAnsi="Times New Roman" w:eastAsia="Malgun Gothic"/>
-          <w:b/>
-          <w:i w:val="0"/>
-          <w:sz w:val="22"/>
-        </w:rPr>
-        <w:t xml:space="preserve">Лёша: </w:t>
       </w:r>
       <w:r>
         <w:rPr>
@@ -2181,7 +2508,7 @@
           <w:color w:val="555555"/>
           <w:sz w:val="22"/>
         </w:rPr>
-        <w:t>(вечером, с Ириной)</w:t>
+        <w:t>(срочно)</w:t>
       </w:r>
       <w:r>
         <w:rPr>
@@ -2190,7 +2517,7 @@
           <w:i w:val="0"/>
           <w:sz w:val="22"/>
         </w:rPr>
-        <w:t xml:space="preserve"> Пять месяцев у власти, а ощущение, что прошло пять лет.</w:t>
+        <w:t xml:space="preserve"> Алексей Николаевич, инцидент на линии соприкосновения — обстрел неясной принадлежности, трое наших военнослужащих погибли.</w:t>
       </w:r>
     </w:p>
     <w:p>
@@ -2204,7 +2531,7 @@
           <w:i w:val="0"/>
           <w:sz w:val="22"/>
         </w:rPr>
-        <w:t xml:space="preserve">Ирина: </w:t>
+        <w:t xml:space="preserve">Лёша: </w:t>
       </w:r>
       <w:r>
         <w:rPr>
@@ -2213,7 +2540,7 @@
           <w:i w:val="0"/>
           <w:sz w:val="22"/>
         </w:rPr>
-        <w:t>Мир с Керсонией, пусть частичный, — большое достижение, Алексей Николаевич.</w:t>
+        <w:t>Керсония берёт на себя ответственность?</w:t>
       </w:r>
     </w:p>
     <w:p>
@@ -2227,7 +2554,7 @@
           <w:i w:val="0"/>
           <w:sz w:val="22"/>
         </w:rPr>
-        <w:t xml:space="preserve">Лёша: </w:t>
+        <w:t xml:space="preserve">Гребенщиков: </w:t>
       </w:r>
       <w:r>
         <w:rPr>
@@ -2236,7 +2563,7 @@
           <w:i w:val="0"/>
           <w:sz w:val="22"/>
         </w:rPr>
-        <w:t>Достижение, оплаченное расколом внутри страны и жизнями троих солдат, чью гибель, возможно, спланировали те, кто хотел сорвать переговоры.</w:t>
+        <w:t>Отрицают причастность. Называют это нашей же провокацией, чтобы сорвать переговоры.</w:t>
       </w:r>
     </w:p>
     <w:p>
@@ -2250,7 +2577,7 @@
           <w:i w:val="0"/>
           <w:sz w:val="22"/>
         </w:rPr>
-        <w:t xml:space="preserve">Катя: </w:t>
+        <w:t xml:space="preserve">Малышев: </w:t>
       </w:r>
       <w:r>
         <w:rPr>
@@ -2260,7 +2587,7 @@
           <w:color w:val="555555"/>
           <w:sz w:val="22"/>
         </w:rPr>
-        <w:t>(входя)</w:t>
+        <w:t>(мрачно)</w:t>
       </w:r>
       <w:r>
         <w:rPr>
@@ -2269,7 +2596,7 @@
           <w:i w:val="0"/>
           <w:sz w:val="22"/>
         </w:rPr>
-        <w:t xml:space="preserve"> Малышев подал в отставку, кстати. Не смог смириться с направлением политики.</w:t>
+        <w:t xml:space="preserve"> Видите, Алексей Николаевич? Ваши «партнёры по переговорам» стреляют в наших солдат, пока вы говорите о мире.</w:t>
       </w:r>
     </w:p>
     <w:p>
@@ -2292,7 +2619,7 @@
           <w:i w:val="0"/>
           <w:sz w:val="22"/>
         </w:rPr>
-        <w:t>Жаль, но ожидаемо. Найдите достойную замену — человека, который понимает, что сила страны не измеряется только готовностью воевать бесконечно.</w:t>
+        <w:t>Или кто-то, кому срыв переговоров выгоден с обеих сторон, устроил провокацию намеренно. Нужно расследование, прежде чем делать выводы, Юрий Павлович.</w:t>
       </w:r>
     </w:p>
     <w:p>
@@ -2306,7 +2633,7 @@
           <w:i w:val="0"/>
           <w:sz w:val="22"/>
         </w:rPr>
-        <w:t xml:space="preserve">Ирина: </w:t>
+        <w:t xml:space="preserve">Малышев: </w:t>
       </w:r>
       <w:r>
         <w:rPr>
@@ -2315,7 +2642,7 @@
           <w:i w:val="0"/>
           <w:sz w:val="22"/>
         </w:rPr>
-        <w:t>Найдём, Алексей Николаевич.</w:t>
+        <w:t>А пока идёт расследование — что сказать семьям?</w:t>
       </w:r>
     </w:p>
     <w:p>
@@ -2330,6 +2657,75 @@
           <w:sz w:val="22"/>
         </w:rPr>
         <w:t xml:space="preserve">Лёша: </w:t>
+      </w:r>
+      <w:r>
+        <w:rPr>
+          <w:rFonts w:ascii="Times New Roman" w:hAnsi="Times New Roman" w:eastAsia="Malgun Gothic"/>
+          <w:b w:val="0"/>
+          <w:i w:val="0"/>
+          <w:sz w:val="22"/>
+        </w:rPr>
+        <w:t>Правду. Что мы не знаем, кто стрелял, и что узнаем. Семьям я позвоню сам.</w:t>
+      </w:r>
+    </w:p>
+    <w:p>
+      <w:pPr>
+        <w:spacing w:before="0" w:after="110" w:line="300" w:lineRule="auto"/>
+      </w:pPr>
+      <w:r>
+        <w:rPr>
+          <w:rFonts w:ascii="Times New Roman" w:hAnsi="Times New Roman" w:eastAsia="Malgun Gothic"/>
+          <w:b/>
+          <w:i w:val="0"/>
+          <w:sz w:val="22"/>
+        </w:rPr>
+        <w:t xml:space="preserve">Ирина: </w:t>
+      </w:r>
+      <w:r>
+        <w:rPr>
+          <w:rFonts w:ascii="Times New Roman" w:hAnsi="Times New Roman" w:eastAsia="Malgun Gothic"/>
+          <w:b w:val="0"/>
+          <w:i w:val="0"/>
+          <w:sz w:val="22"/>
+        </w:rPr>
+        <w:t>Алексей Николаевич, может быть, это сделает министр? Так принято.</w:t>
+      </w:r>
+    </w:p>
+    <w:p>
+      <w:pPr>
+        <w:spacing w:before="0" w:after="110" w:line="300" w:lineRule="auto"/>
+      </w:pPr>
+      <w:r>
+        <w:rPr>
+          <w:rFonts w:ascii="Times New Roman" w:hAnsi="Times New Roman" w:eastAsia="Malgun Gothic"/>
+          <w:b/>
+          <w:i w:val="0"/>
+          <w:sz w:val="22"/>
+        </w:rPr>
+        <w:t xml:space="preserve">Лёша: </w:t>
+      </w:r>
+      <w:r>
+        <w:rPr>
+          <w:rFonts w:ascii="Times New Roman" w:hAnsi="Times New Roman" w:eastAsia="Malgun Gothic"/>
+          <w:b w:val="0"/>
+          <w:i w:val="0"/>
+          <w:sz w:val="22"/>
+        </w:rPr>
+        <w:t>Принято было, чтобы президент узнавал о погибших из сводки. Дайте мне их имена, Ирина. И телефоны матерей.</w:t>
+      </w:r>
+    </w:p>
+    <w:p>
+      <w:pPr>
+        <w:spacing w:before="0" w:after="110" w:line="300" w:lineRule="auto"/>
+      </w:pPr>
+      <w:r>
+        <w:rPr>
+          <w:rFonts w:ascii="Times New Roman" w:hAnsi="Times New Roman" w:eastAsia="Malgun Gothic"/>
+          <w:b/>
+          <w:i w:val="0"/>
+          <w:sz w:val="22"/>
+        </w:rPr>
+        <w:t xml:space="preserve">Ирина: </w:t>
       </w:r>
       <w:r>
         <w:rPr>
@@ -2339,7 +2735,7 @@
           <w:color w:val="555555"/>
           <w:sz w:val="22"/>
         </w:rPr>
-        <w:t>(глядя на карту, где линия фронта впервые за три года отмечена не сплошным красным, а пунктиром переговоров)</w:t>
+        <w:t>(тихо)</w:t>
       </w:r>
       <w:r>
         <w:rPr>
@@ -2348,30 +2744,23 @@
           <w:i w:val="0"/>
           <w:sz w:val="22"/>
         </w:rPr>
-        <w:t xml:space="preserve"> Помните, у Толстого князь Андрей лежит под Аустерлицем и смотрит в небо? «Да! всё пустое, всё обман, кроме этого бесконечного неба».</w:t>
+        <w:t xml:space="preserve"> Через пять минут будут у вас.</w:t>
       </w:r>
     </w:p>
     <w:p>
       <w:pPr>
-        <w:spacing w:before="0" w:after="110" w:line="300" w:lineRule="auto"/>
+        <w:keepNext/>
+        <w:spacing w:before="320" w:after="140"/>
       </w:pPr>
       <w:r>
         <w:rPr>
           <w:rFonts w:ascii="Times New Roman" w:hAnsi="Times New Roman" w:eastAsia="Malgun Gothic"/>
           <w:b/>
           <w:i w:val="0"/>
-          <w:sz w:val="22"/>
-        </w:rPr>
-        <w:t xml:space="preserve">Ирина: </w:t>
-      </w:r>
-      <w:r>
-        <w:rPr>
-          <w:rFonts w:ascii="Times New Roman" w:hAnsi="Times New Roman" w:eastAsia="Malgun Gothic"/>
-          <w:b w:val="0"/>
-          <w:i w:val="0"/>
-          <w:sz w:val="22"/>
-        </w:rPr>
-        <w:t>Он понял это, только когда упал.</w:t>
+          <w:color w:val="1F3864"/>
+          <w:sz w:val="26"/>
+        </w:rPr>
+        <w:t>장면 10 — 크릴로프의 조사와 투명성청의 추적</w:t>
       </w:r>
     </w:p>
     <w:p>
@@ -2385,6 +2774,29 @@
           <w:i w:val="0"/>
           <w:sz w:val="22"/>
         </w:rPr>
+        <w:t xml:space="preserve">Крылов: </w:t>
+      </w:r>
+      <w:r>
+        <w:rPr>
+          <w:rFonts w:ascii="Times New Roman" w:hAnsi="Times New Roman" w:eastAsia="Malgun Gothic"/>
+          <w:b w:val="0"/>
+          <w:i w:val="0"/>
+          <w:sz w:val="22"/>
+        </w:rPr>
+        <w:t>Алексей Николаевич, предварительный анализ инцидента. Траектория указывает, что огонь вёлся не с позиций Керсонии, а с нейтральной полосы между линиями.</w:t>
+      </w:r>
+    </w:p>
+    <w:p>
+      <w:pPr>
+        <w:spacing w:before="0" w:after="110" w:line="300" w:lineRule="auto"/>
+      </w:pPr>
+      <w:r>
+        <w:rPr>
+          <w:rFonts w:ascii="Times New Roman" w:hAnsi="Times New Roman" w:eastAsia="Malgun Gothic"/>
+          <w:b/>
+          <w:i w:val="0"/>
+          <w:sz w:val="22"/>
+        </w:rPr>
         <w:t xml:space="preserve">Лёша: </w:t>
       </w:r>
       <w:r>
@@ -2394,7 +2806,44 @@
           <w:i w:val="0"/>
           <w:sz w:val="22"/>
         </w:rPr>
-        <w:t xml:space="preserve">Вот именно. Я хочу, чтобы хоть кто-то в этой стране понял это, не падая. </w:t>
+        <w:t>Третья сторона?</w:t>
+      </w:r>
+    </w:p>
+    <w:p>
+      <w:pPr>
+        <w:spacing w:before="0" w:after="110" w:line="300" w:lineRule="auto"/>
+      </w:pPr>
+      <w:r>
+        <w:rPr>
+          <w:rFonts w:ascii="Times New Roman" w:hAnsi="Times New Roman" w:eastAsia="Malgun Gothic"/>
+          <w:b/>
+          <w:i w:val="0"/>
+          <w:sz w:val="22"/>
+        </w:rPr>
+        <w:t xml:space="preserve">Крылов: </w:t>
+      </w:r>
+      <w:r>
+        <w:rPr>
+          <w:rFonts w:ascii="Times New Roman" w:hAnsi="Times New Roman" w:eastAsia="Malgun Gothic"/>
+          <w:b w:val="0"/>
+          <w:i w:val="0"/>
+          <w:sz w:val="22"/>
+        </w:rPr>
+        <w:t>Похоже на то. Возможно, остатки сети, заинтересованной в продолжении конфликта — из идеологии или из выгоды от военных поставок.</w:t>
+      </w:r>
+    </w:p>
+    <w:p>
+      <w:pPr>
+        <w:spacing w:before="0" w:after="110" w:line="300" w:lineRule="auto"/>
+      </w:pPr>
+      <w:r>
+        <w:rPr>
+          <w:rFonts w:ascii="Times New Roman" w:hAnsi="Times New Roman" w:eastAsia="Malgun Gothic"/>
+          <w:b/>
+          <w:i w:val="0"/>
+          <w:sz w:val="22"/>
+        </w:rPr>
+        <w:t xml:space="preserve">Кирилл: </w:t>
       </w:r>
       <w:r>
         <w:rPr>
@@ -2404,7 +2853,7 @@
           <w:color w:val="555555"/>
           <w:sz w:val="22"/>
         </w:rPr>
-        <w:t>(пауза)</w:t>
+        <w:t>(подключаясь по защищённой связи)</w:t>
       </w:r>
       <w:r>
         <w:rPr>
@@ -2413,28 +2862,35 @@
           <w:i w:val="0"/>
           <w:sz w:val="22"/>
         </w:rPr>
-        <w:t xml:space="preserve"> Паша не дожил до этого дня. Но, думаю, он был бы рад узнать, что хотя бы одна война начала заканчиваться.</w:t>
+        <w:t xml:space="preserve"> Сергей Александрович, по выгоде можем помочь. Три поставщика горюче-смазочных материалов для приграничной группировки за последний месяц получили предоплату за полгода вперёд. Как будто знали, что перемирия не будет.</w:t>
       </w:r>
     </w:p>
     <w:p>
       <w:pPr>
-        <w:keepNext/>
-        <w:spacing w:before="320" w:after="140"/>
+        <w:spacing w:before="0" w:after="110" w:line="300" w:lineRule="auto"/>
       </w:pPr>
       <w:r>
         <w:rPr>
           <w:rFonts w:ascii="Times New Roman" w:hAnsi="Times New Roman" w:eastAsia="Malgun Gothic"/>
           <w:b/>
           <w:i w:val="0"/>
-          <w:color w:val="1F3864"/>
-          <w:sz w:val="26"/>
-        </w:rPr>
-        <w:t>핵심 문학 인용</w:t>
+          <w:sz w:val="22"/>
+        </w:rPr>
+        <w:t xml:space="preserve">Настя: </w:t>
+      </w:r>
+      <w:r>
+        <w:rPr>
+          <w:rFonts w:ascii="Times New Roman" w:hAnsi="Times New Roman" w:eastAsia="Malgun Gothic"/>
+          <w:b w:val="0"/>
+          <w:i w:val="0"/>
+          <w:sz w:val="22"/>
+        </w:rPr>
+        <w:t>Один из них раньше работал через ту же прокладку, что и «Спецконсалтинг Плюс» Пахомова.</w:t>
       </w:r>
     </w:p>
     <w:p>
       <w:pPr>
-        <w:spacing w:before="0" w:after="120"/>
+        <w:spacing w:before="0" w:after="110" w:line="300" w:lineRule="auto"/>
       </w:pPr>
       <w:r>
         <w:rPr>
@@ -2443,45 +2899,8 @@
           <w:i w:val="0"/>
           <w:sz w:val="22"/>
         </w:rPr>
-        <w:t>Тютчев, «Умом Россию не понять…» (1866): «Умом Россию не понять, аршином общим не измерить»</w:t>
-      </w:r>
-      <w:r>
-        <w:rPr>
-          <w:rFonts w:ascii="Times New Roman" w:hAnsi="Times New Roman" w:eastAsia="Malgun Gothic"/>
-          <w:b w:val="0"/>
-          <w:i w:val="0"/>
-          <w:sz w:val="22"/>
-        </w:rPr>
-        <w:t xml:space="preserve"> — 러시아를 이성으로 재단할 수 없다는 유명한 4행시의 앞 두 줄. 료샤가 브레너에게 서방의 불신을 비꼬듯 인용하고, "믿지 말고 행동으로 재 달라"며 시를 뒤집는다(장면 3).</w:t>
-      </w:r>
-    </w:p>
-    <w:p>
-      <w:pPr>
-        <w:spacing w:before="0" w:after="120"/>
-      </w:pPr>
-      <w:r>
-        <w:rPr>
-          <w:rFonts w:ascii="Times New Roman" w:hAnsi="Times New Roman" w:eastAsia="Malgun Gothic"/>
-          <w:b/>
-          <w:i w:val="0"/>
-          <w:sz w:val="22"/>
-        </w:rPr>
-        <w:t>Толстой, «Война и мир» (князь Андрей Болконский): «Да! всё пустое, всё обман, кроме этого бесконечного неба»</w:t>
-      </w:r>
-      <w:r>
-        <w:rPr>
-          <w:rFonts w:ascii="Times New Roman" w:hAnsi="Times New Roman" w:eastAsia="Malgun Gothic"/>
-          <w:b w:val="0"/>
-          <w:i w:val="0"/>
-          <w:sz w:val="22"/>
-        </w:rPr>
-        <w:t xml:space="preserve"> — 아우스터리츠 전장에서 쓰러진 안드레이 공작의 깨달음. 료샤가 휴전선이 점선으로 바뀐 지도 앞에서 이리나에게 인용하며, 쓰러지지 않고도 전쟁의 헛됨을 깨닫는 나라를 바란다(장면 13).</w:t>
-      </w:r>
-    </w:p>
-    <w:p>
-      <w:pPr>
-        <w:spacing w:before="240" w:after="110"/>
-      </w:pPr>
+        <w:t xml:space="preserve">Крылов: </w:t>
+      </w:r>
       <w:r>
         <w:rPr>
           <w:rFonts w:ascii="Times New Roman" w:hAnsi="Times New Roman" w:eastAsia="Malgun Gothic"/>
@@ -2490,7 +2909,1482 @@
           <w:color w:val="555555"/>
           <w:sz w:val="22"/>
         </w:rPr>
-        <w:t>[6화 끝 — 다음 화 예고: 「암살 위협 재발」, 구체제 잔당 대령이 병력을 이끌고 모스크바로 진군하고, 료샤는 이리나와 함께 총 한 발 없이 이를 막아 내려 한다.]</w:t>
+        <w:t>(после паузы)</w:t>
+      </w:r>
+      <w:r>
+        <w:rPr>
+          <w:rFonts w:ascii="Times New Roman" w:hAnsi="Times New Roman" w:eastAsia="Malgun Gothic"/>
+          <w:b w:val="0"/>
+          <w:i w:val="0"/>
+          <w:sz w:val="22"/>
+        </w:rPr>
+        <w:t xml:space="preserve"> Вроде тех же людей, что стояли за Захарченко и Руденко.</w:t>
+      </w:r>
+    </w:p>
+    <w:p>
+      <w:pPr>
+        <w:spacing w:before="0" w:after="110" w:line="300" w:lineRule="auto"/>
+      </w:pPr>
+      <w:r>
+        <w:rPr>
+          <w:rFonts w:ascii="Times New Roman" w:hAnsi="Times New Roman" w:eastAsia="Malgun Gothic"/>
+          <w:b/>
+          <w:i w:val="0"/>
+          <w:sz w:val="22"/>
+        </w:rPr>
+        <w:t xml:space="preserve">Лёша: </w:t>
+      </w:r>
+      <w:r>
+        <w:rPr>
+          <w:rFonts w:ascii="Times New Roman" w:hAnsi="Times New Roman" w:eastAsia="Malgun Gothic"/>
+          <w:b w:val="0"/>
+          <w:i w:val="0"/>
+          <w:sz w:val="22"/>
+        </w:rPr>
+        <w:t>Продолжайте оба. Вы — по следу стрелков, служба — по следу денег.</w:t>
+      </w:r>
+    </w:p>
+    <w:p>
+      <w:pPr>
+        <w:spacing w:before="0" w:after="110" w:line="300" w:lineRule="auto"/>
+      </w:pPr>
+      <w:r>
+        <w:rPr>
+          <w:rFonts w:ascii="Times New Roman" w:hAnsi="Times New Roman" w:eastAsia="Malgun Gothic"/>
+          <w:b/>
+          <w:i w:val="0"/>
+          <w:sz w:val="22"/>
+        </w:rPr>
+        <w:t xml:space="preserve">Крылов: </w:t>
+      </w:r>
+      <w:r>
+        <w:rPr>
+          <w:rFonts w:ascii="Times New Roman" w:hAnsi="Times New Roman" w:eastAsia="Malgun Gothic"/>
+          <w:b w:val="0"/>
+          <w:i w:val="0"/>
+          <w:sz w:val="22"/>
+        </w:rPr>
+        <w:t>Доказать это в приграничной зоне будет крайне сложно. Но деньги, как выясняется, оставляют следы даже там, где пули их не оставляют.</w:t>
+      </w:r>
+    </w:p>
+    <w:p>
+      <w:pPr>
+        <w:spacing w:before="0" w:after="110" w:line="300" w:lineRule="auto"/>
+      </w:pPr>
+      <w:r>
+        <w:rPr>
+          <w:rFonts w:ascii="Times New Roman" w:hAnsi="Times New Roman" w:eastAsia="Malgun Gothic"/>
+          <w:b/>
+          <w:i w:val="0"/>
+          <w:sz w:val="22"/>
+        </w:rPr>
+        <w:t xml:space="preserve">Настя: </w:t>
+      </w:r>
+      <w:r>
+        <w:rPr>
+          <w:rFonts w:ascii="Times New Roman" w:hAnsi="Times New Roman" w:eastAsia="Malgun Gothic"/>
+          <w:b w:val="0"/>
+          <w:i w:val="0"/>
+          <w:sz w:val="22"/>
+        </w:rPr>
+        <w:t>Нам и не нужно доказывать там, Сергей Александрович. Предоплату получали здесь, в Москве. Банки в приграничной зоне не находятся.</w:t>
+      </w:r>
+    </w:p>
+    <w:p>
+      <w:pPr>
+        <w:spacing w:before="0" w:after="110" w:line="300" w:lineRule="auto"/>
+      </w:pPr>
+      <w:r>
+        <w:rPr>
+          <w:rFonts w:ascii="Times New Roman" w:hAnsi="Times New Roman" w:eastAsia="Malgun Gothic"/>
+          <w:b/>
+          <w:i w:val="0"/>
+          <w:sz w:val="22"/>
+        </w:rPr>
+        <w:t xml:space="preserve">Крылов: </w:t>
+      </w:r>
+      <w:r>
+        <w:rPr>
+          <w:rFonts w:ascii="Times New Roman" w:hAnsi="Times New Roman" w:eastAsia="Malgun Gothic"/>
+          <w:b w:val="0"/>
+          <w:i/>
+          <w:color w:val="555555"/>
+          <w:sz w:val="22"/>
+        </w:rPr>
+        <w:t>(почти с уважением)</w:t>
+      </w:r>
+      <w:r>
+        <w:rPr>
+          <w:rFonts w:ascii="Times New Roman" w:hAnsi="Times New Roman" w:eastAsia="Malgun Gothic"/>
+          <w:b w:val="0"/>
+          <w:i w:val="0"/>
+          <w:sz w:val="22"/>
+        </w:rPr>
+        <w:t xml:space="preserve"> Анастасия Дмитриевна, вы бы у меня в управлении далеко пошли.</w:t>
+      </w:r>
+    </w:p>
+    <w:p>
+      <w:pPr>
+        <w:spacing w:before="0" w:after="110" w:line="300" w:lineRule="auto"/>
+      </w:pPr>
+      <w:r>
+        <w:rPr>
+          <w:rFonts w:ascii="Times New Roman" w:hAnsi="Times New Roman" w:eastAsia="Malgun Gothic"/>
+          <w:b/>
+          <w:i w:val="0"/>
+          <w:sz w:val="22"/>
+        </w:rPr>
+        <w:t xml:space="preserve">Кирилл: </w:t>
+      </w:r>
+      <w:r>
+        <w:rPr>
+          <w:rFonts w:ascii="Times New Roman" w:hAnsi="Times New Roman" w:eastAsia="Malgun Gothic"/>
+          <w:b w:val="0"/>
+          <w:i w:val="0"/>
+          <w:sz w:val="22"/>
+        </w:rPr>
+        <w:t>Она и у нас далеко идёт. Иногда — дальше, чем я успеваю.</w:t>
+      </w:r>
+    </w:p>
+    <w:p>
+      <w:pPr>
+        <w:keepNext/>
+        <w:spacing w:before="320" w:after="140"/>
+      </w:pPr>
+      <w:r>
+        <w:rPr>
+          <w:rFonts w:ascii="Times New Roman" w:hAnsi="Times New Roman" w:eastAsia="Malgun Gothic"/>
+          <w:b/>
+          <w:i w:val="0"/>
+          <w:color w:val="1F3864"/>
+          <w:sz w:val="26"/>
+        </w:rPr>
+        <w:t>장면 11 — 전사자 가족, 그리고 베라 수보로바</w:t>
+      </w:r>
+    </w:p>
+    <w:p>
+      <w:pPr>
+        <w:spacing w:before="0" w:after="110" w:line="300" w:lineRule="auto"/>
+      </w:pPr>
+      <w:r>
+        <w:rPr>
+          <w:rFonts w:ascii="Times New Roman" w:hAnsi="Times New Roman" w:eastAsia="Malgun Gothic"/>
+          <w:b/>
+          <w:i w:val="0"/>
+          <w:sz w:val="22"/>
+        </w:rPr>
+        <w:t xml:space="preserve">Лёша: </w:t>
+      </w:r>
+      <w:r>
+        <w:rPr>
+          <w:rFonts w:ascii="Times New Roman" w:hAnsi="Times New Roman" w:eastAsia="Malgun Gothic"/>
+          <w:b w:val="0"/>
+          <w:i/>
+          <w:color w:val="555555"/>
+          <w:sz w:val="22"/>
+        </w:rPr>
+        <w:t>(по телефону)</w:t>
+      </w:r>
+      <w:r>
+        <w:rPr>
+          <w:rFonts w:ascii="Times New Roman" w:hAnsi="Times New Roman" w:eastAsia="Malgun Gothic"/>
+          <w:b w:val="0"/>
+          <w:i w:val="0"/>
+          <w:sz w:val="22"/>
+        </w:rPr>
+        <w:t xml:space="preserve"> Вера Андреевна? Это Орлов.</w:t>
+      </w:r>
+    </w:p>
+    <w:p>
+      <w:pPr>
+        <w:spacing w:before="0" w:after="110" w:line="300" w:lineRule="auto"/>
+      </w:pPr>
+      <w:r>
+        <w:rPr>
+          <w:rFonts w:ascii="Times New Roman" w:hAnsi="Times New Roman" w:eastAsia="Malgun Gothic"/>
+          <w:b/>
+          <w:i w:val="0"/>
+          <w:sz w:val="22"/>
+        </w:rPr>
+        <w:t xml:space="preserve">Вера: </w:t>
+      </w:r>
+      <w:r>
+        <w:rPr>
+          <w:rFonts w:ascii="Times New Roman" w:hAnsi="Times New Roman" w:eastAsia="Malgun Gothic"/>
+          <w:b w:val="0"/>
+          <w:i/>
+          <w:color w:val="555555"/>
+          <w:sz w:val="22"/>
+        </w:rPr>
+        <w:t>(по телефону)</w:t>
+      </w:r>
+      <w:r>
+        <w:rPr>
+          <w:rFonts w:ascii="Times New Roman" w:hAnsi="Times New Roman" w:eastAsia="Malgun Gothic"/>
+          <w:b w:val="0"/>
+          <w:i w:val="0"/>
+          <w:sz w:val="22"/>
+        </w:rPr>
+        <w:t xml:space="preserve"> Алексей Николаевич… Господи. Я видела новости про троих. Я всю ночь не спала — думала…</w:t>
+      </w:r>
+    </w:p>
+    <w:p>
+      <w:pPr>
+        <w:spacing w:before="0" w:after="110" w:line="300" w:lineRule="auto"/>
+      </w:pPr>
+      <w:r>
+        <w:rPr>
+          <w:rFonts w:ascii="Times New Roman" w:hAnsi="Times New Roman" w:eastAsia="Malgun Gothic"/>
+          <w:b/>
+          <w:i w:val="0"/>
+          <w:sz w:val="22"/>
+        </w:rPr>
+        <w:t xml:space="preserve">Лёша: </w:t>
+      </w:r>
+      <w:r>
+        <w:rPr>
+          <w:rFonts w:ascii="Times New Roman" w:hAnsi="Times New Roman" w:eastAsia="Malgun Gothic"/>
+          <w:b w:val="0"/>
+          <w:i w:val="0"/>
+          <w:sz w:val="22"/>
+        </w:rPr>
+        <w:t>Ваш сын жив. Я проверил, прежде чем звонить. Я звоню не с плохой новостью.</w:t>
+      </w:r>
+    </w:p>
+    <w:p>
+      <w:pPr>
+        <w:spacing w:before="0" w:after="110" w:line="300" w:lineRule="auto"/>
+      </w:pPr>
+      <w:r>
+        <w:rPr>
+          <w:rFonts w:ascii="Times New Roman" w:hAnsi="Times New Roman" w:eastAsia="Malgun Gothic"/>
+          <w:b/>
+          <w:i w:val="0"/>
+          <w:sz w:val="22"/>
+        </w:rPr>
+        <w:t xml:space="preserve">Вера: </w:t>
+      </w:r>
+      <w:r>
+        <w:rPr>
+          <w:rFonts w:ascii="Times New Roman" w:hAnsi="Times New Roman" w:eastAsia="Malgun Gothic"/>
+          <w:b w:val="0"/>
+          <w:i/>
+          <w:color w:val="555555"/>
+          <w:sz w:val="22"/>
+        </w:rPr>
+        <w:t>(плачет)</w:t>
+      </w:r>
+      <w:r>
+        <w:rPr>
+          <w:rFonts w:ascii="Times New Roman" w:hAnsi="Times New Roman" w:eastAsia="Malgun Gothic"/>
+          <w:b w:val="0"/>
+          <w:i w:val="0"/>
+          <w:sz w:val="22"/>
+        </w:rPr>
+        <w:t xml:space="preserve"> Спасибо. Простите. А те трое — их матери?</w:t>
+      </w:r>
+    </w:p>
+    <w:p>
+      <w:pPr>
+        <w:spacing w:before="0" w:after="110" w:line="300" w:lineRule="auto"/>
+      </w:pPr>
+      <w:r>
+        <w:rPr>
+          <w:rFonts w:ascii="Times New Roman" w:hAnsi="Times New Roman" w:eastAsia="Malgun Gothic"/>
+          <w:b/>
+          <w:i w:val="0"/>
+          <w:sz w:val="22"/>
+        </w:rPr>
+        <w:t xml:space="preserve">Лёша: </w:t>
+      </w:r>
+      <w:r>
+        <w:rPr>
+          <w:rFonts w:ascii="Times New Roman" w:hAnsi="Times New Roman" w:eastAsia="Malgun Gothic"/>
+          <w:b w:val="0"/>
+          <w:i w:val="0"/>
+          <w:sz w:val="22"/>
+        </w:rPr>
+        <w:t>Им я уже позвонил. Это были самые трудные разговоры в моей жизни.</w:t>
+      </w:r>
+    </w:p>
+    <w:p>
+      <w:pPr>
+        <w:spacing w:before="0" w:after="110" w:line="300" w:lineRule="auto"/>
+      </w:pPr>
+      <w:r>
+        <w:rPr>
+          <w:rFonts w:ascii="Times New Roman" w:hAnsi="Times New Roman" w:eastAsia="Malgun Gothic"/>
+          <w:b/>
+          <w:i w:val="0"/>
+          <w:sz w:val="22"/>
+        </w:rPr>
+        <w:t xml:space="preserve">Вера: </w:t>
+      </w:r>
+      <w:r>
+        <w:rPr>
+          <w:rFonts w:ascii="Times New Roman" w:hAnsi="Times New Roman" w:eastAsia="Malgun Gothic"/>
+          <w:b w:val="0"/>
+          <w:i w:val="0"/>
+          <w:sz w:val="22"/>
+        </w:rPr>
+        <w:t>Вы обещали мне тогда честный разговор. Скажите честно — война закончится?</w:t>
+      </w:r>
+    </w:p>
+    <w:p>
+      <w:pPr>
+        <w:spacing w:before="0" w:after="110" w:line="300" w:lineRule="auto"/>
+      </w:pPr>
+      <w:r>
+        <w:rPr>
+          <w:rFonts w:ascii="Times New Roman" w:hAnsi="Times New Roman" w:eastAsia="Malgun Gothic"/>
+          <w:b/>
+          <w:i w:val="0"/>
+          <w:sz w:val="22"/>
+        </w:rPr>
+        <w:t xml:space="preserve">Лёша: </w:t>
+      </w:r>
+      <w:r>
+        <w:rPr>
+          <w:rFonts w:ascii="Times New Roman" w:hAnsi="Times New Roman" w:eastAsia="Malgun Gothic"/>
+          <w:b w:val="0"/>
+          <w:i w:val="0"/>
+          <w:sz w:val="22"/>
+        </w:rPr>
+        <w:t>Честно — не знаю. Но я сделаю всё, чтобы ваш сын приехал домой не в отпуск, а насовсем.</w:t>
+      </w:r>
+    </w:p>
+    <w:p>
+      <w:pPr>
+        <w:spacing w:before="0" w:after="110" w:line="300" w:lineRule="auto"/>
+      </w:pPr>
+      <w:r>
+        <w:rPr>
+          <w:rFonts w:ascii="Times New Roman" w:hAnsi="Times New Roman" w:eastAsia="Malgun Gothic"/>
+          <w:b/>
+          <w:i w:val="0"/>
+          <w:sz w:val="22"/>
+        </w:rPr>
+        <w:t xml:space="preserve">Вера: </w:t>
+      </w:r>
+      <w:r>
+        <w:rPr>
+          <w:rFonts w:ascii="Times New Roman" w:hAnsi="Times New Roman" w:eastAsia="Malgun Gothic"/>
+          <w:b w:val="0"/>
+          <w:i w:val="0"/>
+          <w:sz w:val="22"/>
+        </w:rPr>
+        <w:t>Этого достаточно. Больше, чем мне кто-либо обещал за три года.</w:t>
+      </w:r>
+    </w:p>
+    <w:p>
+      <w:pPr>
+        <w:spacing w:before="0" w:after="110" w:line="300" w:lineRule="auto"/>
+      </w:pPr>
+      <w:r>
+        <w:rPr>
+          <w:rFonts w:ascii="Times New Roman" w:hAnsi="Times New Roman" w:eastAsia="Malgun Gothic"/>
+          <w:b/>
+          <w:i w:val="0"/>
+          <w:sz w:val="22"/>
+        </w:rPr>
+        <w:t xml:space="preserve">Лёша: </w:t>
+      </w:r>
+      <w:r>
+        <w:rPr>
+          <w:rFonts w:ascii="Times New Roman" w:hAnsi="Times New Roman" w:eastAsia="Malgun Gothic"/>
+          <w:b w:val="0"/>
+          <w:i w:val="0"/>
+          <w:sz w:val="22"/>
+        </w:rPr>
+        <w:t xml:space="preserve">Вера Андреевна, передайте сыну… </w:t>
+      </w:r>
+      <w:r>
+        <w:rPr>
+          <w:rFonts w:ascii="Times New Roman" w:hAnsi="Times New Roman" w:eastAsia="Malgun Gothic"/>
+          <w:b w:val="0"/>
+          <w:i/>
+          <w:color w:val="555555"/>
+          <w:sz w:val="22"/>
+        </w:rPr>
+        <w:t>(запнувшись)</w:t>
+      </w:r>
+      <w:r>
+        <w:rPr>
+          <w:rFonts w:ascii="Times New Roman" w:hAnsi="Times New Roman" w:eastAsia="Malgun Gothic"/>
+          <w:b w:val="0"/>
+          <w:i w:val="0"/>
+          <w:sz w:val="22"/>
+        </w:rPr>
+        <w:t xml:space="preserve"> Нет. Ничего не передавайте. Пусть просто вернётся.</w:t>
+      </w:r>
+    </w:p>
+    <w:p>
+      <w:pPr>
+        <w:spacing w:before="0" w:after="110" w:line="300" w:lineRule="auto"/>
+      </w:pPr>
+      <w:r>
+        <w:rPr>
+          <w:rFonts w:ascii="Times New Roman" w:hAnsi="Times New Roman" w:eastAsia="Malgun Gothic"/>
+          <w:b/>
+          <w:i w:val="0"/>
+          <w:sz w:val="22"/>
+        </w:rPr>
+        <w:t xml:space="preserve">Вера: </w:t>
+      </w:r>
+      <w:r>
+        <w:rPr>
+          <w:rFonts w:ascii="Times New Roman" w:hAnsi="Times New Roman" w:eastAsia="Malgun Gothic"/>
+          <w:b w:val="0"/>
+          <w:i w:val="0"/>
+          <w:sz w:val="22"/>
+        </w:rPr>
+        <w:t>Передам, что звонил президент. Он не поверит.</w:t>
+      </w:r>
+    </w:p>
+    <w:p>
+      <w:pPr>
+        <w:keepNext/>
+        <w:spacing w:before="320" w:after="140"/>
+      </w:pPr>
+      <w:r>
+        <w:rPr>
+          <w:rFonts w:ascii="Times New Roman" w:hAnsi="Times New Roman" w:eastAsia="Malgun Gothic"/>
+          <w:b/>
+          <w:i w:val="0"/>
+          <w:color w:val="1F3864"/>
+          <w:sz w:val="26"/>
+        </w:rPr>
+        <w:t>장면 12 — 협상 재개, 돌파구</w:t>
+      </w:r>
+    </w:p>
+    <w:p>
+      <w:pPr>
+        <w:spacing w:before="0" w:after="110" w:line="300" w:lineRule="auto"/>
+      </w:pPr>
+      <w:r>
+        <w:rPr>
+          <w:rFonts w:ascii="Times New Roman" w:hAnsi="Times New Roman" w:eastAsia="Malgun Gothic"/>
+          <w:b/>
+          <w:i w:val="0"/>
+          <w:sz w:val="22"/>
+        </w:rPr>
+        <w:t xml:space="preserve">Волчанов: </w:t>
+      </w:r>
+      <w:r>
+        <w:rPr>
+          <w:rFonts w:ascii="Times New Roman" w:hAnsi="Times New Roman" w:eastAsia="Malgun Gothic"/>
+          <w:b w:val="0"/>
+          <w:i/>
+          <w:color w:val="555555"/>
+          <w:sz w:val="22"/>
+        </w:rPr>
+        <w:t>(по видеосвязи, после инцидента)</w:t>
+      </w:r>
+      <w:r>
+        <w:rPr>
+          <w:rFonts w:ascii="Times New Roman" w:hAnsi="Times New Roman" w:eastAsia="Malgun Gothic"/>
+          <w:b w:val="0"/>
+          <w:i w:val="0"/>
+          <w:sz w:val="22"/>
+        </w:rPr>
+        <w:t xml:space="preserve"> Господин президент, несмотря на провокацию, руководство Керсонии подтверждает готовность продолжить переговоры. Мы тоже понимаем, кому выгоден срыв диалога.</w:t>
+      </w:r>
+    </w:p>
+    <w:p>
+      <w:pPr>
+        <w:spacing w:before="0" w:after="110" w:line="300" w:lineRule="auto"/>
+      </w:pPr>
+      <w:r>
+        <w:rPr>
+          <w:rFonts w:ascii="Times New Roman" w:hAnsi="Times New Roman" w:eastAsia="Malgun Gothic"/>
+          <w:b/>
+          <w:i w:val="0"/>
+          <w:sz w:val="22"/>
+        </w:rPr>
+        <w:t xml:space="preserve">Лёша: </w:t>
+      </w:r>
+      <w:r>
+        <w:rPr>
+          <w:rFonts w:ascii="Times New Roman" w:hAnsi="Times New Roman" w:eastAsia="Malgun Gothic"/>
+          <w:b w:val="0"/>
+          <w:i w:val="0"/>
+          <w:sz w:val="22"/>
+        </w:rPr>
+        <w:t>Ценю эту готовность, Дамир Николаевич. Предлагаю зафиксировать промежуточное соглашение о прекращении огня уже на этой неделе, не дожидаясь урегулирования всех территориальных вопросов.</w:t>
+      </w:r>
+    </w:p>
+    <w:p>
+      <w:pPr>
+        <w:spacing w:before="0" w:after="110" w:line="300" w:lineRule="auto"/>
+      </w:pPr>
+      <w:r>
+        <w:rPr>
+          <w:rFonts w:ascii="Times New Roman" w:hAnsi="Times New Roman" w:eastAsia="Malgun Gothic"/>
+          <w:b/>
+          <w:i w:val="0"/>
+          <w:sz w:val="22"/>
+        </w:rPr>
+        <w:t xml:space="preserve">Волчанов: </w:t>
+      </w:r>
+      <w:r>
+        <w:rPr>
+          <w:rFonts w:ascii="Times New Roman" w:hAnsi="Times New Roman" w:eastAsia="Malgun Gothic"/>
+          <w:b w:val="0"/>
+          <w:i w:val="0"/>
+          <w:sz w:val="22"/>
+        </w:rPr>
+        <w:t>Согласен. Частичный мир сегодня лучше полной неопределённости, растянутой на годы.</w:t>
+      </w:r>
+    </w:p>
+    <w:p>
+      <w:pPr>
+        <w:spacing w:before="0" w:after="110" w:line="300" w:lineRule="auto"/>
+      </w:pPr>
+      <w:r>
+        <w:rPr>
+          <w:rFonts w:ascii="Times New Roman" w:hAnsi="Times New Roman" w:eastAsia="Malgun Gothic"/>
+          <w:b/>
+          <w:i w:val="0"/>
+          <w:sz w:val="22"/>
+        </w:rPr>
+        <w:t xml:space="preserve">Лёша: </w:t>
+      </w:r>
+      <w:r>
+        <w:rPr>
+          <w:rFonts w:ascii="Times New Roman" w:hAnsi="Times New Roman" w:eastAsia="Malgun Gothic"/>
+          <w:b w:val="0"/>
+          <w:i w:val="0"/>
+          <w:sz w:val="22"/>
+        </w:rPr>
+        <w:t>И ещё, Дамир Николаевич. Предлагаю совместно расследовать обстрел. Ваши и наши специалисты, наблюдатели — рядом.</w:t>
+      </w:r>
+    </w:p>
+    <w:p>
+      <w:pPr>
+        <w:spacing w:before="0" w:after="110" w:line="300" w:lineRule="auto"/>
+      </w:pPr>
+      <w:r>
+        <w:rPr>
+          <w:rFonts w:ascii="Times New Roman" w:hAnsi="Times New Roman" w:eastAsia="Malgun Gothic"/>
+          <w:b/>
+          <w:i w:val="0"/>
+          <w:sz w:val="22"/>
+        </w:rPr>
+        <w:t xml:space="preserve">Волчанов: </w:t>
+      </w:r>
+      <w:r>
+        <w:rPr>
+          <w:rFonts w:ascii="Times New Roman" w:hAnsi="Times New Roman" w:eastAsia="Malgun Gothic"/>
+          <w:b w:val="0"/>
+          <w:i w:val="0"/>
+          <w:sz w:val="22"/>
+        </w:rPr>
+        <w:t>Совместно? После трёх лет войны?</w:t>
+      </w:r>
+    </w:p>
+    <w:p>
+      <w:pPr>
+        <w:spacing w:before="0" w:after="110" w:line="300" w:lineRule="auto"/>
+      </w:pPr>
+      <w:r>
+        <w:rPr>
+          <w:rFonts w:ascii="Times New Roman" w:hAnsi="Times New Roman" w:eastAsia="Malgun Gothic"/>
+          <w:b/>
+          <w:i w:val="0"/>
+          <w:sz w:val="22"/>
+        </w:rPr>
+        <w:t xml:space="preserve">Лёша: </w:t>
+      </w:r>
+      <w:r>
+        <w:rPr>
+          <w:rFonts w:ascii="Times New Roman" w:hAnsi="Times New Roman" w:eastAsia="Malgun Gothic"/>
+          <w:b w:val="0"/>
+          <w:i w:val="0"/>
+          <w:sz w:val="22"/>
+        </w:rPr>
+        <w:t>Именно после трёх лет. Кто-то стрелял, чтобы мы перестали разговаривать. Лучший ответ — разговаривать дальше.</w:t>
+      </w:r>
+    </w:p>
+    <w:p>
+      <w:pPr>
+        <w:spacing w:before="0" w:after="110" w:line="300" w:lineRule="auto"/>
+      </w:pPr>
+      <w:r>
+        <w:rPr>
+          <w:rFonts w:ascii="Times New Roman" w:hAnsi="Times New Roman" w:eastAsia="Malgun Gothic"/>
+          <w:b/>
+          <w:i w:val="0"/>
+          <w:sz w:val="22"/>
+        </w:rPr>
+        <w:t xml:space="preserve">Волчанов: </w:t>
+      </w:r>
+      <w:r>
+        <w:rPr>
+          <w:rFonts w:ascii="Times New Roman" w:hAnsi="Times New Roman" w:eastAsia="Malgun Gothic"/>
+          <w:b w:val="0"/>
+          <w:i/>
+          <w:color w:val="555555"/>
+          <w:sz w:val="22"/>
+        </w:rPr>
+        <w:t>(после паузы)</w:t>
+      </w:r>
+      <w:r>
+        <w:rPr>
+          <w:rFonts w:ascii="Times New Roman" w:hAnsi="Times New Roman" w:eastAsia="Malgun Gothic"/>
+          <w:b w:val="0"/>
+          <w:i w:val="0"/>
+          <w:sz w:val="22"/>
+        </w:rPr>
+        <w:t xml:space="preserve"> Передам. Думаю, согласятся не сразу. Но передам.</w:t>
+      </w:r>
+    </w:p>
+    <w:p>
+      <w:pPr>
+        <w:spacing w:before="0" w:after="110" w:line="300" w:lineRule="auto"/>
+      </w:pPr>
+      <w:r>
+        <w:rPr>
+          <w:rFonts w:ascii="Times New Roman" w:hAnsi="Times New Roman" w:eastAsia="Malgun Gothic"/>
+          <w:b w:val="0"/>
+          <w:i/>
+          <w:color w:val="555555"/>
+          <w:sz w:val="22"/>
+        </w:rPr>
+        <w:t>(спустя три дня подписывается соглашение о прекращении огня под международным мониторингом)</w:t>
+      </w:r>
+    </w:p>
+    <w:p>
+      <w:pPr>
+        <w:keepNext/>
+        <w:spacing w:before="320" w:after="140"/>
+      </w:pPr>
+      <w:r>
+        <w:rPr>
+          <w:rFonts w:ascii="Times New Roman" w:hAnsi="Times New Roman" w:eastAsia="Malgun Gothic"/>
+          <w:b/>
+          <w:i w:val="0"/>
+          <w:color w:val="1F3864"/>
+          <w:sz w:val="26"/>
+        </w:rPr>
+        <w:t>장면 13 — 국내 반응의 분열</w:t>
+      </w:r>
+    </w:p>
+    <w:p>
+      <w:pPr>
+        <w:spacing w:before="0" w:after="110" w:line="300" w:lineRule="auto"/>
+      </w:pPr>
+      <w:r>
+        <w:rPr>
+          <w:rFonts w:ascii="Times New Roman" w:hAnsi="Times New Roman" w:eastAsia="Malgun Gothic"/>
+          <w:b/>
+          <w:i w:val="0"/>
+          <w:sz w:val="22"/>
+        </w:rPr>
+        <w:t xml:space="preserve">Ирина: </w:t>
+      </w:r>
+      <w:r>
+        <w:rPr>
+          <w:rFonts w:ascii="Times New Roman" w:hAnsi="Times New Roman" w:eastAsia="Malgun Gothic"/>
+          <w:b w:val="0"/>
+          <w:i w:val="0"/>
+          <w:sz w:val="22"/>
+        </w:rPr>
+        <w:t>Алексей Николаевич, реакция внутри страны разделилась практически поровну. Одна половина видит в этом долгожданный мир, другая — предательство памяти погибших.</w:t>
+      </w:r>
+    </w:p>
+    <w:p>
+      <w:pPr>
+        <w:spacing w:before="0" w:after="110" w:line="300" w:lineRule="auto"/>
+      </w:pPr>
+      <w:r>
+        <w:rPr>
+          <w:rFonts w:ascii="Times New Roman" w:hAnsi="Times New Roman" w:eastAsia="Malgun Gothic"/>
+          <w:b/>
+          <w:i w:val="0"/>
+          <w:sz w:val="22"/>
+        </w:rPr>
+        <w:t xml:space="preserve">Катя: </w:t>
+      </w:r>
+      <w:r>
+        <w:rPr>
+          <w:rFonts w:ascii="Times New Roman" w:hAnsi="Times New Roman" w:eastAsia="Malgun Gothic"/>
+          <w:b w:val="0"/>
+          <w:i w:val="0"/>
+          <w:sz w:val="22"/>
+        </w:rPr>
+        <w:t>Одобрение упало на восемь процентов среди консервативного электората, но выросло на двенадцать среди тех, кто устал от войны.</w:t>
+      </w:r>
+    </w:p>
+    <w:p>
+      <w:pPr>
+        <w:spacing w:before="0" w:after="110" w:line="300" w:lineRule="auto"/>
+      </w:pPr>
+      <w:r>
+        <w:rPr>
+          <w:rFonts w:ascii="Times New Roman" w:hAnsi="Times New Roman" w:eastAsia="Malgun Gothic"/>
+          <w:b/>
+          <w:i w:val="0"/>
+          <w:sz w:val="22"/>
+        </w:rPr>
+        <w:t xml:space="preserve">Лёша: </w:t>
+      </w:r>
+      <w:r>
+        <w:rPr>
+          <w:rFonts w:ascii="Times New Roman" w:hAnsi="Times New Roman" w:eastAsia="Malgun Gothic"/>
+          <w:b w:val="0"/>
+          <w:i w:val="0"/>
+          <w:sz w:val="22"/>
+        </w:rPr>
+        <w:t>Ожидаемо. Быков говорил, что правильные решения редко бывают популярными сразу — популярность приходит, если решение со временем оказывается правильным.</w:t>
+      </w:r>
+    </w:p>
+    <w:p>
+      <w:pPr>
+        <w:spacing w:before="0" w:after="110" w:line="300" w:lineRule="auto"/>
+      </w:pPr>
+      <w:r>
+        <w:rPr>
+          <w:rFonts w:ascii="Times New Roman" w:hAnsi="Times New Roman" w:eastAsia="Malgun Gothic"/>
+          <w:b/>
+          <w:i w:val="0"/>
+          <w:sz w:val="22"/>
+        </w:rPr>
+        <w:t xml:space="preserve">Гребенщиков: </w:t>
+      </w:r>
+      <w:r>
+        <w:rPr>
+          <w:rFonts w:ascii="Times New Roman" w:hAnsi="Times New Roman" w:eastAsia="Malgun Gothic"/>
+          <w:b w:val="0"/>
+          <w:i w:val="0"/>
+          <w:sz w:val="22"/>
+        </w:rPr>
+        <w:t>А если Керсония нарушит соглашение?</w:t>
+      </w:r>
+    </w:p>
+    <w:p>
+      <w:pPr>
+        <w:spacing w:before="0" w:after="110" w:line="300" w:lineRule="auto"/>
+      </w:pPr>
+      <w:r>
+        <w:rPr>
+          <w:rFonts w:ascii="Times New Roman" w:hAnsi="Times New Roman" w:eastAsia="Malgun Gothic"/>
+          <w:b/>
+          <w:i w:val="0"/>
+          <w:sz w:val="22"/>
+        </w:rPr>
+        <w:t xml:space="preserve">Лёша: </w:t>
+      </w:r>
+      <w:r>
+        <w:rPr>
+          <w:rFonts w:ascii="Times New Roman" w:hAnsi="Times New Roman" w:eastAsia="Malgun Gothic"/>
+          <w:b w:val="0"/>
+          <w:i w:val="0"/>
+          <w:sz w:val="22"/>
+        </w:rPr>
+        <w:t>Тогда будем реагировать по обстоятельствам. Но начать путь к миру стоило этого риска.</w:t>
+      </w:r>
+    </w:p>
+    <w:p>
+      <w:pPr>
+        <w:spacing w:before="0" w:after="110" w:line="300" w:lineRule="auto"/>
+      </w:pPr>
+      <w:r>
+        <w:rPr>
+          <w:rFonts w:ascii="Times New Roman" w:hAnsi="Times New Roman" w:eastAsia="Malgun Gothic"/>
+          <w:b/>
+          <w:i w:val="0"/>
+          <w:sz w:val="22"/>
+        </w:rPr>
+        <w:t xml:space="preserve">Катя: </w:t>
+      </w:r>
+      <w:r>
+        <w:rPr>
+          <w:rFonts w:ascii="Times New Roman" w:hAnsi="Times New Roman" w:eastAsia="Malgun Gothic"/>
+          <w:b w:val="0"/>
+          <w:i w:val="0"/>
+          <w:sz w:val="22"/>
+        </w:rPr>
+        <w:t>Грачёв уже назвал соглашение «пактом о сдаче». Три миллиона просмотров за ночь.</w:t>
+      </w:r>
+    </w:p>
+    <w:p>
+      <w:pPr>
+        <w:spacing w:before="0" w:after="110" w:line="300" w:lineRule="auto"/>
+      </w:pPr>
+      <w:r>
+        <w:rPr>
+          <w:rFonts w:ascii="Times New Roman" w:hAnsi="Times New Roman" w:eastAsia="Malgun Gothic"/>
+          <w:b/>
+          <w:i w:val="0"/>
+          <w:sz w:val="22"/>
+        </w:rPr>
+        <w:t xml:space="preserve">Лёша: </w:t>
+      </w:r>
+      <w:r>
+        <w:rPr>
+          <w:rFonts w:ascii="Times New Roman" w:hAnsi="Times New Roman" w:eastAsia="Malgun Gothic"/>
+          <w:b w:val="0"/>
+          <w:i w:val="0"/>
+          <w:sz w:val="22"/>
+        </w:rPr>
+        <w:t>А ветеран из его же студии?</w:t>
+      </w:r>
+    </w:p>
+    <w:p>
+      <w:pPr>
+        <w:spacing w:before="0" w:after="110" w:line="300" w:lineRule="auto"/>
+      </w:pPr>
+      <w:r>
+        <w:rPr>
+          <w:rFonts w:ascii="Times New Roman" w:hAnsi="Times New Roman" w:eastAsia="Malgun Gothic"/>
+          <w:b/>
+          <w:i w:val="0"/>
+          <w:sz w:val="22"/>
+        </w:rPr>
+        <w:t xml:space="preserve">Катя: </w:t>
+      </w:r>
+      <w:r>
+        <w:rPr>
+          <w:rFonts w:ascii="Times New Roman" w:hAnsi="Times New Roman" w:eastAsia="Malgun Gothic"/>
+          <w:b w:val="0"/>
+          <w:i w:val="0"/>
+          <w:sz w:val="22"/>
+        </w:rPr>
+        <w:t>Пять миллионов. «Сдачи не надо» разошлось по всей стране.</w:t>
+      </w:r>
+    </w:p>
+    <w:p>
+      <w:pPr>
+        <w:spacing w:before="0" w:after="110" w:line="300" w:lineRule="auto"/>
+      </w:pPr>
+      <w:r>
+        <w:rPr>
+          <w:rFonts w:ascii="Times New Roman" w:hAnsi="Times New Roman" w:eastAsia="Malgun Gothic"/>
+          <w:b/>
+          <w:i w:val="0"/>
+          <w:sz w:val="22"/>
+        </w:rPr>
+        <w:t xml:space="preserve">Лёша: </w:t>
+      </w:r>
+      <w:r>
+        <w:rPr>
+          <w:rFonts w:ascii="Times New Roman" w:hAnsi="Times New Roman" w:eastAsia="Malgun Gothic"/>
+          <w:b w:val="0"/>
+          <w:i/>
+          <w:color w:val="555555"/>
+          <w:sz w:val="22"/>
+        </w:rPr>
+        <w:t>(слабая улыбка)</w:t>
+      </w:r>
+      <w:r>
+        <w:rPr>
+          <w:rFonts w:ascii="Times New Roman" w:hAnsi="Times New Roman" w:eastAsia="Malgun Gothic"/>
+          <w:b w:val="0"/>
+          <w:i w:val="0"/>
+          <w:sz w:val="22"/>
+        </w:rPr>
+        <w:t xml:space="preserve"> Иногда страна отвечает за нас лучше, чем мы сами.</w:t>
+      </w:r>
+    </w:p>
+    <w:p>
+      <w:pPr>
+        <w:keepNext/>
+        <w:spacing w:before="320" w:after="140"/>
+      </w:pPr>
+      <w:r>
+        <w:rPr>
+          <w:rFonts w:ascii="Times New Roman" w:hAnsi="Times New Roman" w:eastAsia="Malgun Gothic"/>
+          <w:b/>
+          <w:i w:val="0"/>
+          <w:color w:val="1F3864"/>
+          <w:sz w:val="26"/>
+        </w:rPr>
+        <w:t>장면 14 — 서방과의 관계 개선 조짐</w:t>
+      </w:r>
+    </w:p>
+    <w:p>
+      <w:pPr>
+        <w:spacing w:before="0" w:after="110" w:line="300" w:lineRule="auto"/>
+      </w:pPr>
+      <w:r>
+        <w:rPr>
+          <w:rFonts w:ascii="Times New Roman" w:hAnsi="Times New Roman" w:eastAsia="Malgun Gothic"/>
+          <w:b/>
+          <w:i w:val="0"/>
+          <w:sz w:val="22"/>
+        </w:rPr>
+        <w:t xml:space="preserve">Бреннер: </w:t>
+      </w:r>
+      <w:r>
+        <w:rPr>
+          <w:rFonts w:ascii="Times New Roman" w:hAnsi="Times New Roman" w:eastAsia="Malgun Gothic"/>
+          <w:b w:val="0"/>
+          <w:i w:val="0"/>
+          <w:sz w:val="22"/>
+        </w:rPr>
+        <w:t>Господин президент, соглашение о прекращении огня — значимый шаг, в Брюсселе его оценили положительно. Обсуждение поэтапного снятия части санкций начнётся уже на следующей неделе.</w:t>
+      </w:r>
+    </w:p>
+    <w:p>
+      <w:pPr>
+        <w:spacing w:before="0" w:after="110" w:line="300" w:lineRule="auto"/>
+      </w:pPr>
+      <w:r>
+        <w:rPr>
+          <w:rFonts w:ascii="Times New Roman" w:hAnsi="Times New Roman" w:eastAsia="Malgun Gothic"/>
+          <w:b/>
+          <w:i w:val="0"/>
+          <w:sz w:val="22"/>
+        </w:rPr>
+        <w:t xml:space="preserve">Лёша: </w:t>
+      </w:r>
+      <w:r>
+        <w:rPr>
+          <w:rFonts w:ascii="Times New Roman" w:hAnsi="Times New Roman" w:eastAsia="Malgun Gothic"/>
+          <w:b w:val="0"/>
+          <w:i w:val="0"/>
+          <w:sz w:val="22"/>
+        </w:rPr>
+        <w:t>Благодарю за объективную оценку, Ханс. Мы продолжим и по остальным направлениям — судебная реформа, расследования по Волковой и Нестеровой — с той же решимостью.</w:t>
+      </w:r>
+    </w:p>
+    <w:p>
+      <w:pPr>
+        <w:spacing w:before="0" w:after="110" w:line="300" w:lineRule="auto"/>
+      </w:pPr>
+      <w:r>
+        <w:rPr>
+          <w:rFonts w:ascii="Times New Roman" w:hAnsi="Times New Roman" w:eastAsia="Malgun Gothic"/>
+          <w:b/>
+          <w:i w:val="0"/>
+          <w:sz w:val="22"/>
+        </w:rPr>
+        <w:t xml:space="preserve">Бреннер: </w:t>
+      </w:r>
+      <w:r>
+        <w:rPr>
+          <w:rFonts w:ascii="Times New Roman" w:hAnsi="Times New Roman" w:eastAsia="Malgun Gothic"/>
+          <w:b w:val="0"/>
+          <w:i w:val="0"/>
+          <w:sz w:val="22"/>
+        </w:rPr>
+        <w:t>Не так часто встречаешь лидера, который держит слово, данное до того, как оно стало политически выгодным.</w:t>
+      </w:r>
+    </w:p>
+    <w:p>
+      <w:pPr>
+        <w:spacing w:before="0" w:after="110" w:line="300" w:lineRule="auto"/>
+      </w:pPr>
+      <w:r>
+        <w:rPr>
+          <w:rFonts w:ascii="Times New Roman" w:hAnsi="Times New Roman" w:eastAsia="Malgun Gothic"/>
+          <w:b/>
+          <w:i w:val="0"/>
+          <w:sz w:val="22"/>
+        </w:rPr>
+        <w:t xml:space="preserve">Лёша: </w:t>
+      </w:r>
+      <w:r>
+        <w:rPr>
+          <w:rFonts w:ascii="Times New Roman" w:hAnsi="Times New Roman" w:eastAsia="Malgun Gothic"/>
+          <w:b w:val="0"/>
+          <w:i w:val="0"/>
+          <w:sz w:val="22"/>
+        </w:rPr>
+        <w:t>Поверьте, Ханс, это не добродетель. Просто у меня слишком хорошая память на то, что я обещал.</w:t>
+      </w:r>
+    </w:p>
+    <w:p>
+      <w:pPr>
+        <w:spacing w:before="0" w:after="110" w:line="300" w:lineRule="auto"/>
+      </w:pPr>
+      <w:r>
+        <w:rPr>
+          <w:rFonts w:ascii="Times New Roman" w:hAnsi="Times New Roman" w:eastAsia="Malgun Gothic"/>
+          <w:b/>
+          <w:i w:val="0"/>
+          <w:sz w:val="22"/>
+        </w:rPr>
+        <w:t xml:space="preserve">Бреннер: </w:t>
+      </w:r>
+      <w:r>
+        <w:rPr>
+          <w:rFonts w:ascii="Times New Roman" w:hAnsi="Times New Roman" w:eastAsia="Malgun Gothic"/>
+          <w:b w:val="0"/>
+          <w:i w:val="0"/>
+          <w:sz w:val="22"/>
+        </w:rPr>
+        <w:t>И всё же проверять мы будем. Как договаривались.</w:t>
+      </w:r>
+    </w:p>
+    <w:p>
+      <w:pPr>
+        <w:spacing w:before="0" w:after="110" w:line="300" w:lineRule="auto"/>
+      </w:pPr>
+      <w:r>
+        <w:rPr>
+          <w:rFonts w:ascii="Times New Roman" w:hAnsi="Times New Roman" w:eastAsia="Malgun Gothic"/>
+          <w:b/>
+          <w:i w:val="0"/>
+          <w:sz w:val="22"/>
+        </w:rPr>
+        <w:t xml:space="preserve">Лёша: </w:t>
+      </w:r>
+      <w:r>
+        <w:rPr>
+          <w:rFonts w:ascii="Times New Roman" w:hAnsi="Times New Roman" w:eastAsia="Malgun Gothic"/>
+          <w:b w:val="0"/>
+          <w:i w:val="0"/>
+          <w:sz w:val="22"/>
+        </w:rPr>
+        <w:t>Целиком, Ханс. Не наполовину.</w:t>
+      </w:r>
+    </w:p>
+    <w:p>
+      <w:pPr>
+        <w:keepNext/>
+        <w:spacing w:before="320" w:after="140"/>
+      </w:pPr>
+      <w:r>
+        <w:rPr>
+          <w:rFonts w:ascii="Times New Roman" w:hAnsi="Times New Roman" w:eastAsia="Malgun Gothic"/>
+          <w:b/>
+          <w:i w:val="0"/>
+          <w:color w:val="1F3864"/>
+          <w:sz w:val="26"/>
+        </w:rPr>
+        <w:t>장면 15 — 마무리, 성찰</w:t>
+      </w:r>
+    </w:p>
+    <w:p>
+      <w:pPr>
+        <w:spacing w:before="0" w:after="110" w:line="300" w:lineRule="auto"/>
+      </w:pPr>
+      <w:r>
+        <w:rPr>
+          <w:rFonts w:ascii="Times New Roman" w:hAnsi="Times New Roman" w:eastAsia="Malgun Gothic"/>
+          <w:b/>
+          <w:i w:val="0"/>
+          <w:sz w:val="22"/>
+        </w:rPr>
+        <w:t xml:space="preserve">Лёша: </w:t>
+      </w:r>
+      <w:r>
+        <w:rPr>
+          <w:rFonts w:ascii="Times New Roman" w:hAnsi="Times New Roman" w:eastAsia="Malgun Gothic"/>
+          <w:b w:val="0"/>
+          <w:i/>
+          <w:color w:val="555555"/>
+          <w:sz w:val="22"/>
+        </w:rPr>
+        <w:t>(вечером, с Ириной)</w:t>
+      </w:r>
+      <w:r>
+        <w:rPr>
+          <w:rFonts w:ascii="Times New Roman" w:hAnsi="Times New Roman" w:eastAsia="Malgun Gothic"/>
+          <w:b w:val="0"/>
+          <w:i w:val="0"/>
+          <w:sz w:val="22"/>
+        </w:rPr>
+        <w:t xml:space="preserve"> Пять месяцев у власти, а ощущение, что прошло пять лет.</w:t>
+      </w:r>
+    </w:p>
+    <w:p>
+      <w:pPr>
+        <w:spacing w:before="0" w:after="110" w:line="300" w:lineRule="auto"/>
+      </w:pPr>
+      <w:r>
+        <w:rPr>
+          <w:rFonts w:ascii="Times New Roman" w:hAnsi="Times New Roman" w:eastAsia="Malgun Gothic"/>
+          <w:b/>
+          <w:i w:val="0"/>
+          <w:sz w:val="22"/>
+        </w:rPr>
+        <w:t xml:space="preserve">Ирина: </w:t>
+      </w:r>
+      <w:r>
+        <w:rPr>
+          <w:rFonts w:ascii="Times New Roman" w:hAnsi="Times New Roman" w:eastAsia="Malgun Gothic"/>
+          <w:b w:val="0"/>
+          <w:i w:val="0"/>
+          <w:sz w:val="22"/>
+        </w:rPr>
+        <w:t>Мир с Керсонией, пусть частичный, — большое достижение, Алексей Николаевич.</w:t>
+      </w:r>
+    </w:p>
+    <w:p>
+      <w:pPr>
+        <w:spacing w:before="0" w:after="110" w:line="300" w:lineRule="auto"/>
+      </w:pPr>
+      <w:r>
+        <w:rPr>
+          <w:rFonts w:ascii="Times New Roman" w:hAnsi="Times New Roman" w:eastAsia="Malgun Gothic"/>
+          <w:b/>
+          <w:i w:val="0"/>
+          <w:sz w:val="22"/>
+        </w:rPr>
+        <w:t xml:space="preserve">Лёша: </w:t>
+      </w:r>
+      <w:r>
+        <w:rPr>
+          <w:rFonts w:ascii="Times New Roman" w:hAnsi="Times New Roman" w:eastAsia="Malgun Gothic"/>
+          <w:b w:val="0"/>
+          <w:i w:val="0"/>
+          <w:sz w:val="22"/>
+        </w:rPr>
+        <w:t>Достижение, оплаченное расколом внутри страны и жизнями троих солдат, чью гибель, возможно, спланировали те, кто хотел сорвать переговоры.</w:t>
+      </w:r>
+    </w:p>
+    <w:p>
+      <w:pPr>
+        <w:spacing w:before="0" w:after="110" w:line="300" w:lineRule="auto"/>
+      </w:pPr>
+      <w:r>
+        <w:rPr>
+          <w:rFonts w:ascii="Times New Roman" w:hAnsi="Times New Roman" w:eastAsia="Malgun Gothic"/>
+          <w:b/>
+          <w:i w:val="0"/>
+          <w:sz w:val="22"/>
+        </w:rPr>
+        <w:t xml:space="preserve">Катя: </w:t>
+      </w:r>
+      <w:r>
+        <w:rPr>
+          <w:rFonts w:ascii="Times New Roman" w:hAnsi="Times New Roman" w:eastAsia="Malgun Gothic"/>
+          <w:b w:val="0"/>
+          <w:i/>
+          <w:color w:val="555555"/>
+          <w:sz w:val="22"/>
+        </w:rPr>
+        <w:t>(входя)</w:t>
+      </w:r>
+      <w:r>
+        <w:rPr>
+          <w:rFonts w:ascii="Times New Roman" w:hAnsi="Times New Roman" w:eastAsia="Malgun Gothic"/>
+          <w:b w:val="0"/>
+          <w:i w:val="0"/>
+          <w:sz w:val="22"/>
+        </w:rPr>
+        <w:t xml:space="preserve"> Малышев подал в отставку, кстати. Не смог смириться с направлением политики.</w:t>
+      </w:r>
+    </w:p>
+    <w:p>
+      <w:pPr>
+        <w:spacing w:before="0" w:after="110" w:line="300" w:lineRule="auto"/>
+      </w:pPr>
+      <w:r>
+        <w:rPr>
+          <w:rFonts w:ascii="Times New Roman" w:hAnsi="Times New Roman" w:eastAsia="Malgun Gothic"/>
+          <w:b/>
+          <w:i w:val="0"/>
+          <w:sz w:val="22"/>
+        </w:rPr>
+        <w:t xml:space="preserve">Лёша: </w:t>
+      </w:r>
+      <w:r>
+        <w:rPr>
+          <w:rFonts w:ascii="Times New Roman" w:hAnsi="Times New Roman" w:eastAsia="Malgun Gothic"/>
+          <w:b w:val="0"/>
+          <w:i w:val="0"/>
+          <w:sz w:val="22"/>
+        </w:rPr>
+        <w:t>Жаль, но ожидаемо. Найдите достойную замену — человека, который понимает, что сила страны не измеряется только готовностью воевать бесконечно.</w:t>
+      </w:r>
+    </w:p>
+    <w:p>
+      <w:pPr>
+        <w:spacing w:before="0" w:after="110" w:line="300" w:lineRule="auto"/>
+      </w:pPr>
+      <w:r>
+        <w:rPr>
+          <w:rFonts w:ascii="Times New Roman" w:hAnsi="Times New Roman" w:eastAsia="Malgun Gothic"/>
+          <w:b/>
+          <w:i w:val="0"/>
+          <w:sz w:val="22"/>
+        </w:rPr>
+        <w:t xml:space="preserve">Ирина: </w:t>
+      </w:r>
+      <w:r>
+        <w:rPr>
+          <w:rFonts w:ascii="Times New Roman" w:hAnsi="Times New Roman" w:eastAsia="Malgun Gothic"/>
+          <w:b w:val="0"/>
+          <w:i w:val="0"/>
+          <w:sz w:val="22"/>
+        </w:rPr>
+        <w:t>Найдём, Алексей Николаевич.</w:t>
+      </w:r>
+    </w:p>
+    <w:p>
+      <w:pPr>
+        <w:spacing w:before="0" w:after="110" w:line="300" w:lineRule="auto"/>
+      </w:pPr>
+      <w:r>
+        <w:rPr>
+          <w:rFonts w:ascii="Times New Roman" w:hAnsi="Times New Roman" w:eastAsia="Malgun Gothic"/>
+          <w:b/>
+          <w:i w:val="0"/>
+          <w:sz w:val="22"/>
+        </w:rPr>
+        <w:t xml:space="preserve">Катя: </w:t>
+      </w:r>
+      <w:r>
+        <w:rPr>
+          <w:rFonts w:ascii="Times New Roman" w:hAnsi="Times New Roman" w:eastAsia="Malgun Gothic"/>
+          <w:b w:val="0"/>
+          <w:i/>
+          <w:color w:val="555555"/>
+          <w:sz w:val="22"/>
+        </w:rPr>
+        <w:t>(у двери)</w:t>
+      </w:r>
+      <w:r>
+        <w:rPr>
+          <w:rFonts w:ascii="Times New Roman" w:hAnsi="Times New Roman" w:eastAsia="Malgun Gothic"/>
+          <w:b w:val="0"/>
+          <w:i w:val="0"/>
+          <w:sz w:val="22"/>
+        </w:rPr>
+        <w:t xml:space="preserve"> И ещё. Звонила Вера Суворова. Просила передать одно слово: «спасибо». Сказала, вы поймёте.</w:t>
+      </w:r>
+    </w:p>
+    <w:p>
+      <w:pPr>
+        <w:spacing w:before="0" w:after="110" w:line="300" w:lineRule="auto"/>
+      </w:pPr>
+      <w:r>
+        <w:rPr>
+          <w:rFonts w:ascii="Times New Roman" w:hAnsi="Times New Roman" w:eastAsia="Malgun Gothic"/>
+          <w:b/>
+          <w:i w:val="0"/>
+          <w:sz w:val="22"/>
+        </w:rPr>
+        <w:t xml:space="preserve">Лёша: </w:t>
+      </w:r>
+      <w:r>
+        <w:rPr>
+          <w:rFonts w:ascii="Times New Roman" w:hAnsi="Times New Roman" w:eastAsia="Malgun Gothic"/>
+          <w:b w:val="0"/>
+          <w:i w:val="0"/>
+          <w:sz w:val="22"/>
+        </w:rPr>
+        <w:t xml:space="preserve">Понял. </w:t>
+      </w:r>
+      <w:r>
+        <w:rPr>
+          <w:rFonts w:ascii="Times New Roman" w:hAnsi="Times New Roman" w:eastAsia="Malgun Gothic"/>
+          <w:b w:val="0"/>
+          <w:i/>
+          <w:color w:val="555555"/>
+          <w:sz w:val="22"/>
+        </w:rPr>
+        <w:t>(пауза)</w:t>
+      </w:r>
+      <w:r>
+        <w:rPr>
+          <w:rFonts w:ascii="Times New Roman" w:hAnsi="Times New Roman" w:eastAsia="Malgun Gothic"/>
+          <w:b w:val="0"/>
+          <w:i w:val="0"/>
+          <w:sz w:val="22"/>
+        </w:rPr>
+        <w:t xml:space="preserve"> Это слово, Катя, дороже любых процентов.</w:t>
+      </w:r>
+    </w:p>
+    <w:p>
+      <w:pPr>
+        <w:spacing w:before="0" w:after="110" w:line="300" w:lineRule="auto"/>
+      </w:pPr>
+      <w:r>
+        <w:rPr>
+          <w:rFonts w:ascii="Times New Roman" w:hAnsi="Times New Roman" w:eastAsia="Malgun Gothic"/>
+          <w:b/>
+          <w:i w:val="0"/>
+          <w:sz w:val="22"/>
+        </w:rPr>
+        <w:t xml:space="preserve">Катя: </w:t>
+      </w:r>
+      <w:r>
+        <w:rPr>
+          <w:rFonts w:ascii="Times New Roman" w:hAnsi="Times New Roman" w:eastAsia="Malgun Gothic"/>
+          <w:b w:val="0"/>
+          <w:i w:val="0"/>
+          <w:sz w:val="22"/>
+        </w:rPr>
+        <w:t>В опросах его, к сожалению, не учитывают.</w:t>
+      </w:r>
+    </w:p>
+    <w:p>
+      <w:pPr>
+        <w:spacing w:before="0" w:after="110" w:line="300" w:lineRule="auto"/>
+      </w:pPr>
+      <w:r>
+        <w:rPr>
+          <w:rFonts w:ascii="Times New Roman" w:hAnsi="Times New Roman" w:eastAsia="Malgun Gothic"/>
+          <w:b/>
+          <w:i w:val="0"/>
+          <w:sz w:val="22"/>
+        </w:rPr>
+        <w:t xml:space="preserve">Лёша: </w:t>
+      </w:r>
+      <w:r>
+        <w:rPr>
+          <w:rFonts w:ascii="Times New Roman" w:hAnsi="Times New Roman" w:eastAsia="Malgun Gothic"/>
+          <w:b w:val="0"/>
+          <w:i/>
+          <w:color w:val="555555"/>
+          <w:sz w:val="22"/>
+        </w:rPr>
+        <w:t>(глядя на карту, где линия фронта впервые за три года отмечена не сплошным красным, а пунктиром переговоров)</w:t>
+      </w:r>
+      <w:r>
+        <w:rPr>
+          <w:rFonts w:ascii="Times New Roman" w:hAnsi="Times New Roman" w:eastAsia="Malgun Gothic"/>
+          <w:b w:val="0"/>
+          <w:i w:val="0"/>
+          <w:sz w:val="22"/>
+        </w:rPr>
+        <w:t xml:space="preserve"> Помните, у Толстого князь Андрей лежит под Аустерлицем и смотрит в небо? «Да! всё пустое, всё обман, кроме этого бесконечного неба».</w:t>
+      </w:r>
+    </w:p>
+    <w:p>
+      <w:pPr>
+        <w:spacing w:before="0" w:after="110" w:line="300" w:lineRule="auto"/>
+      </w:pPr>
+      <w:r>
+        <w:rPr>
+          <w:rFonts w:ascii="Times New Roman" w:hAnsi="Times New Roman" w:eastAsia="Malgun Gothic"/>
+          <w:b/>
+          <w:i w:val="0"/>
+          <w:sz w:val="22"/>
+        </w:rPr>
+        <w:t xml:space="preserve">Ирина: </w:t>
+      </w:r>
+      <w:r>
+        <w:rPr>
+          <w:rFonts w:ascii="Times New Roman" w:hAnsi="Times New Roman" w:eastAsia="Malgun Gothic"/>
+          <w:b w:val="0"/>
+          <w:i w:val="0"/>
+          <w:sz w:val="22"/>
+        </w:rPr>
+        <w:t>Он понял это, только когда упал.</w:t>
+      </w:r>
+    </w:p>
+    <w:p>
+      <w:pPr>
+        <w:spacing w:before="0" w:after="110" w:line="300" w:lineRule="auto"/>
+      </w:pPr>
+      <w:r>
+        <w:rPr>
+          <w:rFonts w:ascii="Times New Roman" w:hAnsi="Times New Roman" w:eastAsia="Malgun Gothic"/>
+          <w:b/>
+          <w:i w:val="0"/>
+          <w:sz w:val="22"/>
+        </w:rPr>
+        <w:t xml:space="preserve">Лёша: </w:t>
+      </w:r>
+      <w:r>
+        <w:rPr>
+          <w:rFonts w:ascii="Times New Roman" w:hAnsi="Times New Roman" w:eastAsia="Malgun Gothic"/>
+          <w:b w:val="0"/>
+          <w:i w:val="0"/>
+          <w:sz w:val="22"/>
+        </w:rPr>
+        <w:t xml:space="preserve">Вот именно. Я хочу, чтобы хоть кто-то в этой стране понял это, не падая. </w:t>
+      </w:r>
+      <w:r>
+        <w:rPr>
+          <w:rFonts w:ascii="Times New Roman" w:hAnsi="Times New Roman" w:eastAsia="Malgun Gothic"/>
+          <w:b w:val="0"/>
+          <w:i/>
+          <w:color w:val="555555"/>
+          <w:sz w:val="22"/>
+        </w:rPr>
+        <w:t>(пауза)</w:t>
+      </w:r>
+      <w:r>
+        <w:rPr>
+          <w:rFonts w:ascii="Times New Roman" w:hAnsi="Times New Roman" w:eastAsia="Malgun Gothic"/>
+          <w:b w:val="0"/>
+          <w:i w:val="0"/>
+          <w:sz w:val="22"/>
+        </w:rPr>
+        <w:t xml:space="preserve"> Паша не дожил до этого дня. Но, думаю, он был бы рад узнать, что хотя бы одна война начала заканчиваться.</w:t>
+      </w:r>
+    </w:p>
+    <w:p>
+      <w:pPr>
+        <w:keepNext/>
+        <w:spacing w:before="320" w:after="140"/>
+      </w:pPr>
+      <w:r>
+        <w:rPr>
+          <w:rFonts w:ascii="Times New Roman" w:hAnsi="Times New Roman" w:eastAsia="Malgun Gothic"/>
+          <w:b/>
+          <w:i w:val="0"/>
+          <w:color w:val="1F3864"/>
+          <w:sz w:val="26"/>
+        </w:rPr>
+        <w:t>핵심 문학 인용</w:t>
+      </w:r>
+    </w:p>
+    <w:p>
+      <w:pPr>
+        <w:spacing w:before="0" w:after="120"/>
+      </w:pPr>
+      <w:r>
+        <w:rPr>
+          <w:rFonts w:ascii="Times New Roman" w:hAnsi="Times New Roman" w:eastAsia="Malgun Gothic"/>
+          <w:b/>
+          <w:i w:val="0"/>
+          <w:sz w:val="22"/>
+        </w:rPr>
+        <w:t>Русская пословица: «Доверяй, но проверяй»</w:t>
+      </w:r>
+      <w:r>
+        <w:rPr>
+          <w:rFonts w:ascii="Times New Roman" w:hAnsi="Times New Roman" w:eastAsia="Malgun Gothic"/>
+          <w:b w:val="0"/>
+          <w:i w:val="0"/>
+          <w:sz w:val="22"/>
+        </w:rPr>
+        <w:t xml:space="preserve"> — 1987년 레이건이 고르바초프에게 러시아어로 말해 서방에 널리 알려진 속담. 신뢰 회복은 느리다는 EU 대표 브레너가 이 속담을 꺼내자, 료샤는 "우리는 흔히 앞부분만 기억한다"며 국제 감시단이 불편한 것까지 전부 검증하게 하자고 역제안하고(장면 5), 휴전 뒤 "반쪽이 아니라 통째로"라는 말로 되돌려 준다(장면 14).</w:t>
+      </w:r>
+    </w:p>
+    <w:p>
+      <w:pPr>
+        <w:spacing w:before="0" w:after="120"/>
+      </w:pPr>
+      <w:r>
+        <w:rPr>
+          <w:rFonts w:ascii="Times New Roman" w:hAnsi="Times New Roman" w:eastAsia="Malgun Gothic"/>
+          <w:b/>
+          <w:i w:val="0"/>
+          <w:sz w:val="22"/>
+        </w:rPr>
+        <w:t>Толстой, «Война и мир» (князь Андрей Болконский): «Да! всё пустое, всё обман, кроме этого бесконечного неба»</w:t>
+      </w:r>
+      <w:r>
+        <w:rPr>
+          <w:rFonts w:ascii="Times New Roman" w:hAnsi="Times New Roman" w:eastAsia="Malgun Gothic"/>
+          <w:b w:val="0"/>
+          <w:i w:val="0"/>
+          <w:sz w:val="22"/>
+        </w:rPr>
+        <w:t xml:space="preserve"> — 아우스터리츠 전장에서 쓰러진 안드레이 공작의 깨달음. 료샤가 휴전선이 점선으로 바뀐 지도 앞에서 이리나에게 인용하며, 쓰러지지 않고도 전쟁의 헛됨을 깨닫는 나라를 바란다(장면 15).</w:t>
+      </w:r>
+    </w:p>
+    <w:p>
+      <w:pPr>
+        <w:spacing w:before="240" w:after="110"/>
+      </w:pPr>
+      <w:r>
+        <w:rPr>
+          <w:rFonts w:ascii="Times New Roman" w:hAnsi="Times New Roman" w:eastAsia="Malgun Gothic"/>
+          <w:b w:val="0"/>
+          <w:i/>
+          <w:color w:val="555555"/>
+          <w:sz w:val="22"/>
+        </w:rPr>
+        <w:t>[6화 끝 — 다음 화 예고: 「쿠데타 시도」, 구체제 잔당 대령이 병력을 이끌고 모스크바로 진군하고, 료샤는 이리나와 함께 총 한 발 없이 이를 막아 내려 한다.]</w:t>
       </w:r>
     </w:p>
     <w:sectPr>

--- a/러시아 인권변호사/5부/5부_6화_국제적_고립과_압박.docx
+++ b/러시아 인권변호사/5부/5부_6화_국제적_고립과_압박.docx
@@ -1873,7 +1873,7 @@
           <w:i w:val="0"/>
           <w:sz w:val="22"/>
         </w:rPr>
-        <w:t xml:space="preserve"> Скажу честно, господин президент: у нас дома тоже есть свой Малышев. И свой ток-шоу.</w:t>
+        <w:t xml:space="preserve"> Скажу честно, господин президент: у нас дома тоже есть свой Малышев. И своё ток-шоу.</w:t>
       </w:r>
     </w:p>
     <w:p>

--- a/러시아 인권변호사/5부/5부_6화_국제적_고립과_압박.docx
+++ b/러시아 인권변호사/5부/5부_6화_국제적_고립과_압박.docx
@@ -4346,7 +4346,7 @@
           <w:i w:val="0"/>
           <w:sz w:val="22"/>
         </w:rPr>
-        <w:t xml:space="preserve"> — 1987년 레이건이 고르바초프에게 러시아어로 말해 서방에 널리 알려진 속담. 신뢰 회복은 느리다는 EU 대표 브레너가 이 속담을 꺼내자, 료샤는 "우리는 흔히 앞부분만 기억한다"며 국제 감시단이 불편한 것까지 전부 검증하게 하자고 역제안하고(장면 5), 휴전 뒤 "반쪽이 아니라 통째로"라는 말로 되돌려 준다(장면 14).</w:t>
+        <w:t xml:space="preserve"> — 한국어 해설: 1987년 레이건이 고르바초프에게 러시아어로 말해 서방에 널리 알려진 속담. 신뢰 회복은 느리다는 EU 대표 브레너가 이 속담을 꺼내자, 료샤는 "우리는 흔히 앞부분만 기억한다"며 국제 감시단이 불편한 것까지 전부 검증하게 하자고 역제안하고(장면 5), 휴전 뒤 "반쪽이 아니라 통째로"라는 말로 되돌려 준다(장면 14).</w:t>
       </w:r>
     </w:p>
     <w:p>
@@ -4369,7 +4369,7 @@
           <w:i w:val="0"/>
           <w:sz w:val="22"/>
         </w:rPr>
-        <w:t xml:space="preserve"> — 아우스터리츠 전장에서 쓰러진 안드레이 공작의 깨달음. 료샤가 휴전선이 점선으로 바뀐 지도 앞에서 이리나에게 인용하며, 쓰러지지 않고도 전쟁의 헛됨을 깨닫는 나라를 바란다(장면 15).</w:t>
+        <w:t xml:space="preserve"> — 한국어 해설: 아우스터리츠 전장에서 쓰러진 안드레이 공작의 깨달음. 료샤가 휴전선이 점선으로 바뀐 지도 앞에서 이리나에게 인용하며, 쓰러지지 않고도 전쟁의 헛됨을 깨닫는 나라를 바란다(장면 15).</w:t>
       </w:r>
     </w:p>
     <w:p>
